--- a/srs_hutch.id_Kel2_REAL._1.3.docx
+++ b/srs_hutch.id_Kel2_REAL._1.3.docx
@@ -2625,18 +2625,7 @@
                 <w:sz w:val="24"/>
                 <w:szCs w:val="24"/>
               </w:rPr>
-              <w:t>BAB V - PERSYARATAN NON-FUNGSIONAL</w:t>
-            </w:r>
-            <w:r>
-              <w:rPr>
-                <w:rFonts w:ascii="Times New Roman" w:eastAsia="Times New Roman" w:hAnsi="Times New Roman" w:cs="Times New Roman"/>
-                <w:b/>
-                <w:bCs/>
-                <w:color w:val="000000"/>
-                <w:sz w:val="24"/>
-                <w:szCs w:val="24"/>
-              </w:rPr>
-              <w:t>5.1 Persyaratan Kinerja</w:t>
+              <w:t>BAB V - PERSYARATAN NON-FUNGSIONAL5.1 Persyaratan Kinerja</w:t>
             </w:r>
             <w:r>
               <w:rPr>
@@ -4222,7 +4211,7 @@
       </w:r>
       <w:r>
         <w:pict w14:anchorId="1AB4335F">
-          <v:rect id="_x0000_i1246" style="width:0;height:1.5pt" o:hralign="center" o:hrstd="t" o:hr="t" fillcolor="#a0a0a0" stroked="f"/>
+          <v:rect id="_x0000_i1026" style="width:0;height:1.5pt" o:hralign="center" o:hrstd="t" o:hr="t" fillcolor="#a0a0a0" stroked="f"/>
         </w:pict>
       </w:r>
       <w:r>
@@ -4769,6 +4758,7 @@
                 <w:sz w:val="24"/>
                 <w:szCs w:val="24"/>
               </w:rPr>
+              <w:lastRenderedPageBreak/>
               <w:t>REQ-PO-###</w:t>
             </w:r>
           </w:p>
@@ -5755,6 +5745,7 @@
       <w:bookmarkStart w:id="9" w:name="_7ifm3rovzakg" w:colFirst="0" w:colLast="0"/>
       <w:bookmarkEnd w:id="9"/>
       <w:r>
+        <w:lastRenderedPageBreak/>
         <w:t>1.4. Ruang Lingkup</w:t>
       </w:r>
     </w:p>
@@ -6305,7 +6296,7 @@
       </w:r>
       <w:r>
         <w:pict w14:anchorId="0E23944A">
-          <v:rect id="_x0000_i1247" style="width:0;height:1.5pt" o:hralign="center" o:hrstd="t" o:hr="t" fillcolor="#a0a0a0" stroked="f"/>
+          <v:rect id="_x0000_i1027" style="width:0;height:1.5pt" o:hralign="center" o:hrstd="t" o:hr="t" fillcolor="#a0a0a0" stroked="f"/>
         </w:pict>
       </w:r>
     </w:p>
@@ -6816,6 +6807,7 @@
                 <w:sz w:val="24"/>
                 <w:szCs w:val="24"/>
               </w:rPr>
+              <w:lastRenderedPageBreak/>
               <w:t>Manajemen Status Produksi</w:t>
             </w:r>
           </w:p>
@@ -7837,6 +7829,7 @@
                 <w:sz w:val="24"/>
                 <w:szCs w:val="24"/>
               </w:rPr>
+              <w:lastRenderedPageBreak/>
               <w:t>Operator Gudang</w:t>
             </w:r>
           </w:p>
@@ -8346,6 +8339,24 @@
           <w:sz w:val="24"/>
           <w:szCs w:val="24"/>
         </w:rPr>
+        <w:t>/</w:t>
+      </w:r>
+      <w:proofErr w:type="spellStart"/>
+      <w:r>
+        <w:rPr>
+          <w:rFonts w:ascii="Times New Roman" w:eastAsia="Times New Roman" w:hAnsi="Times New Roman" w:cs="Times New Roman"/>
+          <w:sz w:val="24"/>
+          <w:szCs w:val="24"/>
+        </w:rPr>
+        <w:t>Bootstrap</w:t>
+      </w:r>
+      <w:proofErr w:type="spellEnd"/>
+      <w:r>
+        <w:rPr>
+          <w:rFonts w:ascii="Times New Roman" w:eastAsia="Times New Roman" w:hAnsi="Times New Roman" w:cs="Times New Roman"/>
+          <w:sz w:val="24"/>
+          <w:szCs w:val="24"/>
+        </w:rPr>
         <w:t>)</w:t>
       </w:r>
     </w:p>
@@ -8871,7 +8882,7 @@
       <w:bookmarkEnd w:id="19"/>
       <w:r>
         <w:pict w14:anchorId="05FC8705">
-          <v:rect id="_x0000_i1248" style="width:0;height:1.5pt" o:hralign="center" o:hrstd="t" o:hr="t" fillcolor="#a0a0a0" stroked="f"/>
+          <v:rect id="_x0000_i1028" style="width:0;height:1.5pt" o:hralign="center" o:hrstd="t" o:hr="t" fillcolor="#a0a0a0" stroked="f"/>
         </w:pict>
       </w:r>
       <w:r>
@@ -9319,6 +9330,7 @@
                 <w:sz w:val="24"/>
                 <w:szCs w:val="24"/>
               </w:rPr>
+              <w:lastRenderedPageBreak/>
               <w:t>Daftar Pesanan</w:t>
             </w:r>
           </w:p>
@@ -9836,6 +9848,7 @@
                 <w:sz w:val="28"/>
                 <w:szCs w:val="28"/>
               </w:rPr>
+              <w:lastRenderedPageBreak/>
               <w:t>Dashboard</w:t>
             </w:r>
             <w:proofErr w:type="spellEnd"/>
@@ -10127,6 +10140,7 @@
                 <w:sz w:val="24"/>
                 <w:szCs w:val="24"/>
               </w:rPr>
+              <w:lastRenderedPageBreak/>
               <w:drawing>
                 <wp:inline distT="114300" distB="114300" distL="114300" distR="114300" wp14:anchorId="75960C7C" wp14:editId="1869F419">
                   <wp:extent cx="5591175" cy="2628900"/>
@@ -10405,6 +10419,7 @@
                 <w:sz w:val="24"/>
                 <w:szCs w:val="24"/>
               </w:rPr>
+              <w:lastRenderedPageBreak/>
               <w:drawing>
                 <wp:inline distT="114300" distB="114300" distL="114300" distR="114300" wp14:anchorId="58134372" wp14:editId="760F4C2B">
                   <wp:extent cx="5591175" cy="2603500"/>
@@ -11328,6 +11343,7 @@
                 <w:sz w:val="24"/>
                 <w:szCs w:val="24"/>
               </w:rPr>
+              <w:lastRenderedPageBreak/>
               <w:drawing>
                 <wp:inline distT="114300" distB="114300" distL="114300" distR="114300" wp14:anchorId="5DFF6AC9" wp14:editId="2AB07BFC">
                   <wp:extent cx="1776470" cy="3498559"/>
@@ -12775,6 +12791,7 @@
                 <w:sz w:val="24"/>
                 <w:szCs w:val="24"/>
               </w:rPr>
+              <w:lastRenderedPageBreak/>
               <w:t>POST /api/</w:t>
             </w:r>
             <w:proofErr w:type="spellStart"/>
@@ -13853,7 +13870,7 @@
       </w:r>
       <w:r>
         <w:pict w14:anchorId="187D2E47">
-          <v:rect id="_x0000_i1249" style="width:0;height:1.5pt" o:hralign="center" o:hrstd="t" o:hr="t" fillcolor="#a0a0a0" stroked="f"/>
+          <v:rect id="_x0000_i1029" style="width:0;height:1.5pt" o:hralign="center" o:hrstd="t" o:hr="t" fillcolor="#a0a0a0" stroked="f"/>
         </w:pict>
       </w:r>
       <w:r>
@@ -13940,6 +13957,7 @@
       <w:bookmarkStart w:id="25" w:name="_tuyi805wyqm8" w:colFirst="0" w:colLast="0"/>
       <w:bookmarkEnd w:id="25"/>
       <w:r>
+        <w:lastRenderedPageBreak/>
         <w:t>4.1.2 Alur Stimulus / Respons</w:t>
       </w:r>
     </w:p>
@@ -14471,7 +14489,16 @@
                 <w:sz w:val="24"/>
                 <w:szCs w:val="24"/>
               </w:rPr>
-              <w:t>), tanggal pesanan, data pelanggan, daftar produk beserta jumlah, dan tanggal pengiriman yang diminta.</w:t>
+              <w:t xml:space="preserve">), </w:t>
+            </w:r>
+            <w:r>
+              <w:rPr>
+                <w:rFonts w:ascii="Times New Roman" w:eastAsia="Times New Roman" w:hAnsi="Times New Roman" w:cs="Times New Roman"/>
+                <w:sz w:val="24"/>
+                <w:szCs w:val="24"/>
+              </w:rPr>
+              <w:lastRenderedPageBreak/>
+              <w:t>tanggal pesanan, data pelanggan, daftar produk beserta jumlah, dan tanggal pengiriman yang diminta.</w:t>
             </w:r>
           </w:p>
         </w:tc>
@@ -14506,6 +14533,7 @@
                 <w:sz w:val="24"/>
                 <w:szCs w:val="24"/>
               </w:rPr>
+              <w:lastRenderedPageBreak/>
               <w:t>Tinggi</w:t>
             </w:r>
           </w:p>
@@ -15267,6 +15295,7 @@
                 <w:sz w:val="24"/>
                 <w:szCs w:val="24"/>
               </w:rPr>
+              <w:lastRenderedPageBreak/>
               <w:t>REQ-PO-007</w:t>
             </w:r>
           </w:p>
@@ -15650,6 +15679,7 @@
           <w:sz w:val="24"/>
           <w:szCs w:val="24"/>
         </w:rPr>
+        <w:lastRenderedPageBreak/>
         <w:t>4.2.3 Persyaratan Fungsional</w:t>
       </w:r>
     </w:p>
@@ -16360,7 +16390,16 @@
                 <w:sz w:val="24"/>
                 <w:szCs w:val="24"/>
               </w:rPr>
-              <w:t>Sistem harus menyediakan tombol 'Periksa Ulang Stok' pada halaman detail PO yang memungkinkan pengguna menjalankan kembali pengecekan ketersediaan bahan baku kapan saja selama PO belum berstatus 'Dalam Produksi'.</w:t>
+              <w:t xml:space="preserve">Sistem harus menyediakan tombol 'Periksa Ulang Stok' pada halaman detail PO yang memungkinkan pengguna menjalankan kembali pengecekan </w:t>
+            </w:r>
+            <w:r>
+              <w:rPr>
+                <w:rFonts w:ascii="Times New Roman" w:eastAsia="Times New Roman" w:hAnsi="Times New Roman" w:cs="Times New Roman"/>
+                <w:sz w:val="24"/>
+                <w:szCs w:val="24"/>
+              </w:rPr>
+              <w:lastRenderedPageBreak/>
+              <w:t>ketersediaan bahan baku kapan saja selama PO belum berstatus 'Dalam Produksi'.</w:t>
             </w:r>
           </w:p>
         </w:tc>
@@ -16395,6 +16434,7 @@
                 <w:sz w:val="24"/>
                 <w:szCs w:val="24"/>
               </w:rPr>
+              <w:lastRenderedPageBreak/>
               <w:t>Sedang</w:t>
             </w:r>
           </w:p>
@@ -17515,6 +17555,7 @@
                 <w:sz w:val="24"/>
                 <w:szCs w:val="24"/>
               </w:rPr>
+              <w:lastRenderedPageBreak/>
               <w:t>Status</w:t>
             </w:r>
           </w:p>
@@ -18717,6 +18758,7 @@
                 <w:sz w:val="24"/>
                 <w:szCs w:val="24"/>
               </w:rPr>
+              <w:lastRenderedPageBreak/>
               <w:t>Kode</w:t>
             </w:r>
           </w:p>
@@ -19508,6 +19550,7 @@
                 <w:sz w:val="24"/>
                 <w:szCs w:val="24"/>
               </w:rPr>
+              <w:lastRenderedPageBreak/>
               <w:t>REQ-PO-018</w:t>
             </w:r>
           </w:p>
@@ -20259,6 +20302,7 @@
                 <w:sz w:val="24"/>
                 <w:szCs w:val="24"/>
               </w:rPr>
+              <w:lastRenderedPageBreak/>
               <w:t>2</w:t>
             </w:r>
           </w:p>
@@ -21274,6 +21318,7 @@
                 <w:sz w:val="24"/>
                 <w:szCs w:val="24"/>
               </w:rPr>
+              <w:lastRenderedPageBreak/>
               <w:t>REQ-PO-019</w:t>
             </w:r>
           </w:p>
@@ -22057,7 +22102,16 @@
                 <w:sz w:val="24"/>
                 <w:szCs w:val="24"/>
               </w:rPr>
-              <w:t>Sistem harus menyediakan halaman daftar pesanan berupa tabel yang dapat difilter berdasarkan: status, rentang tanggal pesanan, dan nama pelanggan. Kolom tabel minimal: Nomor PO, Tanggal, Nama Pelanggan, Total Nilai, Status.</w:t>
+              <w:t xml:space="preserve">Sistem harus menyediakan halaman daftar pesanan berupa tabel yang dapat difilter berdasarkan: status, rentang tanggal pesanan, dan nama pelanggan. Kolom </w:t>
+            </w:r>
+            <w:r>
+              <w:rPr>
+                <w:rFonts w:ascii="Times New Roman" w:eastAsia="Times New Roman" w:hAnsi="Times New Roman" w:cs="Times New Roman"/>
+                <w:sz w:val="24"/>
+                <w:szCs w:val="24"/>
+              </w:rPr>
+              <w:lastRenderedPageBreak/>
+              <w:t>tabel minimal: Nomor PO, Tanggal, Nama Pelanggan, Total Nilai, Status.</w:t>
             </w:r>
           </w:p>
         </w:tc>
@@ -22092,6 +22146,7 @@
                 <w:sz w:val="24"/>
                 <w:szCs w:val="24"/>
               </w:rPr>
+              <w:lastRenderedPageBreak/>
               <w:t>Sedang</w:t>
             </w:r>
           </w:p>
@@ -22635,7 +22690,7 @@
       </w:r>
       <w:r>
         <w:pict w14:anchorId="15650A0D">
-          <v:rect id="_x0000_i1250" style="width:0;height:1.5pt" o:hralign="center" o:hrstd="t" o:hr="t" fillcolor="#a0a0a0" stroked="f"/>
+          <v:rect id="_x0000_i1030" style="width:0;height:1.5pt" o:hralign="center" o:hrstd="t" o:hr="t" fillcolor="#a0a0a0" stroked="f"/>
         </w:pict>
       </w:r>
       <w:r>
@@ -23406,6 +23461,7 @@
           <w:sz w:val="24"/>
           <w:szCs w:val="24"/>
         </w:rPr>
+        <w:lastRenderedPageBreak/>
         <w:t>•     REQ-NFR-PO-008: Seluruh data pelanggan (nama, alamat, telepon, email) dikelola sesuai UU PDP No. 27 Tahun 2022 dan tidak dibagikan ke pihak ketiga tanpa persetujuan</w:t>
       </w:r>
     </w:p>
@@ -23691,11 +23747,12 @@
       <w:bookmarkStart w:id="45" w:name="_tj8tb081t0ux" w:colFirst="0" w:colLast="0"/>
       <w:bookmarkEnd w:id="45"/>
       <w:r>
+        <w:lastRenderedPageBreak/>
         <w:t>BAB VI - DESAIN BASIS DATA</w:t>
       </w:r>
       <w:r>
         <w:pict w14:anchorId="603F474C">
-          <v:rect id="_x0000_i1251" style="width:0;height:1.5pt" o:hralign="center" o:hrstd="t" o:hr="t" fillcolor="#a0a0a0" stroked="f"/>
+          <v:rect id="_x0000_i1031" style="width:0;height:1.5pt" o:hralign="center" o:hrstd="t" o:hr="t" fillcolor="#a0a0a0" stroked="f"/>
         </w:pict>
       </w:r>
       <w:r>
@@ -24927,6 +24984,7 @@
       <w:bookmarkStart w:id="46" w:name="_o7am9sxm9xjc" w:colFirst="0" w:colLast="0"/>
       <w:bookmarkEnd w:id="46"/>
       <w:r>
+        <w:lastRenderedPageBreak/>
         <w:t>6.2 Relasi Antar Tabel</w:t>
       </w:r>
     </w:p>
@@ -25509,6 +25567,7 @@
         <w:rPr>
           <w:lang w:val="sv-SE"/>
         </w:rPr>
+        <w:lastRenderedPageBreak/>
         <w:t>BAB VII – MANAJEMEN PROYEK DAN PEMBAGIAN TUGAS TIM</w:t>
       </w:r>
     </w:p>
@@ -25615,7 +25674,6 @@
         <w:tc>
           <w:tcPr>
             <w:tcW w:w="1084" w:type="dxa"/>
-            <w:shd w:val="clear" w:color="auto" w:fill="auto"/>
             <w:vAlign w:val="center"/>
             <w:hideMark/>
           </w:tcPr>
@@ -25644,7 +25702,6 @@
         <w:tc>
           <w:tcPr>
             <w:tcW w:w="1429" w:type="dxa"/>
-            <w:shd w:val="clear" w:color="auto" w:fill="auto"/>
             <w:vAlign w:val="center"/>
             <w:hideMark/>
           </w:tcPr>
@@ -25673,7 +25730,6 @@
         <w:tc>
           <w:tcPr>
             <w:tcW w:w="1773" w:type="dxa"/>
-            <w:shd w:val="clear" w:color="auto" w:fill="auto"/>
             <w:vAlign w:val="center"/>
             <w:hideMark/>
           </w:tcPr>
@@ -25702,7 +25758,6 @@
         <w:tc>
           <w:tcPr>
             <w:tcW w:w="1734" w:type="dxa"/>
-            <w:shd w:val="clear" w:color="auto" w:fill="auto"/>
             <w:vAlign w:val="center"/>
             <w:hideMark/>
           </w:tcPr>
@@ -25743,7 +25798,6 @@
         <w:tc>
           <w:tcPr>
             <w:tcW w:w="2819" w:type="dxa"/>
-            <w:shd w:val="clear" w:color="auto" w:fill="auto"/>
             <w:vAlign w:val="center"/>
             <w:hideMark/>
           </w:tcPr>
@@ -25788,7 +25842,6 @@
         <w:tc>
           <w:tcPr>
             <w:tcW w:w="1084" w:type="dxa"/>
-            <w:shd w:val="clear" w:color="auto" w:fill="auto"/>
             <w:vAlign w:val="center"/>
             <w:hideMark/>
           </w:tcPr>
@@ -25817,7 +25870,6 @@
         <w:tc>
           <w:tcPr>
             <w:tcW w:w="1429" w:type="dxa"/>
-            <w:shd w:val="clear" w:color="auto" w:fill="auto"/>
             <w:vAlign w:val="center"/>
             <w:hideMark/>
           </w:tcPr>
@@ -25846,7 +25898,6 @@
         <w:tc>
           <w:tcPr>
             <w:tcW w:w="1773" w:type="dxa"/>
-            <w:shd w:val="clear" w:color="auto" w:fill="auto"/>
             <w:vAlign w:val="center"/>
             <w:hideMark/>
           </w:tcPr>
@@ -25875,7 +25926,6 @@
         <w:tc>
           <w:tcPr>
             <w:tcW w:w="1734" w:type="dxa"/>
-            <w:shd w:val="clear" w:color="auto" w:fill="auto"/>
             <w:vAlign w:val="center"/>
             <w:hideMark/>
           </w:tcPr>
@@ -25904,7 +25954,6 @@
         <w:tc>
           <w:tcPr>
             <w:tcW w:w="2819" w:type="dxa"/>
-            <w:shd w:val="clear" w:color="auto" w:fill="auto"/>
             <w:vAlign w:val="center"/>
             <w:hideMark/>
           </w:tcPr>
@@ -25938,7 +25987,6 @@
         <w:tc>
           <w:tcPr>
             <w:tcW w:w="1084" w:type="dxa"/>
-            <w:shd w:val="clear" w:color="auto" w:fill="auto"/>
             <w:vAlign w:val="center"/>
             <w:hideMark/>
           </w:tcPr>
@@ -25967,7 +26015,6 @@
         <w:tc>
           <w:tcPr>
             <w:tcW w:w="1429" w:type="dxa"/>
-            <w:shd w:val="clear" w:color="auto" w:fill="auto"/>
             <w:vAlign w:val="center"/>
             <w:hideMark/>
           </w:tcPr>
@@ -25996,7 +26043,6 @@
         <w:tc>
           <w:tcPr>
             <w:tcW w:w="1773" w:type="dxa"/>
-            <w:shd w:val="clear" w:color="auto" w:fill="auto"/>
             <w:vAlign w:val="center"/>
             <w:hideMark/>
           </w:tcPr>
@@ -26025,7 +26071,6 @@
         <w:tc>
           <w:tcPr>
             <w:tcW w:w="1734" w:type="dxa"/>
-            <w:shd w:val="clear" w:color="auto" w:fill="auto"/>
             <w:vAlign w:val="center"/>
             <w:hideMark/>
           </w:tcPr>
@@ -26054,7 +26099,6 @@
         <w:tc>
           <w:tcPr>
             <w:tcW w:w="2819" w:type="dxa"/>
-            <w:shd w:val="clear" w:color="auto" w:fill="auto"/>
             <w:vAlign w:val="center"/>
             <w:hideMark/>
           </w:tcPr>
@@ -26088,7 +26132,6 @@
         <w:tc>
           <w:tcPr>
             <w:tcW w:w="1084" w:type="dxa"/>
-            <w:shd w:val="clear" w:color="auto" w:fill="auto"/>
             <w:vAlign w:val="center"/>
             <w:hideMark/>
           </w:tcPr>
@@ -26117,7 +26160,6 @@
         <w:tc>
           <w:tcPr>
             <w:tcW w:w="1429" w:type="dxa"/>
-            <w:shd w:val="clear" w:color="auto" w:fill="auto"/>
             <w:vAlign w:val="center"/>
             <w:hideMark/>
           </w:tcPr>
@@ -26146,7 +26188,6 @@
         <w:tc>
           <w:tcPr>
             <w:tcW w:w="1773" w:type="dxa"/>
-            <w:shd w:val="clear" w:color="auto" w:fill="auto"/>
             <w:vAlign w:val="center"/>
             <w:hideMark/>
           </w:tcPr>
@@ -26175,7 +26216,6 @@
         <w:tc>
           <w:tcPr>
             <w:tcW w:w="1734" w:type="dxa"/>
-            <w:shd w:val="clear" w:color="auto" w:fill="auto"/>
             <w:vAlign w:val="center"/>
             <w:hideMark/>
           </w:tcPr>
@@ -26204,7 +26244,6 @@
         <w:tc>
           <w:tcPr>
             <w:tcW w:w="2819" w:type="dxa"/>
-            <w:shd w:val="clear" w:color="auto" w:fill="auto"/>
             <w:vAlign w:val="center"/>
             <w:hideMark/>
           </w:tcPr>
@@ -26226,7 +26265,17 @@
                 <w:szCs w:val="24"/>
                 <w:lang w:val="sv-SE"/>
               </w:rPr>
-              <w:t>Mengembangkan tampilan antarmuka website, mengintegrasikan desain dengan sistem backend, serta memastikan pengalaman pengguna berjalan optimal.</w:t>
+              <w:t xml:space="preserve">Mengembangkan tampilan antarmuka website, mengintegrasikan desain dengan sistem backend, serta memastikan </w:t>
+            </w:r>
+            <w:r>
+              <w:rPr>
+                <w:rFonts w:ascii="Times New Roman" w:eastAsia="Times New Roman" w:hAnsi="Times New Roman" w:cs="Times New Roman"/>
+                <w:sz w:val="24"/>
+                <w:szCs w:val="24"/>
+                <w:lang w:val="sv-SE"/>
+              </w:rPr>
+              <w:lastRenderedPageBreak/>
+              <w:t>pengalaman pengguna berjalan optimal.</w:t>
             </w:r>
           </w:p>
         </w:tc>
@@ -26238,7 +26287,6 @@
         <w:tc>
           <w:tcPr>
             <w:tcW w:w="1084" w:type="dxa"/>
-            <w:shd w:val="clear" w:color="auto" w:fill="auto"/>
             <w:vAlign w:val="center"/>
             <w:hideMark/>
           </w:tcPr>
@@ -26260,6 +26308,7 @@
                 <w:szCs w:val="24"/>
                 <w:lang w:val="en-ID"/>
               </w:rPr>
+              <w:lastRenderedPageBreak/>
               <w:t>4</w:t>
             </w:r>
           </w:p>
@@ -26267,7 +26316,6 @@
         <w:tc>
           <w:tcPr>
             <w:tcW w:w="1429" w:type="dxa"/>
-            <w:shd w:val="clear" w:color="auto" w:fill="auto"/>
             <w:vAlign w:val="center"/>
             <w:hideMark/>
           </w:tcPr>
@@ -26296,7 +26344,6 @@
         <w:tc>
           <w:tcPr>
             <w:tcW w:w="1773" w:type="dxa"/>
-            <w:shd w:val="clear" w:color="auto" w:fill="auto"/>
             <w:vAlign w:val="center"/>
             <w:hideMark/>
           </w:tcPr>
@@ -26325,7 +26372,6 @@
         <w:tc>
           <w:tcPr>
             <w:tcW w:w="1734" w:type="dxa"/>
-            <w:shd w:val="clear" w:color="auto" w:fill="auto"/>
             <w:vAlign w:val="center"/>
             <w:hideMark/>
           </w:tcPr>
@@ -26356,7 +26402,6 @@
         <w:tc>
           <w:tcPr>
             <w:tcW w:w="2819" w:type="dxa"/>
-            <w:shd w:val="clear" w:color="auto" w:fill="auto"/>
             <w:vAlign w:val="center"/>
             <w:hideMark/>
           </w:tcPr>
@@ -26390,7 +26435,6 @@
         <w:tc>
           <w:tcPr>
             <w:tcW w:w="1084" w:type="dxa"/>
-            <w:shd w:val="clear" w:color="auto" w:fill="auto"/>
             <w:vAlign w:val="center"/>
             <w:hideMark/>
           </w:tcPr>
@@ -26419,7 +26463,6 @@
         <w:tc>
           <w:tcPr>
             <w:tcW w:w="1429" w:type="dxa"/>
-            <w:shd w:val="clear" w:color="auto" w:fill="auto"/>
             <w:vAlign w:val="center"/>
             <w:hideMark/>
           </w:tcPr>
@@ -26459,7 +26502,6 @@
         <w:tc>
           <w:tcPr>
             <w:tcW w:w="1773" w:type="dxa"/>
-            <w:shd w:val="clear" w:color="auto" w:fill="auto"/>
             <w:vAlign w:val="center"/>
             <w:hideMark/>
           </w:tcPr>
@@ -26488,7 +26530,6 @@
         <w:tc>
           <w:tcPr>
             <w:tcW w:w="1734" w:type="dxa"/>
-            <w:shd w:val="clear" w:color="auto" w:fill="auto"/>
             <w:vAlign w:val="center"/>
             <w:hideMark/>
           </w:tcPr>
@@ -26517,7 +26558,6 @@
         <w:tc>
           <w:tcPr>
             <w:tcW w:w="2819" w:type="dxa"/>
-            <w:shd w:val="clear" w:color="auto" w:fill="auto"/>
             <w:vAlign w:val="center"/>
             <w:hideMark/>
           </w:tcPr>
@@ -26551,7 +26591,6 @@
         <w:tc>
           <w:tcPr>
             <w:tcW w:w="1084" w:type="dxa"/>
-            <w:shd w:val="clear" w:color="auto" w:fill="auto"/>
             <w:vAlign w:val="center"/>
             <w:hideMark/>
           </w:tcPr>
@@ -26580,7 +26619,6 @@
         <w:tc>
           <w:tcPr>
             <w:tcW w:w="1429" w:type="dxa"/>
-            <w:shd w:val="clear" w:color="auto" w:fill="auto"/>
             <w:vAlign w:val="center"/>
             <w:hideMark/>
           </w:tcPr>
@@ -26613,25 +26651,13 @@
                 <w:szCs w:val="24"/>
                 <w:lang w:val="en-ID"/>
               </w:rPr>
-              <w:t xml:space="preserve"> </w:t>
-            </w:r>
-            <w:proofErr w:type="spellStart"/>
-            <w:r>
-              <w:rPr>
-                <w:rFonts w:ascii="Times New Roman" w:eastAsia="Times New Roman" w:hAnsi="Times New Roman" w:cs="Times New Roman"/>
-                <w:sz w:val="24"/>
-                <w:szCs w:val="24"/>
-                <w:lang w:val="en-ID"/>
-              </w:rPr>
-              <w:t>Rinaldhi</w:t>
-            </w:r>
-            <w:proofErr w:type="spellEnd"/>
+              <w:t xml:space="preserve"> Rinaldhi</w:t>
+            </w:r>
           </w:p>
         </w:tc>
         <w:tc>
           <w:tcPr>
             <w:tcW w:w="1773" w:type="dxa"/>
-            <w:shd w:val="clear" w:color="auto" w:fill="auto"/>
             <w:vAlign w:val="center"/>
             <w:hideMark/>
           </w:tcPr>
@@ -26660,7 +26686,6 @@
         <w:tc>
           <w:tcPr>
             <w:tcW w:w="1734" w:type="dxa"/>
-            <w:shd w:val="clear" w:color="auto" w:fill="auto"/>
             <w:vAlign w:val="center"/>
             <w:hideMark/>
           </w:tcPr>
@@ -26689,7 +26714,6 @@
         <w:tc>
           <w:tcPr>
             <w:tcW w:w="2819" w:type="dxa"/>
-            <w:shd w:val="clear" w:color="auto" w:fill="auto"/>
             <w:vAlign w:val="center"/>
             <w:hideMark/>
           </w:tcPr>
@@ -26723,7 +26747,6 @@
         <w:tc>
           <w:tcPr>
             <w:tcW w:w="1084" w:type="dxa"/>
-            <w:shd w:val="clear" w:color="auto" w:fill="auto"/>
             <w:vAlign w:val="center"/>
             <w:hideMark/>
           </w:tcPr>
@@ -26752,7 +26775,6 @@
         <w:tc>
           <w:tcPr>
             <w:tcW w:w="1429" w:type="dxa"/>
-            <w:shd w:val="clear" w:color="auto" w:fill="auto"/>
             <w:vAlign w:val="center"/>
             <w:hideMark/>
           </w:tcPr>
@@ -26781,7 +26803,6 @@
         <w:tc>
           <w:tcPr>
             <w:tcW w:w="1773" w:type="dxa"/>
-            <w:shd w:val="clear" w:color="auto" w:fill="auto"/>
             <w:vAlign w:val="center"/>
             <w:hideMark/>
           </w:tcPr>
@@ -26810,7 +26831,6 @@
         <w:tc>
           <w:tcPr>
             <w:tcW w:w="1734" w:type="dxa"/>
-            <w:shd w:val="clear" w:color="auto" w:fill="auto"/>
             <w:vAlign w:val="center"/>
             <w:hideMark/>
           </w:tcPr>
@@ -26839,7 +26859,6 @@
         <w:tc>
           <w:tcPr>
             <w:tcW w:w="2819" w:type="dxa"/>
-            <w:shd w:val="clear" w:color="auto" w:fill="auto"/>
             <w:vAlign w:val="center"/>
             <w:hideMark/>
           </w:tcPr>
@@ -26892,6 +26911,7 @@
         <w:rPr>
           <w:lang w:val="sv-SE"/>
         </w:rPr>
+        <w:lastRenderedPageBreak/>
         <w:t>7.3 Mekanisme Koordinasi Tim</w:t>
       </w:r>
     </w:p>
@@ -27455,11 +27475,12 @@
       <w:bookmarkStart w:id="48" w:name="_nldr8bku8mgj" w:colFirst="0" w:colLast="0"/>
       <w:bookmarkEnd w:id="48"/>
       <w:r>
+        <w:lastRenderedPageBreak/>
         <w:t>LAMPIRAN A : MATRIKS PERSYARATAN FUNGSIONAL</w:t>
       </w:r>
       <w:r>
         <w:pict w14:anchorId="769F1FC0">
-          <v:rect id="_x0000_i1252" style="width:0;height:1.5pt" o:hralign="center" o:hrstd="t" o:hr="t" fillcolor="#a0a0a0" stroked="f"/>
+          <v:rect id="_x0000_i1032" style="width:0;height:1.5pt" o:hralign="center" o:hrstd="t" o:hr="t" fillcolor="#a0a0a0" stroked="f"/>
         </w:pict>
       </w:r>
     </w:p>
@@ -28809,6 +28830,7 @@
                 <w:sz w:val="24"/>
                 <w:szCs w:val="24"/>
               </w:rPr>
+              <w:lastRenderedPageBreak/>
               <w:t>REQ-PO-008</w:t>
             </w:r>
           </w:p>
@@ -30161,6 +30183,7 @@
                 <w:sz w:val="24"/>
                 <w:szCs w:val="24"/>
               </w:rPr>
+              <w:lastRenderedPageBreak/>
               <w:t>REQ-PO-017</w:t>
             </w:r>
           </w:p>
@@ -31539,6 +31562,7 @@
                 <w:sz w:val="24"/>
                 <w:szCs w:val="24"/>
               </w:rPr>
+              <w:lastRenderedPageBreak/>
               <w:t>REQ-PO-026</w:t>
             </w:r>
           </w:p>
@@ -31876,11 +31900,12 @@
       <w:bookmarkStart w:id="49" w:name="_ip3skpilk2nc" w:colFirst="0" w:colLast="0"/>
       <w:bookmarkEnd w:id="49"/>
       <w:r>
+        <w:lastRenderedPageBreak/>
         <w:t>LAMPIRAN B : GLOSARIUM</w:t>
       </w:r>
       <w:r>
         <w:pict w14:anchorId="5191ED3A">
-          <v:rect id="_x0000_i1253" style="width:0;height:1.5pt" o:hralign="center" o:hrstd="t" o:hr="t" fillcolor="#a0a0a0" stroked="f"/>
+          <v:rect id="_x0000_i1033" style="width:0;height:1.5pt" o:hralign="center" o:hrstd="t" o:hr="t" fillcolor="#a0a0a0" stroked="f"/>
         </w:pict>
       </w:r>
     </w:p>
@@ -32787,6 +32812,7 @@
                 <w:sz w:val="24"/>
                 <w:szCs w:val="24"/>
               </w:rPr>
+              <w:lastRenderedPageBreak/>
               <w:t>SAK EMKM</w:t>
             </w:r>
           </w:p>
@@ -33233,6 +33259,7 @@
       <w:bookmarkStart w:id="51" w:name="_8sk2bhguw8dn" w:colFirst="0" w:colLast="0"/>
       <w:bookmarkEnd w:id="51"/>
       <w:r>
+        <w:lastRenderedPageBreak/>
         <w:t xml:space="preserve">LAMPIRAN C : Item To Be </w:t>
       </w:r>
       <w:proofErr w:type="spellStart"/>
@@ -33245,7 +33272,7 @@
       </w:r>
       <w:r>
         <w:pict w14:anchorId="6646BA3C">
-          <v:rect id="_x0000_i1254" style="width:0;height:1.5pt" o:hralign="center" o:hrstd="t" o:hr="t" fillcolor="#a0a0a0" stroked="f"/>
+          <v:rect id="_x0000_i1034" style="width:0;height:1.5pt" o:hralign="center" o:hrstd="t" o:hr="t" fillcolor="#a0a0a0" stroked="f"/>
         </w:pict>
       </w:r>
     </w:p>
@@ -34409,6 +34436,7 @@
                 <w:sz w:val="24"/>
                 <w:szCs w:val="24"/>
               </w:rPr>
+              <w:lastRenderedPageBreak/>
               <w:t>TBD-PO-006</w:t>
             </w:r>
           </w:p>
@@ -34827,11 +34855,12 @@
       <w:bookmarkStart w:id="53" w:name="_lnb6r99mc8fk" w:colFirst="0" w:colLast="0"/>
       <w:bookmarkEnd w:id="53"/>
       <w:r>
+        <w:lastRenderedPageBreak/>
         <w:t>LAMPIRAN D : Diagram UML</w:t>
       </w:r>
       <w:r>
         <w:pict w14:anchorId="42638CC7">
-          <v:rect id="_x0000_i1255" style="width:0;height:1.5pt" o:hralign="center" o:hrstd="t" o:hr="t" fillcolor="#a0a0a0" stroked="f"/>
+          <v:rect id="_x0000_i1035" style="width:0;height:1.5pt" o:hralign="center" o:hrstd="t" o:hr="t" fillcolor="#a0a0a0" stroked="f"/>
         </w:pict>
       </w:r>
     </w:p>
@@ -35074,6 +35103,7 @@
           <w:sz w:val="28"/>
           <w:szCs w:val="28"/>
         </w:rPr>
+        <w:lastRenderedPageBreak/>
         <w:t>State Diagram :</w:t>
       </w:r>
     </w:p>
@@ -35283,11 +35313,12 @@
       <w:bookmarkStart w:id="54" w:name="_hovlkbpv3ndx" w:colFirst="0" w:colLast="0"/>
       <w:bookmarkEnd w:id="54"/>
       <w:r>
+        <w:lastRenderedPageBreak/>
         <w:t>LAMPIRAN E :  ENTITY RELATIONSHIP DIAGRAM (ERD)</w:t>
       </w:r>
       <w:r>
         <w:pict w14:anchorId="2D027A45">
-          <v:rect id="_x0000_i1256" style="width:0;height:1.5pt" o:hralign="center" o:hrstd="t" o:hr="t" fillcolor="#a0a0a0" stroked="f"/>
+          <v:rect id="_x0000_i1036" style="width:0;height:1.5pt" o:hralign="center" o:hrstd="t" o:hr="t" fillcolor="#a0a0a0" stroked="f"/>
         </w:pict>
       </w:r>
     </w:p>
@@ -35518,11 +35549,12 @@
       <w:bookmarkStart w:id="55" w:name="_h5oj89b9z5k2" w:colFirst="0" w:colLast="0"/>
       <w:bookmarkEnd w:id="55"/>
       <w:r>
+        <w:lastRenderedPageBreak/>
         <w:t xml:space="preserve">LAMPIRAN F : DIAGRAM TEKNOLOGI &amp; DIAGRAM ARSITEKTUR  </w:t>
       </w:r>
       <w:r>
         <w:pict w14:anchorId="78206FA3">
-          <v:rect id="_x0000_i1245" style="width:0;height:1.5pt" o:hralign="center" o:hrstd="t" o:hr="t" fillcolor="#a0a0a0" stroked="f"/>
+          <v:rect id="_x0000_i1037" style="width:0;height:1.5pt" o:hralign="center" o:hrstd="t" o:hr="t" fillcolor="#a0a0a0" stroked="f"/>
         </w:pict>
       </w:r>
     </w:p>
@@ -36797,6 +36829,7 @@
   <w:style w:type="character" w:default="1" w:styleId="FontParagrafDefault">
     <w:name w:val="Default Paragraph Font"/>
     <w:uiPriority w:val="1"/>
+    <w:semiHidden/>
     <w:unhideWhenUsed/>
   </w:style>
   <w:style w:type="table" w:default="1" w:styleId="TabelNormal">

--- a/srs_hutch.id_Kel2_REAL._1.3.docx
+++ b/srs_hutch.id_Kel2_REAL._1.3.docx
@@ -111,7 +111,6 @@
           <w:szCs w:val="24"/>
         </w:rPr>
       </w:pPr>
-      <w:proofErr w:type="spellStart"/>
       <w:r>
         <w:rPr>
           <w:rFonts w:ascii="Times New Roman" w:eastAsia="Times New Roman" w:hAnsi="Times New Roman" w:cs="Times New Roman"/>
@@ -120,18 +119,7 @@
           <w:sz w:val="24"/>
           <w:szCs w:val="24"/>
         </w:rPr>
-        <w:t>Bag</w:t>
-      </w:r>
-      <w:proofErr w:type="spellEnd"/>
-      <w:r>
-        <w:rPr>
-          <w:rFonts w:ascii="Times New Roman" w:eastAsia="Times New Roman" w:hAnsi="Times New Roman" w:cs="Times New Roman"/>
-          <w:i/>
-          <w:iCs/>
-          <w:sz w:val="24"/>
-          <w:szCs w:val="24"/>
-        </w:rPr>
-        <w:t xml:space="preserve"> Manufacturing &amp; In-House Brand </w:t>
+        <w:t xml:space="preserve">Bag Manufacturing &amp; In-House Brand </w:t>
       </w:r>
     </w:p>
     <w:p>
@@ -148,7 +136,6 @@
           <w:szCs w:val="20"/>
         </w:rPr>
       </w:pPr>
-      <w:proofErr w:type="spellStart"/>
       <w:r>
         <w:rPr>
           <w:rFonts w:ascii="Times New Roman" w:eastAsia="Times New Roman" w:hAnsi="Times New Roman" w:cs="Times New Roman"/>
@@ -158,153 +145,8 @@
           <w:sz w:val="20"/>
           <w:szCs w:val="20"/>
         </w:rPr>
-        <w:t>Custom</w:t>
+        <w:t>Custom Production for Businesses, Ready Bags for Everyone</w:t>
       </w:r>
-      <w:proofErr w:type="spellEnd"/>
-      <w:r>
-        <w:rPr>
-          <w:rFonts w:ascii="Times New Roman" w:eastAsia="Times New Roman" w:hAnsi="Times New Roman" w:cs="Times New Roman"/>
-          <w:i/>
-          <w:iCs/>
-          <w:color w:val="999999"/>
-          <w:sz w:val="20"/>
-          <w:szCs w:val="20"/>
-        </w:rPr>
-        <w:t xml:space="preserve"> </w:t>
-      </w:r>
-      <w:proofErr w:type="spellStart"/>
-      <w:r>
-        <w:rPr>
-          <w:rFonts w:ascii="Times New Roman" w:eastAsia="Times New Roman" w:hAnsi="Times New Roman" w:cs="Times New Roman"/>
-          <w:i/>
-          <w:iCs/>
-          <w:color w:val="999999"/>
-          <w:sz w:val="20"/>
-          <w:szCs w:val="20"/>
-        </w:rPr>
-        <w:t>Production</w:t>
-      </w:r>
-      <w:proofErr w:type="spellEnd"/>
-      <w:r>
-        <w:rPr>
-          <w:rFonts w:ascii="Times New Roman" w:eastAsia="Times New Roman" w:hAnsi="Times New Roman" w:cs="Times New Roman"/>
-          <w:i/>
-          <w:iCs/>
-          <w:color w:val="999999"/>
-          <w:sz w:val="20"/>
-          <w:szCs w:val="20"/>
-        </w:rPr>
-        <w:t xml:space="preserve"> </w:t>
-      </w:r>
-      <w:proofErr w:type="spellStart"/>
-      <w:r>
-        <w:rPr>
-          <w:rFonts w:ascii="Times New Roman" w:eastAsia="Times New Roman" w:hAnsi="Times New Roman" w:cs="Times New Roman"/>
-          <w:i/>
-          <w:iCs/>
-          <w:color w:val="999999"/>
-          <w:sz w:val="20"/>
-          <w:szCs w:val="20"/>
-        </w:rPr>
-        <w:t>for</w:t>
-      </w:r>
-      <w:proofErr w:type="spellEnd"/>
-      <w:r>
-        <w:rPr>
-          <w:rFonts w:ascii="Times New Roman" w:eastAsia="Times New Roman" w:hAnsi="Times New Roman" w:cs="Times New Roman"/>
-          <w:i/>
-          <w:iCs/>
-          <w:color w:val="999999"/>
-          <w:sz w:val="20"/>
-          <w:szCs w:val="20"/>
-        </w:rPr>
-        <w:t xml:space="preserve"> </w:t>
-      </w:r>
-      <w:proofErr w:type="spellStart"/>
-      <w:r>
-        <w:rPr>
-          <w:rFonts w:ascii="Times New Roman" w:eastAsia="Times New Roman" w:hAnsi="Times New Roman" w:cs="Times New Roman"/>
-          <w:i/>
-          <w:iCs/>
-          <w:color w:val="999999"/>
-          <w:sz w:val="20"/>
-          <w:szCs w:val="20"/>
-        </w:rPr>
-        <w:t>Businesses</w:t>
-      </w:r>
-      <w:proofErr w:type="spellEnd"/>
-      <w:r>
-        <w:rPr>
-          <w:rFonts w:ascii="Times New Roman" w:eastAsia="Times New Roman" w:hAnsi="Times New Roman" w:cs="Times New Roman"/>
-          <w:i/>
-          <w:iCs/>
-          <w:color w:val="999999"/>
-          <w:sz w:val="20"/>
-          <w:szCs w:val="20"/>
-        </w:rPr>
-        <w:t xml:space="preserve">, Ready </w:t>
-      </w:r>
-      <w:proofErr w:type="spellStart"/>
-      <w:r>
-        <w:rPr>
-          <w:rFonts w:ascii="Times New Roman" w:eastAsia="Times New Roman" w:hAnsi="Times New Roman" w:cs="Times New Roman"/>
-          <w:i/>
-          <w:iCs/>
-          <w:color w:val="999999"/>
-          <w:sz w:val="20"/>
-          <w:szCs w:val="20"/>
-        </w:rPr>
-        <w:t>Bags</w:t>
-      </w:r>
-      <w:proofErr w:type="spellEnd"/>
-      <w:r>
-        <w:rPr>
-          <w:rFonts w:ascii="Times New Roman" w:eastAsia="Times New Roman" w:hAnsi="Times New Roman" w:cs="Times New Roman"/>
-          <w:i/>
-          <w:iCs/>
-          <w:color w:val="999999"/>
-          <w:sz w:val="20"/>
-          <w:szCs w:val="20"/>
-        </w:rPr>
-        <w:t xml:space="preserve"> </w:t>
-      </w:r>
-      <w:proofErr w:type="spellStart"/>
-      <w:r>
-        <w:rPr>
-          <w:rFonts w:ascii="Times New Roman" w:eastAsia="Times New Roman" w:hAnsi="Times New Roman" w:cs="Times New Roman"/>
-          <w:i/>
-          <w:iCs/>
-          <w:color w:val="999999"/>
-          <w:sz w:val="20"/>
-          <w:szCs w:val="20"/>
-        </w:rPr>
-        <w:t>for</w:t>
-      </w:r>
-      <w:proofErr w:type="spellEnd"/>
-      <w:r>
-        <w:rPr>
-          <w:rFonts w:ascii="Times New Roman" w:eastAsia="Times New Roman" w:hAnsi="Times New Roman" w:cs="Times New Roman"/>
-          <w:i/>
-          <w:iCs/>
-          <w:color w:val="999999"/>
-          <w:sz w:val="20"/>
-          <w:szCs w:val="20"/>
-        </w:rPr>
-        <w:t xml:space="preserve"> </w:t>
-      </w:r>
-      <w:proofErr w:type="spellStart"/>
-      <w:r>
-        <w:rPr>
-          <w:rFonts w:ascii="Times New Roman" w:eastAsia="Times New Roman" w:hAnsi="Times New Roman" w:cs="Times New Roman"/>
-          <w:i/>
-          <w:iCs/>
-          <w:color w:val="999999"/>
-          <w:sz w:val="20"/>
-          <w:szCs w:val="20"/>
-        </w:rPr>
-        <w:t>Everyone</w:t>
-      </w:r>
-      <w:proofErr w:type="spellEnd"/>
     </w:p>
     <w:p>
       <w:pPr>
@@ -331,7 +173,6 @@
           <w:szCs w:val="30"/>
         </w:rPr>
       </w:pPr>
-      <w:proofErr w:type="spellStart"/>
       <w:r>
         <w:rPr>
           <w:rFonts w:ascii="Times New Roman" w:eastAsia="Times New Roman" w:hAnsi="Times New Roman" w:cs="Times New Roman"/>
@@ -340,18 +181,7 @@
           <w:sz w:val="30"/>
           <w:szCs w:val="30"/>
         </w:rPr>
-        <w:t>OrderFlow</w:t>
-      </w:r>
-      <w:proofErr w:type="spellEnd"/>
-      <w:r>
-        <w:rPr>
-          <w:rFonts w:ascii="Times New Roman" w:eastAsia="Times New Roman" w:hAnsi="Times New Roman" w:cs="Times New Roman"/>
-          <w:b/>
-          <w:bCs/>
-          <w:sz w:val="30"/>
-          <w:szCs w:val="30"/>
-        </w:rPr>
-        <w:t>: Sistem Manajemen Pesanan dan Produksi UMKM</w:t>
+        <w:t>OrderFlow: Sistem Manajemen Pesanan dan Produksi UMKM</w:t>
       </w:r>
     </w:p>
     <w:p>
@@ -472,25 +302,7 @@
                 <w:sz w:val="24"/>
                 <w:szCs w:val="24"/>
               </w:rPr>
-              <w:t xml:space="preserve">Hutch.id </w:t>
-            </w:r>
-            <w:proofErr w:type="spellStart"/>
-            <w:r>
-              <w:rPr>
-                <w:rFonts w:ascii="Times New Roman" w:eastAsia="Times New Roman" w:hAnsi="Times New Roman" w:cs="Times New Roman"/>
-                <w:sz w:val="24"/>
-                <w:szCs w:val="24"/>
-              </w:rPr>
-              <w:t>Production</w:t>
-            </w:r>
-            <w:proofErr w:type="spellEnd"/>
-            <w:r>
-              <w:rPr>
-                <w:rFonts w:ascii="Times New Roman" w:eastAsia="Times New Roman" w:hAnsi="Times New Roman" w:cs="Times New Roman"/>
-                <w:sz w:val="24"/>
-                <w:szCs w:val="24"/>
-              </w:rPr>
-              <w:t xml:space="preserve"> System</w:t>
+              <w:t>Hutch.id Production System</w:t>
             </w:r>
           </w:p>
         </w:tc>
@@ -820,25 +632,7 @@
                 <w:sz w:val="24"/>
                 <w:szCs w:val="24"/>
               </w:rPr>
-              <w:t xml:space="preserve">Nayla </w:t>
-            </w:r>
-            <w:proofErr w:type="spellStart"/>
-            <w:r>
-              <w:rPr>
-                <w:rFonts w:ascii="Times New Roman" w:eastAsia="Times New Roman" w:hAnsi="Times New Roman" w:cs="Times New Roman"/>
-                <w:sz w:val="24"/>
-                <w:szCs w:val="24"/>
-              </w:rPr>
-              <w:t>Rabia</w:t>
-            </w:r>
-            <w:proofErr w:type="spellEnd"/>
-            <w:r>
-              <w:rPr>
-                <w:rFonts w:ascii="Times New Roman" w:eastAsia="Times New Roman" w:hAnsi="Times New Roman" w:cs="Times New Roman"/>
-                <w:sz w:val="24"/>
-                <w:szCs w:val="24"/>
-              </w:rPr>
-              <w:t xml:space="preserve"> Gustari (20241320034)</w:t>
+              <w:t>Nayla Rabia Gustari (20241320034)</w:t>
             </w:r>
             <w:r>
               <w:rPr>
@@ -1208,7 +1002,7 @@
     </w:p>
     <w:p>
       <w:pPr>
-        <w:pStyle w:val="Judul1"/>
+        <w:pStyle w:val="Heading1"/>
         <w:spacing w:before="240" w:after="240"/>
         <w:jc w:val="center"/>
       </w:pPr>
@@ -3264,7 +3058,7 @@
     </w:p>
     <w:p>
       <w:pPr>
-        <w:pStyle w:val="Judul1"/>
+        <w:pStyle w:val="Heading1"/>
         <w:keepNext w:val="0"/>
         <w:keepLines w:val="0"/>
         <w:pBdr>
@@ -3285,7 +3079,7 @@
     </w:p>
     <w:p>
       <w:pPr>
-        <w:pStyle w:val="Judul1"/>
+        <w:pStyle w:val="Heading1"/>
         <w:keepNext w:val="0"/>
         <w:keepLines w:val="0"/>
         <w:pBdr>
@@ -3306,7 +3100,7 @@
     </w:p>
     <w:p>
       <w:pPr>
-        <w:pStyle w:val="Judul1"/>
+        <w:pStyle w:val="Heading1"/>
         <w:keepNext w:val="0"/>
         <w:keepLines w:val="0"/>
         <w:pBdr>
@@ -3367,7 +3161,7 @@
     </w:p>
     <w:p>
       <w:pPr>
-        <w:pStyle w:val="Judul1"/>
+        <w:pStyle w:val="Heading1"/>
         <w:keepNext w:val="0"/>
         <w:keepLines w:val="0"/>
         <w:pBdr>
@@ -3699,25 +3493,7 @@
                 <w:sz w:val="20"/>
                 <w:szCs w:val="20"/>
               </w:rPr>
-              <w:t xml:space="preserve">Penyusunan dokumen awal luaran </w:t>
-            </w:r>
-            <w:proofErr w:type="spellStart"/>
-            <w:r>
-              <w:rPr>
-                <w:rFonts w:ascii="Times New Roman" w:eastAsia="Times New Roman" w:hAnsi="Times New Roman" w:cs="Times New Roman"/>
-                <w:sz w:val="20"/>
-                <w:szCs w:val="20"/>
-              </w:rPr>
-              <w:t>UTS,Penambahan</w:t>
-            </w:r>
-            <w:proofErr w:type="spellEnd"/>
-            <w:r>
-              <w:rPr>
-                <w:rFonts w:ascii="Times New Roman" w:eastAsia="Times New Roman" w:hAnsi="Times New Roman" w:cs="Times New Roman"/>
-                <w:sz w:val="20"/>
-                <w:szCs w:val="20"/>
-              </w:rPr>
-              <w:t xml:space="preserve"> Daftar Isi</w:t>
+              <w:t>Penyusunan dokumen awal luaran UTS,Penambahan Daftar Isi</w:t>
             </w:r>
           </w:p>
         </w:tc>
@@ -3870,25 +3646,7 @@
                 <w:sz w:val="20"/>
                 <w:szCs w:val="20"/>
               </w:rPr>
-              <w:t xml:space="preserve">Penyesuaian konten dan penambahan fitur untuk kebutuhan </w:t>
-            </w:r>
-            <w:proofErr w:type="spellStart"/>
-            <w:r>
-              <w:rPr>
-                <w:rFonts w:ascii="Times New Roman" w:eastAsia="Times New Roman" w:hAnsi="Times New Roman" w:cs="Times New Roman"/>
-                <w:sz w:val="20"/>
-                <w:szCs w:val="20"/>
-              </w:rPr>
-              <w:t>UAS,Penambahan</w:t>
-            </w:r>
-            <w:proofErr w:type="spellEnd"/>
-            <w:r>
-              <w:rPr>
-                <w:rFonts w:ascii="Times New Roman" w:eastAsia="Times New Roman" w:hAnsi="Times New Roman" w:cs="Times New Roman"/>
-                <w:sz w:val="20"/>
-                <w:szCs w:val="20"/>
-              </w:rPr>
-              <w:t xml:space="preserve"> Antarmuka Perangkat Keras</w:t>
+              <w:t>Penyesuaian konten dan penambahan fitur untuk kebutuhan UAS,Penambahan Antarmuka Perangkat Keras</w:t>
             </w:r>
           </w:p>
         </w:tc>
@@ -4040,25 +3798,7 @@
                 <w:sz w:val="20"/>
                 <w:szCs w:val="20"/>
               </w:rPr>
-              <w:t xml:space="preserve">Penambahan UI </w:t>
-            </w:r>
-            <w:proofErr w:type="spellStart"/>
-            <w:r>
-              <w:rPr>
-                <w:rFonts w:ascii="Times New Roman" w:eastAsia="Times New Roman" w:hAnsi="Times New Roman" w:cs="Times New Roman"/>
-                <w:sz w:val="20"/>
-                <w:szCs w:val="20"/>
-              </w:rPr>
-              <w:t>Website</w:t>
-            </w:r>
-            <w:proofErr w:type="spellEnd"/>
-            <w:r>
-              <w:rPr>
-                <w:rFonts w:ascii="Times New Roman" w:eastAsia="Times New Roman" w:hAnsi="Times New Roman" w:cs="Times New Roman"/>
-                <w:sz w:val="20"/>
-                <w:szCs w:val="20"/>
-              </w:rPr>
-              <w:t xml:space="preserve"> &amp; Mobile, penambahan diagram UML, serta perbaikan struktur Bab dan subbab</w:t>
+              <w:t>Penambahan UI Website &amp; Mobile, penambahan diagram UML, serta perbaikan struktur Bab dan subbab</w:t>
             </w:r>
           </w:p>
           <w:p>
@@ -4191,7 +3931,7 @@
     </w:p>
     <w:p>
       <w:pPr>
-        <w:pStyle w:val="Judul1"/>
+        <w:pStyle w:val="Heading1"/>
         <w:keepNext w:val="0"/>
         <w:keepLines w:val="0"/>
       </w:pPr>
@@ -4200,7 +3940,7 @@
     </w:p>
     <w:p>
       <w:pPr>
-        <w:pStyle w:val="Judul1"/>
+        <w:pStyle w:val="Heading1"/>
         <w:keepNext w:val="0"/>
         <w:keepLines w:val="0"/>
       </w:pPr>
@@ -4234,79 +3974,7 @@
           <w:sz w:val="24"/>
           <w:szCs w:val="24"/>
         </w:rPr>
-        <w:t xml:space="preserve">Dokumen </w:t>
-      </w:r>
-      <w:proofErr w:type="spellStart"/>
-      <w:r>
-        <w:rPr>
-          <w:rFonts w:ascii="Times New Roman" w:eastAsia="Times New Roman" w:hAnsi="Times New Roman" w:cs="Times New Roman"/>
-          <w:sz w:val="24"/>
-          <w:szCs w:val="24"/>
-        </w:rPr>
-        <w:t>Software</w:t>
-      </w:r>
-      <w:proofErr w:type="spellEnd"/>
-      <w:r>
-        <w:rPr>
-          <w:rFonts w:ascii="Times New Roman" w:eastAsia="Times New Roman" w:hAnsi="Times New Roman" w:cs="Times New Roman"/>
-          <w:sz w:val="24"/>
-          <w:szCs w:val="24"/>
-        </w:rPr>
-        <w:t xml:space="preserve"> </w:t>
-      </w:r>
-      <w:proofErr w:type="spellStart"/>
-      <w:r>
-        <w:rPr>
-          <w:rFonts w:ascii="Times New Roman" w:eastAsia="Times New Roman" w:hAnsi="Times New Roman" w:cs="Times New Roman"/>
-          <w:sz w:val="24"/>
-          <w:szCs w:val="24"/>
-        </w:rPr>
-        <w:t>Requirements</w:t>
-      </w:r>
-      <w:proofErr w:type="spellEnd"/>
-      <w:r>
-        <w:rPr>
-          <w:rFonts w:ascii="Times New Roman" w:eastAsia="Times New Roman" w:hAnsi="Times New Roman" w:cs="Times New Roman"/>
-          <w:sz w:val="24"/>
-          <w:szCs w:val="24"/>
-        </w:rPr>
-        <w:t xml:space="preserve"> </w:t>
-      </w:r>
-      <w:proofErr w:type="spellStart"/>
-      <w:r>
-        <w:rPr>
-          <w:rFonts w:ascii="Times New Roman" w:eastAsia="Times New Roman" w:hAnsi="Times New Roman" w:cs="Times New Roman"/>
-          <w:sz w:val="24"/>
-          <w:szCs w:val="24"/>
-        </w:rPr>
-        <w:t>Specification</w:t>
-      </w:r>
-      <w:proofErr w:type="spellEnd"/>
-      <w:r>
-        <w:rPr>
-          <w:rFonts w:ascii="Times New Roman" w:eastAsia="Times New Roman" w:hAnsi="Times New Roman" w:cs="Times New Roman"/>
-          <w:sz w:val="24"/>
-          <w:szCs w:val="24"/>
-        </w:rPr>
-        <w:t xml:space="preserve"> (SRS) ini mendefinisikan persyaratan fungsional dan non-fungsional untuk Modul Manajemen Pesanan (</w:t>
-      </w:r>
-      <w:proofErr w:type="spellStart"/>
-      <w:r>
-        <w:rPr>
-          <w:rFonts w:ascii="Times New Roman" w:eastAsia="Times New Roman" w:hAnsi="Times New Roman" w:cs="Times New Roman"/>
-          <w:sz w:val="24"/>
-          <w:szCs w:val="24"/>
-        </w:rPr>
-        <w:t>Purchase</w:t>
-      </w:r>
-      <w:proofErr w:type="spellEnd"/>
-      <w:r>
-        <w:rPr>
-          <w:rFonts w:ascii="Times New Roman" w:eastAsia="Times New Roman" w:hAnsi="Times New Roman" w:cs="Times New Roman"/>
-          <w:sz w:val="24"/>
-          <w:szCs w:val="24"/>
-        </w:rPr>
-        <w:t xml:space="preserve"> Order / PO) pada sistem operasi hutch.id. Dokumen ini menjadi acuan utama bagi tim pengembang, penguji, dan pemangku kepentingan dalam membangun dan memvalidasi modul ini.</w:t>
+        <w:t>Dokumen Software Requirements Specification (SRS) ini mendefinisikan persyaratan fungsional dan non-fungsional untuk Modul Manajemen Pesanan (Purchase Order / PO) pada sistem operasi hutch.id. Dokumen ini menjadi acuan utama bagi tim pengembang, penguji, dan pemangku kepentingan dalam membangun dan memvalidasi modul ini.</w:t>
       </w:r>
     </w:p>
     <w:p>
@@ -4369,25 +4037,7 @@
           <w:sz w:val="24"/>
           <w:szCs w:val="24"/>
         </w:rPr>
-        <w:t xml:space="preserve">Pembuatan dan penyimpanan </w:t>
-      </w:r>
-      <w:proofErr w:type="spellStart"/>
-      <w:r>
-        <w:rPr>
-          <w:rFonts w:ascii="Times New Roman" w:eastAsia="Times New Roman" w:hAnsi="Times New Roman" w:cs="Times New Roman"/>
-          <w:sz w:val="24"/>
-          <w:szCs w:val="24"/>
-        </w:rPr>
-        <w:t>Purchase</w:t>
-      </w:r>
-      <w:proofErr w:type="spellEnd"/>
-      <w:r>
-        <w:rPr>
-          <w:rFonts w:ascii="Times New Roman" w:eastAsia="Times New Roman" w:hAnsi="Times New Roman" w:cs="Times New Roman"/>
-          <w:sz w:val="24"/>
-          <w:szCs w:val="24"/>
-        </w:rPr>
-        <w:t xml:space="preserve"> Order baru</w:t>
+        <w:t>Pembuatan dan penyimpanan Purchase Order baru</w:t>
       </w:r>
     </w:p>
     <w:p>
@@ -4516,28 +4166,18 @@
           <w:szCs w:val="24"/>
         </w:rPr>
       </w:pPr>
-      <w:proofErr w:type="spellStart"/>
       <w:r>
         <w:rPr>
           <w:rFonts w:ascii="Times New Roman" w:eastAsia="Times New Roman" w:hAnsi="Times New Roman" w:cs="Times New Roman"/>
           <w:sz w:val="24"/>
           <w:szCs w:val="24"/>
         </w:rPr>
-        <w:t>Generate</w:t>
+        <w:t>Generate dokumen PO resmi yang dapat dicetak dan dibagikan</w:t>
       </w:r>
-      <w:proofErr w:type="spellEnd"/>
-      <w:r>
-        <w:rPr>
-          <w:rFonts w:ascii="Times New Roman" w:eastAsia="Times New Roman" w:hAnsi="Times New Roman" w:cs="Times New Roman"/>
-          <w:sz w:val="24"/>
-          <w:szCs w:val="24"/>
-        </w:rPr>
-        <w:t xml:space="preserve"> dokumen PO resmi yang dapat dicetak dan dibagikan</w:t>
-      </w:r>
-    </w:p>
-    <w:p>
-      <w:pPr>
-        <w:pStyle w:val="Judul2"/>
+    </w:p>
+    <w:p>
+      <w:pPr>
+        <w:pStyle w:val="Heading2"/>
         <w:keepNext w:val="0"/>
         <w:keepLines w:val="0"/>
         <w:pBdr>
@@ -4610,7 +4250,6 @@
                 <w:szCs w:val="24"/>
               </w:rPr>
             </w:pPr>
-            <w:proofErr w:type="spellStart"/>
             <w:r>
               <w:rPr>
                 <w:rFonts w:ascii="Times New Roman" w:eastAsia="Times New Roman" w:hAnsi="Times New Roman" w:cs="Times New Roman"/>
@@ -4620,19 +4259,7 @@
                 <w:sz w:val="24"/>
                 <w:szCs w:val="24"/>
               </w:rPr>
-              <w:t>Prefix</w:t>
-            </w:r>
-            <w:proofErr w:type="spellEnd"/>
-            <w:r>
-              <w:rPr>
-                <w:rFonts w:ascii="Times New Roman" w:eastAsia="Times New Roman" w:hAnsi="Times New Roman" w:cs="Times New Roman"/>
-                <w:b/>
-                <w:bCs/>
-                <w:color w:val="FFFFFF"/>
-                <w:sz w:val="24"/>
-                <w:szCs w:val="24"/>
-              </w:rPr>
-              <w:t xml:space="preserve"> Kode</w:t>
+              <w:t>Prefix Kode</w:t>
             </w:r>
           </w:p>
         </w:tc>
@@ -4794,25 +4421,7 @@
                 <w:sz w:val="24"/>
                 <w:szCs w:val="24"/>
               </w:rPr>
-              <w:t xml:space="preserve">Persyaratan fungsional pada Modul </w:t>
-            </w:r>
-            <w:proofErr w:type="spellStart"/>
-            <w:r>
-              <w:rPr>
-                <w:rFonts w:ascii="Times New Roman" w:eastAsia="Times New Roman" w:hAnsi="Times New Roman" w:cs="Times New Roman"/>
-                <w:sz w:val="24"/>
-                <w:szCs w:val="24"/>
-              </w:rPr>
-              <w:t>Purchase</w:t>
-            </w:r>
-            <w:proofErr w:type="spellEnd"/>
-            <w:r>
-              <w:rPr>
-                <w:rFonts w:ascii="Times New Roman" w:eastAsia="Times New Roman" w:hAnsi="Times New Roman" w:cs="Times New Roman"/>
-                <w:sz w:val="24"/>
-                <w:szCs w:val="24"/>
-              </w:rPr>
-              <w:t xml:space="preserve"> Order</w:t>
+              <w:t>Persyaratan fungsional pada Modul Purchase Order</w:t>
             </w:r>
           </w:p>
         </w:tc>
@@ -4924,25 +4533,7 @@
                 <w:sz w:val="24"/>
                 <w:szCs w:val="24"/>
               </w:rPr>
-              <w:t xml:space="preserve">Persyaratan non-fungsional Pada Modul </w:t>
-            </w:r>
-            <w:proofErr w:type="spellStart"/>
-            <w:r>
-              <w:rPr>
-                <w:rFonts w:ascii="Times New Roman" w:eastAsia="Times New Roman" w:hAnsi="Times New Roman" w:cs="Times New Roman"/>
-                <w:sz w:val="24"/>
-                <w:szCs w:val="24"/>
-              </w:rPr>
-              <w:t>Purchase</w:t>
-            </w:r>
-            <w:proofErr w:type="spellEnd"/>
-            <w:r>
-              <w:rPr>
-                <w:rFonts w:ascii="Times New Roman" w:eastAsia="Times New Roman" w:hAnsi="Times New Roman" w:cs="Times New Roman"/>
-                <w:sz w:val="24"/>
-                <w:szCs w:val="24"/>
-              </w:rPr>
-              <w:t xml:space="preserve"> Order</w:t>
+              <w:t>Persyaratan non-fungsional Pada Modul Purchase Order</w:t>
             </w:r>
           </w:p>
         </w:tc>
@@ -5276,18 +4867,8 @@
                 <w:sz w:val="24"/>
                 <w:szCs w:val="24"/>
               </w:rPr>
-              <w:t xml:space="preserve">Rendah — </w:t>
-            </w:r>
-            <w:proofErr w:type="spellStart"/>
-            <w:r>
-              <w:rPr>
-                <w:rFonts w:ascii="Times New Roman" w:eastAsia="Times New Roman" w:hAnsi="Times New Roman" w:cs="Times New Roman"/>
-                <w:sz w:val="24"/>
-                <w:szCs w:val="24"/>
-              </w:rPr>
-              <w:t>nice-to-have</w:t>
-            </w:r>
-            <w:proofErr w:type="spellEnd"/>
+              <w:t>Rendah — nice-to-have</w:t>
+            </w:r>
           </w:p>
         </w:tc>
         <w:tc>
@@ -5329,7 +4910,7 @@
     </w:tbl>
     <w:p>
       <w:pPr>
-        <w:pStyle w:val="Judul2"/>
+        <w:pStyle w:val="Heading2"/>
         <w:keepNext w:val="0"/>
         <w:keepLines w:val="0"/>
         <w:pBdr>
@@ -5730,7 +5311,7 @@
     </w:tbl>
     <w:p>
       <w:pPr>
-        <w:pStyle w:val="Judul2"/>
+        <w:pStyle w:val="Heading2"/>
         <w:keepNext w:val="0"/>
         <w:keepLines w:val="0"/>
         <w:pBdr>
@@ -5765,94 +5346,40 @@
           <w:sz w:val="24"/>
           <w:szCs w:val="24"/>
         </w:rPr>
-        <w:t xml:space="preserve">Modul ini mengelola seluruh siklus pesanan pelanggan pada sistem hutch.id, mulai dari penerimaan order, verifikasi kesiapan produksi, pemantauan status pesanan, hingga penerbitan dokumen </w:t>
+        <w:t>Modul ini mengelola seluruh siklus pesanan pelanggan pada sistem hutch.id, mulai dari penerimaan order, verifikasi kesiapan produksi, pemantauan status pesanan, hingga penerbitan dokumen Purchase Order (PO) formal. Modul ini dirancang untuk memastikan setiap pesanan diproses secara terstruktur, akurat, dan terdokumentasi dengan baik.</w:t>
       </w:r>
-      <w:proofErr w:type="spellStart"/>
+    </w:p>
+    <w:p>
+      <w:pPr>
+        <w:spacing w:line="360" w:lineRule="auto"/>
+        <w:rPr>
+          <w:rFonts w:ascii="Times New Roman" w:eastAsia="Times New Roman" w:hAnsi="Times New Roman" w:cs="Times New Roman"/>
+          <w:sz w:val="24"/>
+          <w:szCs w:val="24"/>
+        </w:rPr>
+      </w:pPr>
+    </w:p>
+    <w:p>
+      <w:pPr>
+        <w:spacing w:line="360" w:lineRule="auto"/>
+        <w:rPr>
+          <w:rFonts w:ascii="Times New Roman" w:eastAsia="Times New Roman" w:hAnsi="Times New Roman" w:cs="Times New Roman"/>
+          <w:sz w:val="24"/>
+          <w:szCs w:val="24"/>
+        </w:rPr>
+      </w:pPr>
       <w:r>
         <w:rPr>
           <w:rFonts w:ascii="Times New Roman" w:eastAsia="Times New Roman" w:hAnsi="Times New Roman" w:cs="Times New Roman"/>
           <w:sz w:val="24"/>
           <w:szCs w:val="24"/>
         </w:rPr>
-        <w:t>Purchase</w:t>
+        <w:t>Modul ini tidak mencakup proses pembayaran online, integrasi dengan marketplace pihak ketiga, manajemen pengiriman logistik eksternal, serta akuntansi lanjutan.</w:t>
       </w:r>
-      <w:proofErr w:type="spellEnd"/>
-      <w:r>
-        <w:rPr>
-          <w:rFonts w:ascii="Times New Roman" w:eastAsia="Times New Roman" w:hAnsi="Times New Roman" w:cs="Times New Roman"/>
-          <w:sz w:val="24"/>
-          <w:szCs w:val="24"/>
-        </w:rPr>
-        <w:t xml:space="preserve"> Order (PO) formal. Modul ini dirancang untuk memastikan setiap pesanan diproses secara terstruktur, akurat, dan terdokumentasi dengan baik.</w:t>
-      </w:r>
-    </w:p>
-    <w:p>
-      <w:pPr>
-        <w:spacing w:line="360" w:lineRule="auto"/>
-        <w:rPr>
-          <w:rFonts w:ascii="Times New Roman" w:eastAsia="Times New Roman" w:hAnsi="Times New Roman" w:cs="Times New Roman"/>
-          <w:sz w:val="24"/>
-          <w:szCs w:val="24"/>
-        </w:rPr>
-      </w:pPr>
-    </w:p>
-    <w:p>
-      <w:pPr>
-        <w:spacing w:line="360" w:lineRule="auto"/>
-        <w:rPr>
-          <w:rFonts w:ascii="Times New Roman" w:eastAsia="Times New Roman" w:hAnsi="Times New Roman" w:cs="Times New Roman"/>
-          <w:sz w:val="24"/>
-          <w:szCs w:val="24"/>
-        </w:rPr>
-      </w:pPr>
-      <w:r>
-        <w:rPr>
-          <w:rFonts w:ascii="Times New Roman" w:eastAsia="Times New Roman" w:hAnsi="Times New Roman" w:cs="Times New Roman"/>
-          <w:sz w:val="24"/>
-          <w:szCs w:val="24"/>
-        </w:rPr>
-        <w:t xml:space="preserve">Modul ini tidak mencakup proses pembayaran </w:t>
-      </w:r>
-      <w:proofErr w:type="spellStart"/>
-      <w:r>
-        <w:rPr>
-          <w:rFonts w:ascii="Times New Roman" w:eastAsia="Times New Roman" w:hAnsi="Times New Roman" w:cs="Times New Roman"/>
-          <w:sz w:val="24"/>
-          <w:szCs w:val="24"/>
-        </w:rPr>
-        <w:t>online</w:t>
-      </w:r>
-      <w:proofErr w:type="spellEnd"/>
-      <w:r>
-        <w:rPr>
-          <w:rFonts w:ascii="Times New Roman" w:eastAsia="Times New Roman" w:hAnsi="Times New Roman" w:cs="Times New Roman"/>
-          <w:sz w:val="24"/>
-          <w:szCs w:val="24"/>
-        </w:rPr>
-        <w:t xml:space="preserve">, integrasi dengan </w:t>
-      </w:r>
-      <w:proofErr w:type="spellStart"/>
-      <w:r>
-        <w:rPr>
-          <w:rFonts w:ascii="Times New Roman" w:eastAsia="Times New Roman" w:hAnsi="Times New Roman" w:cs="Times New Roman"/>
-          <w:sz w:val="24"/>
-          <w:szCs w:val="24"/>
-        </w:rPr>
-        <w:t>marketplace</w:t>
-      </w:r>
-      <w:proofErr w:type="spellEnd"/>
-      <w:r>
-        <w:rPr>
-          <w:rFonts w:ascii="Times New Roman" w:eastAsia="Times New Roman" w:hAnsi="Times New Roman" w:cs="Times New Roman"/>
-          <w:sz w:val="24"/>
-          <w:szCs w:val="24"/>
-        </w:rPr>
-        <w:t xml:space="preserve"> pihak ketiga, manajemen pengiriman logistik eksternal, serta akuntansi lanjutan.</w:t>
-      </w:r>
-    </w:p>
-    <w:p>
-      <w:pPr>
-        <w:pStyle w:val="Judul2"/>
+    </w:p>
+    <w:p>
+      <w:pPr>
+        <w:pStyle w:val="Heading2"/>
         <w:keepNext w:val="0"/>
         <w:keepLines w:val="0"/>
         <w:pBdr>
@@ -5886,126 +5413,8 @@
           <w:sz w:val="24"/>
           <w:szCs w:val="24"/>
         </w:rPr>
-        <w:t xml:space="preserve">•     IEEE </w:t>
+        <w:t>•     IEEE Std 830-1998 — IEEE Recommended Practice for Software Requirements Specifications</w:t>
       </w:r>
-      <w:proofErr w:type="spellStart"/>
-      <w:r>
-        <w:rPr>
-          <w:rFonts w:ascii="Times New Roman" w:eastAsia="Times New Roman" w:hAnsi="Times New Roman" w:cs="Times New Roman"/>
-          <w:sz w:val="24"/>
-          <w:szCs w:val="24"/>
-        </w:rPr>
-        <w:t>Std</w:t>
-      </w:r>
-      <w:proofErr w:type="spellEnd"/>
-      <w:r>
-        <w:rPr>
-          <w:rFonts w:ascii="Times New Roman" w:eastAsia="Times New Roman" w:hAnsi="Times New Roman" w:cs="Times New Roman"/>
-          <w:sz w:val="24"/>
-          <w:szCs w:val="24"/>
-        </w:rPr>
-        <w:t xml:space="preserve"> 830-1998 — IEEE </w:t>
-      </w:r>
-      <w:proofErr w:type="spellStart"/>
-      <w:r>
-        <w:rPr>
-          <w:rFonts w:ascii="Times New Roman" w:eastAsia="Times New Roman" w:hAnsi="Times New Roman" w:cs="Times New Roman"/>
-          <w:sz w:val="24"/>
-          <w:szCs w:val="24"/>
-        </w:rPr>
-        <w:t>Recommended</w:t>
-      </w:r>
-      <w:proofErr w:type="spellEnd"/>
-      <w:r>
-        <w:rPr>
-          <w:rFonts w:ascii="Times New Roman" w:eastAsia="Times New Roman" w:hAnsi="Times New Roman" w:cs="Times New Roman"/>
-          <w:sz w:val="24"/>
-          <w:szCs w:val="24"/>
-        </w:rPr>
-        <w:t xml:space="preserve"> </w:t>
-      </w:r>
-      <w:proofErr w:type="spellStart"/>
-      <w:r>
-        <w:rPr>
-          <w:rFonts w:ascii="Times New Roman" w:eastAsia="Times New Roman" w:hAnsi="Times New Roman" w:cs="Times New Roman"/>
-          <w:sz w:val="24"/>
-          <w:szCs w:val="24"/>
-        </w:rPr>
-        <w:t>Practice</w:t>
-      </w:r>
-      <w:proofErr w:type="spellEnd"/>
-      <w:r>
-        <w:rPr>
-          <w:rFonts w:ascii="Times New Roman" w:eastAsia="Times New Roman" w:hAnsi="Times New Roman" w:cs="Times New Roman"/>
-          <w:sz w:val="24"/>
-          <w:szCs w:val="24"/>
-        </w:rPr>
-        <w:t xml:space="preserve"> </w:t>
-      </w:r>
-      <w:proofErr w:type="spellStart"/>
-      <w:r>
-        <w:rPr>
-          <w:rFonts w:ascii="Times New Roman" w:eastAsia="Times New Roman" w:hAnsi="Times New Roman" w:cs="Times New Roman"/>
-          <w:sz w:val="24"/>
-          <w:szCs w:val="24"/>
-        </w:rPr>
-        <w:t>for</w:t>
-      </w:r>
-      <w:proofErr w:type="spellEnd"/>
-      <w:r>
-        <w:rPr>
-          <w:rFonts w:ascii="Times New Roman" w:eastAsia="Times New Roman" w:hAnsi="Times New Roman" w:cs="Times New Roman"/>
-          <w:sz w:val="24"/>
-          <w:szCs w:val="24"/>
-        </w:rPr>
-        <w:t xml:space="preserve"> </w:t>
-      </w:r>
-      <w:proofErr w:type="spellStart"/>
-      <w:r>
-        <w:rPr>
-          <w:rFonts w:ascii="Times New Roman" w:eastAsia="Times New Roman" w:hAnsi="Times New Roman" w:cs="Times New Roman"/>
-          <w:sz w:val="24"/>
-          <w:szCs w:val="24"/>
-        </w:rPr>
-        <w:t>Software</w:t>
-      </w:r>
-      <w:proofErr w:type="spellEnd"/>
-      <w:r>
-        <w:rPr>
-          <w:rFonts w:ascii="Times New Roman" w:eastAsia="Times New Roman" w:hAnsi="Times New Roman" w:cs="Times New Roman"/>
-          <w:sz w:val="24"/>
-          <w:szCs w:val="24"/>
-        </w:rPr>
-        <w:t xml:space="preserve"> </w:t>
-      </w:r>
-      <w:proofErr w:type="spellStart"/>
-      <w:r>
-        <w:rPr>
-          <w:rFonts w:ascii="Times New Roman" w:eastAsia="Times New Roman" w:hAnsi="Times New Roman" w:cs="Times New Roman"/>
-          <w:sz w:val="24"/>
-          <w:szCs w:val="24"/>
-        </w:rPr>
-        <w:t>Requirements</w:t>
-      </w:r>
-      <w:proofErr w:type="spellEnd"/>
-      <w:r>
-        <w:rPr>
-          <w:rFonts w:ascii="Times New Roman" w:eastAsia="Times New Roman" w:hAnsi="Times New Roman" w:cs="Times New Roman"/>
-          <w:sz w:val="24"/>
-          <w:szCs w:val="24"/>
-        </w:rPr>
-        <w:t xml:space="preserve"> </w:t>
-      </w:r>
-      <w:proofErr w:type="spellStart"/>
-      <w:r>
-        <w:rPr>
-          <w:rFonts w:ascii="Times New Roman" w:eastAsia="Times New Roman" w:hAnsi="Times New Roman" w:cs="Times New Roman"/>
-          <w:sz w:val="24"/>
-          <w:szCs w:val="24"/>
-        </w:rPr>
-        <w:t>Specifications</w:t>
-      </w:r>
-      <w:proofErr w:type="spellEnd"/>
     </w:p>
     <w:p>
       <w:pPr>
@@ -6285,7 +5694,7 @@
     </w:p>
     <w:p>
       <w:pPr>
-        <w:pStyle w:val="Judul1"/>
+        <w:pStyle w:val="Heading1"/>
         <w:keepNext w:val="0"/>
         <w:keepLines w:val="0"/>
       </w:pPr>
@@ -6302,7 +5711,7 @@
     </w:p>
     <w:p>
       <w:pPr>
-        <w:pStyle w:val="Judul2"/>
+        <w:pStyle w:val="Heading2"/>
         <w:keepNext w:val="0"/>
         <w:keepLines w:val="0"/>
         <w:pBdr>
@@ -6335,30 +5744,12 @@
           <w:sz w:val="24"/>
           <w:szCs w:val="24"/>
         </w:rPr>
-        <w:t xml:space="preserve">Modul Manajemen Pesanan adalah bagian dari </w:t>
+        <w:t>Modul Manajemen Pesanan adalah bagian dari Operation System hutch.id — aplikasi web terintegrasi untuk UMKM manufaktur. Modul ini berperan sebagai titik masuk seluruh pesanan pelanggan ke dalam alur produksi. Data yang dihasilkan modul ini digunakan sebagai dasar perencanaan produksi dan pengelolaan bahan baku.</w:t>
       </w:r>
-      <w:proofErr w:type="spellStart"/>
-      <w:r>
-        <w:rPr>
-          <w:rFonts w:ascii="Times New Roman" w:eastAsia="Times New Roman" w:hAnsi="Times New Roman" w:cs="Times New Roman"/>
-          <w:sz w:val="24"/>
-          <w:szCs w:val="24"/>
-        </w:rPr>
-        <w:t>Operation</w:t>
-      </w:r>
-      <w:proofErr w:type="spellEnd"/>
-      <w:r>
-        <w:rPr>
-          <w:rFonts w:ascii="Times New Roman" w:eastAsia="Times New Roman" w:hAnsi="Times New Roman" w:cs="Times New Roman"/>
-          <w:sz w:val="24"/>
-          <w:szCs w:val="24"/>
-        </w:rPr>
-        <w:t xml:space="preserve"> System hutch.id — aplikasi web terintegrasi untuk UMKM manufaktur. Modul ini berperan sebagai titik masuk seluruh pesanan pelanggan ke dalam alur produksi. Data yang dihasilkan modul ini digunakan sebagai dasar perencanaan produksi dan pengelolaan bahan baku.</w:t>
-      </w:r>
-    </w:p>
-    <w:p>
-      <w:pPr>
-        <w:pStyle w:val="Judul2"/>
+    </w:p>
+    <w:p>
+      <w:pPr>
+        <w:pStyle w:val="Heading2"/>
         <w:keepNext w:val="0"/>
         <w:keepLines w:val="0"/>
         <w:pBdr>
@@ -6601,25 +5992,7 @@
                 <w:sz w:val="24"/>
                 <w:szCs w:val="24"/>
               </w:rPr>
-              <w:t xml:space="preserve">Membuat, menyimpan, dan mengelola </w:t>
-            </w:r>
-            <w:proofErr w:type="spellStart"/>
-            <w:r>
-              <w:rPr>
-                <w:rFonts w:ascii="Times New Roman" w:eastAsia="Times New Roman" w:hAnsi="Times New Roman" w:cs="Times New Roman"/>
-                <w:sz w:val="24"/>
-                <w:szCs w:val="24"/>
-              </w:rPr>
-              <w:t>Purchase</w:t>
-            </w:r>
-            <w:proofErr w:type="spellEnd"/>
-            <w:r>
-              <w:rPr>
-                <w:rFonts w:ascii="Times New Roman" w:eastAsia="Times New Roman" w:hAnsi="Times New Roman" w:cs="Times New Roman"/>
-                <w:sz w:val="24"/>
-                <w:szCs w:val="24"/>
-              </w:rPr>
-              <w:t xml:space="preserve"> Order baru dari pelanggan</w:t>
+              <w:t>Membuat, menyimpan, dan mengelola Purchase Order baru dari pelanggan</w:t>
             </w:r>
           </w:p>
         </w:tc>
@@ -6949,23 +6322,13 @@
                 <w:szCs w:val="24"/>
               </w:rPr>
             </w:pPr>
-            <w:proofErr w:type="spellStart"/>
-            <w:r>
-              <w:rPr>
-                <w:rFonts w:ascii="Times New Roman" w:eastAsia="Times New Roman" w:hAnsi="Times New Roman" w:cs="Times New Roman"/>
-                <w:sz w:val="24"/>
-                <w:szCs w:val="24"/>
-              </w:rPr>
-              <w:t>Generate</w:t>
-            </w:r>
-            <w:proofErr w:type="spellEnd"/>
-            <w:r>
-              <w:rPr>
-                <w:rFonts w:ascii="Times New Roman" w:eastAsia="Times New Roman" w:hAnsi="Times New Roman" w:cs="Times New Roman"/>
-                <w:sz w:val="24"/>
-                <w:szCs w:val="24"/>
-              </w:rPr>
-              <w:t xml:space="preserve"> dokumen PO resmi yang dapat diunduh dan dibagikan</w:t>
+            <w:r>
+              <w:rPr>
+                <w:rFonts w:ascii="Times New Roman" w:eastAsia="Times New Roman" w:hAnsi="Times New Roman" w:cs="Times New Roman"/>
+                <w:sz w:val="24"/>
+                <w:szCs w:val="24"/>
+              </w:rPr>
+              <w:t>Generate dokumen PO resmi yang dapat diunduh dan dibagikan</w:t>
             </w:r>
           </w:p>
         </w:tc>
@@ -7188,25 +6551,7 @@
                 <w:sz w:val="24"/>
                 <w:szCs w:val="24"/>
               </w:rPr>
-              <w:t xml:space="preserve">Tampilan tabel pesanan dengan filter </w:t>
-            </w:r>
-            <w:proofErr w:type="spellStart"/>
-            <w:r>
-              <w:rPr>
-                <w:rFonts w:ascii="Times New Roman" w:eastAsia="Times New Roman" w:hAnsi="Times New Roman" w:cs="Times New Roman"/>
-                <w:sz w:val="24"/>
-                <w:szCs w:val="24"/>
-              </w:rPr>
-              <w:t>multi</w:t>
-            </w:r>
-            <w:proofErr w:type="spellEnd"/>
-            <w:r>
-              <w:rPr>
-                <w:rFonts w:ascii="Times New Roman" w:eastAsia="Times New Roman" w:hAnsi="Times New Roman" w:cs="Times New Roman"/>
-                <w:sz w:val="24"/>
-                <w:szCs w:val="24"/>
-              </w:rPr>
-              <w:t>-kriteria</w:t>
+              <w:t>Tampilan tabel pesanan dengan filter multi-kriteria</w:t>
             </w:r>
           </w:p>
         </w:tc>
@@ -7370,7 +6715,7 @@
     </w:p>
     <w:p>
       <w:pPr>
-        <w:pStyle w:val="Judul2"/>
+        <w:pStyle w:val="Heading2"/>
         <w:keepNext w:val="0"/>
         <w:keepLines w:val="0"/>
         <w:pBdr>
@@ -7755,41 +7100,13 @@
                 <w:szCs w:val="24"/>
               </w:rPr>
             </w:pPr>
-            <w:proofErr w:type="spellStart"/>
-            <w:r>
-              <w:rPr>
-                <w:rFonts w:ascii="Times New Roman" w:eastAsia="Times New Roman" w:hAnsi="Times New Roman" w:cs="Times New Roman"/>
-                <w:sz w:val="24"/>
-                <w:szCs w:val="24"/>
-              </w:rPr>
-              <w:t>Full</w:t>
-            </w:r>
-            <w:proofErr w:type="spellEnd"/>
-            <w:r>
-              <w:rPr>
-                <w:rFonts w:ascii="Times New Roman" w:eastAsia="Times New Roman" w:hAnsi="Times New Roman" w:cs="Times New Roman"/>
-                <w:sz w:val="24"/>
-                <w:szCs w:val="24"/>
-              </w:rPr>
-              <w:t xml:space="preserve"> </w:t>
-            </w:r>
-            <w:proofErr w:type="spellStart"/>
-            <w:r>
-              <w:rPr>
-                <w:rFonts w:ascii="Times New Roman" w:eastAsia="Times New Roman" w:hAnsi="Times New Roman" w:cs="Times New Roman"/>
-                <w:sz w:val="24"/>
-                <w:szCs w:val="24"/>
-              </w:rPr>
-              <w:t>access</w:t>
-            </w:r>
-            <w:proofErr w:type="spellEnd"/>
-            <w:r>
-              <w:rPr>
-                <w:rFonts w:ascii="Times New Roman" w:eastAsia="Times New Roman" w:hAnsi="Times New Roman" w:cs="Times New Roman"/>
-                <w:sz w:val="24"/>
-                <w:szCs w:val="24"/>
-              </w:rPr>
-              <w:t>: konfirmasi, ubah status, laporan, cetak</w:t>
+            <w:r>
+              <w:rPr>
+                <w:rFonts w:ascii="Times New Roman" w:eastAsia="Times New Roman" w:hAnsi="Times New Roman" w:cs="Times New Roman"/>
+                <w:sz w:val="24"/>
+                <w:szCs w:val="24"/>
+              </w:rPr>
+              <w:t>Full access: konfirmasi, ubah status, laporan, cetak</w:t>
             </w:r>
           </w:p>
         </w:tc>
@@ -8007,41 +7324,13 @@
                 <w:szCs w:val="24"/>
               </w:rPr>
             </w:pPr>
-            <w:proofErr w:type="spellStart"/>
-            <w:r>
-              <w:rPr>
-                <w:rFonts w:ascii="Times New Roman" w:eastAsia="Times New Roman" w:hAnsi="Times New Roman" w:cs="Times New Roman"/>
-                <w:sz w:val="24"/>
-                <w:szCs w:val="24"/>
-              </w:rPr>
-              <w:t>Full</w:t>
-            </w:r>
-            <w:proofErr w:type="spellEnd"/>
-            <w:r>
-              <w:rPr>
-                <w:rFonts w:ascii="Times New Roman" w:eastAsia="Times New Roman" w:hAnsi="Times New Roman" w:cs="Times New Roman"/>
-                <w:sz w:val="24"/>
-                <w:szCs w:val="24"/>
-              </w:rPr>
-              <w:t xml:space="preserve"> </w:t>
-            </w:r>
-            <w:proofErr w:type="spellStart"/>
-            <w:r>
-              <w:rPr>
-                <w:rFonts w:ascii="Times New Roman" w:eastAsia="Times New Roman" w:hAnsi="Times New Roman" w:cs="Times New Roman"/>
-                <w:sz w:val="24"/>
-                <w:szCs w:val="24"/>
-              </w:rPr>
-              <w:t>access</w:t>
-            </w:r>
-            <w:proofErr w:type="spellEnd"/>
-            <w:r>
-              <w:rPr>
-                <w:rFonts w:ascii="Times New Roman" w:eastAsia="Times New Roman" w:hAnsi="Times New Roman" w:cs="Times New Roman"/>
-                <w:sz w:val="24"/>
-                <w:szCs w:val="24"/>
-              </w:rPr>
-              <w:t xml:space="preserve"> + konfigurasi sistem</w:t>
+            <w:r>
+              <w:rPr>
+                <w:rFonts w:ascii="Times New Roman" w:eastAsia="Times New Roman" w:hAnsi="Times New Roman" w:cs="Times New Roman"/>
+                <w:sz w:val="24"/>
+                <w:szCs w:val="24"/>
+              </w:rPr>
+              <w:t>Full access + konfigurasi sistem</w:t>
             </w:r>
           </w:p>
         </w:tc>
@@ -8087,7 +7376,7 @@
     </w:p>
     <w:p>
       <w:pPr>
-        <w:pStyle w:val="Judul2"/>
+        <w:pStyle w:val="Heading2"/>
         <w:keepNext w:val="0"/>
         <w:keepLines w:val="0"/>
         <w:pBdr>
@@ -8121,36 +7410,54 @@
           <w:sz w:val="24"/>
           <w:szCs w:val="24"/>
         </w:rPr>
-        <w:t>•     Platform: Aplikasi web berbasis browser (</w:t>
+        <w:t>•     Platform: Aplikasi web berbasis browser (responsive desktop &amp; mobile)</w:t>
       </w:r>
-      <w:proofErr w:type="spellStart"/>
+    </w:p>
+    <w:p>
+      <w:pPr>
+        <w:spacing w:after="80" w:line="360" w:lineRule="auto"/>
+        <w:ind w:left="720" w:hanging="240"/>
+        <w:rPr>
+          <w:rFonts w:ascii="Times New Roman" w:eastAsia="Times New Roman" w:hAnsi="Times New Roman" w:cs="Times New Roman"/>
+          <w:sz w:val="24"/>
+          <w:szCs w:val="24"/>
+        </w:rPr>
+      </w:pPr>
       <w:r>
         <w:rPr>
           <w:rFonts w:ascii="Times New Roman" w:eastAsia="Times New Roman" w:hAnsi="Times New Roman" w:cs="Times New Roman"/>
           <w:sz w:val="24"/>
           <w:szCs w:val="24"/>
         </w:rPr>
-        <w:t>responsive</w:t>
+        <w:t xml:space="preserve">•     Backend: Laravel PHP </w:t>
       </w:r>
-      <w:proofErr w:type="spellEnd"/>
+    </w:p>
+    <w:p>
+      <w:pPr>
+        <w:spacing w:after="80" w:line="360" w:lineRule="auto"/>
+        <w:ind w:left="720" w:hanging="240"/>
+        <w:rPr>
+          <w:rFonts w:ascii="Times New Roman" w:eastAsia="Times New Roman" w:hAnsi="Times New Roman" w:cs="Times New Roman"/>
+          <w:sz w:val="24"/>
+          <w:szCs w:val="24"/>
+        </w:rPr>
+      </w:pPr>
       <w:r>
         <w:rPr>
           <w:rFonts w:ascii="Times New Roman" w:eastAsia="Times New Roman" w:hAnsi="Times New Roman" w:cs="Times New Roman"/>
           <w:sz w:val="24"/>
           <w:szCs w:val="24"/>
         </w:rPr>
-        <w:t xml:space="preserve"> desktop &amp; </w:t>
+        <w:t>•     Frontend Web : Html/Css/JavaScript (Blade Laravel</w:t>
       </w:r>
-      <w:proofErr w:type="spellStart"/>
       <w:r>
         <w:rPr>
           <w:rFonts w:ascii="Times New Roman" w:eastAsia="Times New Roman" w:hAnsi="Times New Roman" w:cs="Times New Roman"/>
           <w:sz w:val="24"/>
           <w:szCs w:val="24"/>
         </w:rPr>
-        <w:t>mobile</w:t>
+        <w:t>/Bootstrap</w:t>
       </w:r>
-      <w:proofErr w:type="spellEnd"/>
       <w:r>
         <w:rPr>
           <w:rFonts w:ascii="Times New Roman" w:eastAsia="Times New Roman" w:hAnsi="Times New Roman" w:cs="Times New Roman"/>
@@ -8176,43 +7483,7 @@
           <w:sz w:val="24"/>
           <w:szCs w:val="24"/>
         </w:rPr>
-        <w:t xml:space="preserve">•     </w:t>
-      </w:r>
-      <w:proofErr w:type="spellStart"/>
-      <w:r>
-        <w:rPr>
-          <w:rFonts w:ascii="Times New Roman" w:eastAsia="Times New Roman" w:hAnsi="Times New Roman" w:cs="Times New Roman"/>
-          <w:sz w:val="24"/>
-          <w:szCs w:val="24"/>
-        </w:rPr>
-        <w:t>Backend</w:t>
-      </w:r>
-      <w:proofErr w:type="spellEnd"/>
-      <w:r>
-        <w:rPr>
-          <w:rFonts w:ascii="Times New Roman" w:eastAsia="Times New Roman" w:hAnsi="Times New Roman" w:cs="Times New Roman"/>
-          <w:sz w:val="24"/>
-          <w:szCs w:val="24"/>
-        </w:rPr>
-        <w:t xml:space="preserve">: </w:t>
-      </w:r>
-      <w:proofErr w:type="spellStart"/>
-      <w:r>
-        <w:rPr>
-          <w:rFonts w:ascii="Times New Roman" w:eastAsia="Times New Roman" w:hAnsi="Times New Roman" w:cs="Times New Roman"/>
-          <w:sz w:val="24"/>
-          <w:szCs w:val="24"/>
-        </w:rPr>
-        <w:t>Laravel</w:t>
-      </w:r>
-      <w:proofErr w:type="spellEnd"/>
-      <w:r>
-        <w:rPr>
-          <w:rFonts w:ascii="Times New Roman" w:eastAsia="Times New Roman" w:hAnsi="Times New Roman" w:cs="Times New Roman"/>
-          <w:sz w:val="24"/>
-          <w:szCs w:val="24"/>
-        </w:rPr>
-        <w:t xml:space="preserve"> PHP </w:t>
+        <w:t>•     Frontend Mobile : Flutter/Dart</w:t>
       </w:r>
     </w:p>
     <w:p>
@@ -8231,133 +7502,7 @@
           <w:sz w:val="24"/>
           <w:szCs w:val="24"/>
         </w:rPr>
-        <w:t xml:space="preserve">•     </w:t>
-      </w:r>
-      <w:proofErr w:type="spellStart"/>
-      <w:r>
-        <w:rPr>
-          <w:rFonts w:ascii="Times New Roman" w:eastAsia="Times New Roman" w:hAnsi="Times New Roman" w:cs="Times New Roman"/>
-          <w:sz w:val="24"/>
-          <w:szCs w:val="24"/>
-        </w:rPr>
-        <w:t>Frontend</w:t>
-      </w:r>
-      <w:proofErr w:type="spellEnd"/>
-      <w:r>
-        <w:rPr>
-          <w:rFonts w:ascii="Times New Roman" w:eastAsia="Times New Roman" w:hAnsi="Times New Roman" w:cs="Times New Roman"/>
-          <w:sz w:val="24"/>
-          <w:szCs w:val="24"/>
-        </w:rPr>
-        <w:t xml:space="preserve"> Web : </w:t>
-      </w:r>
-      <w:proofErr w:type="spellStart"/>
-      <w:r>
-        <w:rPr>
-          <w:rFonts w:ascii="Times New Roman" w:eastAsia="Times New Roman" w:hAnsi="Times New Roman" w:cs="Times New Roman"/>
-          <w:sz w:val="24"/>
-          <w:szCs w:val="24"/>
-        </w:rPr>
-        <w:t>Html</w:t>
-      </w:r>
-      <w:proofErr w:type="spellEnd"/>
-      <w:r>
-        <w:rPr>
-          <w:rFonts w:ascii="Times New Roman" w:eastAsia="Times New Roman" w:hAnsi="Times New Roman" w:cs="Times New Roman"/>
-          <w:sz w:val="24"/>
-          <w:szCs w:val="24"/>
-        </w:rPr>
-        <w:t>/</w:t>
-      </w:r>
-      <w:proofErr w:type="spellStart"/>
-      <w:r>
-        <w:rPr>
-          <w:rFonts w:ascii="Times New Roman" w:eastAsia="Times New Roman" w:hAnsi="Times New Roman" w:cs="Times New Roman"/>
-          <w:sz w:val="24"/>
-          <w:szCs w:val="24"/>
-        </w:rPr>
-        <w:t>Css</w:t>
-      </w:r>
-      <w:proofErr w:type="spellEnd"/>
-      <w:r>
-        <w:rPr>
-          <w:rFonts w:ascii="Times New Roman" w:eastAsia="Times New Roman" w:hAnsi="Times New Roman" w:cs="Times New Roman"/>
-          <w:sz w:val="24"/>
-          <w:szCs w:val="24"/>
-        </w:rPr>
-        <w:t>/</w:t>
-      </w:r>
-      <w:proofErr w:type="spellStart"/>
-      <w:r>
-        <w:rPr>
-          <w:rFonts w:ascii="Times New Roman" w:eastAsia="Times New Roman" w:hAnsi="Times New Roman" w:cs="Times New Roman"/>
-          <w:sz w:val="24"/>
-          <w:szCs w:val="24"/>
-        </w:rPr>
-        <w:t>JavaScript</w:t>
-      </w:r>
-      <w:proofErr w:type="spellEnd"/>
-      <w:r>
-        <w:rPr>
-          <w:rFonts w:ascii="Times New Roman" w:eastAsia="Times New Roman" w:hAnsi="Times New Roman" w:cs="Times New Roman"/>
-          <w:sz w:val="24"/>
-          <w:szCs w:val="24"/>
-        </w:rPr>
-        <w:t xml:space="preserve"> (</w:t>
-      </w:r>
-      <w:proofErr w:type="spellStart"/>
-      <w:r>
-        <w:rPr>
-          <w:rFonts w:ascii="Times New Roman" w:eastAsia="Times New Roman" w:hAnsi="Times New Roman" w:cs="Times New Roman"/>
-          <w:sz w:val="24"/>
-          <w:szCs w:val="24"/>
-        </w:rPr>
-        <w:t>Blade</w:t>
-      </w:r>
-      <w:proofErr w:type="spellEnd"/>
-      <w:r>
-        <w:rPr>
-          <w:rFonts w:ascii="Times New Roman" w:eastAsia="Times New Roman" w:hAnsi="Times New Roman" w:cs="Times New Roman"/>
-          <w:sz w:val="24"/>
-          <w:szCs w:val="24"/>
-        </w:rPr>
-        <w:t xml:space="preserve"> </w:t>
-      </w:r>
-      <w:proofErr w:type="spellStart"/>
-      <w:r>
-        <w:rPr>
-          <w:rFonts w:ascii="Times New Roman" w:eastAsia="Times New Roman" w:hAnsi="Times New Roman" w:cs="Times New Roman"/>
-          <w:sz w:val="24"/>
-          <w:szCs w:val="24"/>
-        </w:rPr>
-        <w:t>Laravel</w:t>
-      </w:r>
-      <w:proofErr w:type="spellEnd"/>
-      <w:r>
-        <w:rPr>
-          <w:rFonts w:ascii="Times New Roman" w:eastAsia="Times New Roman" w:hAnsi="Times New Roman" w:cs="Times New Roman"/>
-          <w:sz w:val="24"/>
-          <w:szCs w:val="24"/>
-        </w:rPr>
-        <w:t>/</w:t>
-      </w:r>
-      <w:proofErr w:type="spellStart"/>
-      <w:r>
-        <w:rPr>
-          <w:rFonts w:ascii="Times New Roman" w:eastAsia="Times New Roman" w:hAnsi="Times New Roman" w:cs="Times New Roman"/>
-          <w:sz w:val="24"/>
-          <w:szCs w:val="24"/>
-        </w:rPr>
-        <w:t>Bootstrap</w:t>
-      </w:r>
-      <w:proofErr w:type="spellEnd"/>
-      <w:r>
-        <w:rPr>
-          <w:rFonts w:ascii="Times New Roman" w:eastAsia="Times New Roman" w:hAnsi="Times New Roman" w:cs="Times New Roman"/>
-          <w:sz w:val="24"/>
-          <w:szCs w:val="24"/>
-        </w:rPr>
-        <w:t>)</w:t>
+        <w:t xml:space="preserve">•     Database: MySQL </w:t>
       </w:r>
     </w:p>
     <w:p>
@@ -8376,54 +7521,8 @@
           <w:sz w:val="24"/>
           <w:szCs w:val="24"/>
         </w:rPr>
-        <w:t xml:space="preserve">•     </w:t>
+        <w:t>•     Hosting :Vercel</w:t>
       </w:r>
-      <w:proofErr w:type="spellStart"/>
-      <w:r>
-        <w:rPr>
-          <w:rFonts w:ascii="Times New Roman" w:eastAsia="Times New Roman" w:hAnsi="Times New Roman" w:cs="Times New Roman"/>
-          <w:sz w:val="24"/>
-          <w:szCs w:val="24"/>
-        </w:rPr>
-        <w:t>Frontend</w:t>
-      </w:r>
-      <w:proofErr w:type="spellEnd"/>
-      <w:r>
-        <w:rPr>
-          <w:rFonts w:ascii="Times New Roman" w:eastAsia="Times New Roman" w:hAnsi="Times New Roman" w:cs="Times New Roman"/>
-          <w:sz w:val="24"/>
-          <w:szCs w:val="24"/>
-        </w:rPr>
-        <w:t xml:space="preserve"> Mobile : </w:t>
-      </w:r>
-      <w:proofErr w:type="spellStart"/>
-      <w:r>
-        <w:rPr>
-          <w:rFonts w:ascii="Times New Roman" w:eastAsia="Times New Roman" w:hAnsi="Times New Roman" w:cs="Times New Roman"/>
-          <w:sz w:val="24"/>
-          <w:szCs w:val="24"/>
-        </w:rPr>
-        <w:t>Flutter</w:t>
-      </w:r>
-      <w:proofErr w:type="spellEnd"/>
-      <w:r>
-        <w:rPr>
-          <w:rFonts w:ascii="Times New Roman" w:eastAsia="Times New Roman" w:hAnsi="Times New Roman" w:cs="Times New Roman"/>
-          <w:sz w:val="24"/>
-          <w:szCs w:val="24"/>
-        </w:rPr>
-        <w:t>/</w:t>
-      </w:r>
-      <w:proofErr w:type="spellStart"/>
-      <w:r>
-        <w:rPr>
-          <w:rFonts w:ascii="Times New Roman" w:eastAsia="Times New Roman" w:hAnsi="Times New Roman" w:cs="Times New Roman"/>
-          <w:sz w:val="24"/>
-          <w:szCs w:val="24"/>
-        </w:rPr>
-        <w:t>Dart</w:t>
-      </w:r>
-      <w:proofErr w:type="spellEnd"/>
     </w:p>
     <w:p>
       <w:pPr>
@@ -8441,43 +7540,7 @@
           <w:sz w:val="24"/>
           <w:szCs w:val="24"/>
         </w:rPr>
-        <w:t xml:space="preserve">•     </w:t>
-      </w:r>
-      <w:proofErr w:type="spellStart"/>
-      <w:r>
-        <w:rPr>
-          <w:rFonts w:ascii="Times New Roman" w:eastAsia="Times New Roman" w:hAnsi="Times New Roman" w:cs="Times New Roman"/>
-          <w:sz w:val="24"/>
-          <w:szCs w:val="24"/>
-        </w:rPr>
-        <w:t>Database</w:t>
-      </w:r>
-      <w:proofErr w:type="spellEnd"/>
-      <w:r>
-        <w:rPr>
-          <w:rFonts w:ascii="Times New Roman" w:eastAsia="Times New Roman" w:hAnsi="Times New Roman" w:cs="Times New Roman"/>
-          <w:sz w:val="24"/>
-          <w:szCs w:val="24"/>
-        </w:rPr>
-        <w:t xml:space="preserve">: </w:t>
-      </w:r>
-      <w:proofErr w:type="spellStart"/>
-      <w:r>
-        <w:rPr>
-          <w:rFonts w:ascii="Times New Roman" w:eastAsia="Times New Roman" w:hAnsi="Times New Roman" w:cs="Times New Roman"/>
-          <w:sz w:val="24"/>
-          <w:szCs w:val="24"/>
-        </w:rPr>
-        <w:t>MySQL</w:t>
-      </w:r>
-      <w:proofErr w:type="spellEnd"/>
-      <w:r>
-        <w:rPr>
-          <w:rFonts w:ascii="Times New Roman" w:eastAsia="Times New Roman" w:hAnsi="Times New Roman" w:cs="Times New Roman"/>
-          <w:sz w:val="24"/>
-          <w:szCs w:val="24"/>
-        </w:rPr>
-        <w:t xml:space="preserve"> </w:t>
+        <w:t>•     Browser: Chrome, Firefox , Edge</w:t>
       </w:r>
     </w:p>
     <w:p>
@@ -8490,104 +7553,10 @@
           <w:szCs w:val="24"/>
         </w:rPr>
       </w:pPr>
-      <w:r>
-        <w:rPr>
-          <w:rFonts w:ascii="Times New Roman" w:eastAsia="Times New Roman" w:hAnsi="Times New Roman" w:cs="Times New Roman"/>
-          <w:sz w:val="24"/>
-          <w:szCs w:val="24"/>
-        </w:rPr>
-        <w:t xml:space="preserve">•     </w:t>
-      </w:r>
-      <w:proofErr w:type="spellStart"/>
-      <w:r>
-        <w:rPr>
-          <w:rFonts w:ascii="Times New Roman" w:eastAsia="Times New Roman" w:hAnsi="Times New Roman" w:cs="Times New Roman"/>
-          <w:sz w:val="24"/>
-          <w:szCs w:val="24"/>
-        </w:rPr>
-        <w:t>Hosting</w:t>
-      </w:r>
-      <w:proofErr w:type="spellEnd"/>
-      <w:r>
-        <w:rPr>
-          <w:rFonts w:ascii="Times New Roman" w:eastAsia="Times New Roman" w:hAnsi="Times New Roman" w:cs="Times New Roman"/>
-          <w:sz w:val="24"/>
-          <w:szCs w:val="24"/>
-        </w:rPr>
-        <w:t xml:space="preserve"> :</w:t>
-      </w:r>
-      <w:proofErr w:type="spellStart"/>
-      <w:r>
-        <w:rPr>
-          <w:rFonts w:ascii="Times New Roman" w:eastAsia="Times New Roman" w:hAnsi="Times New Roman" w:cs="Times New Roman"/>
-          <w:sz w:val="24"/>
-          <w:szCs w:val="24"/>
-        </w:rPr>
-        <w:t>Vercel</w:t>
-      </w:r>
-      <w:proofErr w:type="spellEnd"/>
-    </w:p>
-    <w:p>
-      <w:pPr>
-        <w:spacing w:after="80" w:line="360" w:lineRule="auto"/>
-        <w:ind w:left="720" w:hanging="240"/>
-        <w:rPr>
-          <w:rFonts w:ascii="Times New Roman" w:eastAsia="Times New Roman" w:hAnsi="Times New Roman" w:cs="Times New Roman"/>
-          <w:sz w:val="24"/>
-          <w:szCs w:val="24"/>
-        </w:rPr>
-      </w:pPr>
-      <w:r>
-        <w:rPr>
-          <w:rFonts w:ascii="Times New Roman" w:eastAsia="Times New Roman" w:hAnsi="Times New Roman" w:cs="Times New Roman"/>
-          <w:sz w:val="24"/>
-          <w:szCs w:val="24"/>
-        </w:rPr>
-        <w:t xml:space="preserve">•     Browser: </w:t>
-      </w:r>
-      <w:proofErr w:type="spellStart"/>
-      <w:r>
-        <w:rPr>
-          <w:rFonts w:ascii="Times New Roman" w:eastAsia="Times New Roman" w:hAnsi="Times New Roman" w:cs="Times New Roman"/>
-          <w:sz w:val="24"/>
-          <w:szCs w:val="24"/>
-        </w:rPr>
-        <w:t>Chrome</w:t>
-      </w:r>
-      <w:proofErr w:type="spellEnd"/>
-      <w:r>
-        <w:rPr>
-          <w:rFonts w:ascii="Times New Roman" w:eastAsia="Times New Roman" w:hAnsi="Times New Roman" w:cs="Times New Roman"/>
-          <w:sz w:val="24"/>
-          <w:szCs w:val="24"/>
-        </w:rPr>
-        <w:t xml:space="preserve">, Firefox , </w:t>
-      </w:r>
-      <w:proofErr w:type="spellStart"/>
-      <w:r>
-        <w:rPr>
-          <w:rFonts w:ascii="Times New Roman" w:eastAsia="Times New Roman" w:hAnsi="Times New Roman" w:cs="Times New Roman"/>
-          <w:sz w:val="24"/>
-          <w:szCs w:val="24"/>
-        </w:rPr>
-        <w:t>Edge</w:t>
-      </w:r>
-      <w:proofErr w:type="spellEnd"/>
-    </w:p>
-    <w:p>
-      <w:pPr>
-        <w:spacing w:after="80" w:line="360" w:lineRule="auto"/>
-        <w:ind w:left="720" w:hanging="240"/>
-        <w:rPr>
-          <w:rFonts w:ascii="Times New Roman" w:eastAsia="Times New Roman" w:hAnsi="Times New Roman" w:cs="Times New Roman"/>
-          <w:sz w:val="24"/>
-          <w:szCs w:val="24"/>
-        </w:rPr>
-      </w:pPr>
-    </w:p>
-    <w:p>
-      <w:pPr>
-        <w:pStyle w:val="Judul2"/>
+    </w:p>
+    <w:p>
+      <w:pPr>
+        <w:pStyle w:val="Heading2"/>
         <w:keepNext w:val="0"/>
         <w:keepLines w:val="0"/>
         <w:pBdr>
@@ -8640,25 +7609,7 @@
           <w:sz w:val="24"/>
           <w:szCs w:val="24"/>
         </w:rPr>
-        <w:t xml:space="preserve">•     BOM (Bill </w:t>
-      </w:r>
-      <w:proofErr w:type="spellStart"/>
-      <w:r>
-        <w:rPr>
-          <w:rFonts w:ascii="Times New Roman" w:eastAsia="Times New Roman" w:hAnsi="Times New Roman" w:cs="Times New Roman"/>
-          <w:sz w:val="24"/>
-          <w:szCs w:val="24"/>
-        </w:rPr>
-        <w:t>of</w:t>
-      </w:r>
-      <w:proofErr w:type="spellEnd"/>
-      <w:r>
-        <w:rPr>
-          <w:rFonts w:ascii="Times New Roman" w:eastAsia="Times New Roman" w:hAnsi="Times New Roman" w:cs="Times New Roman"/>
-          <w:sz w:val="24"/>
-          <w:szCs w:val="24"/>
-        </w:rPr>
-        <w:t xml:space="preserve"> Materials) setiap produk telah didefinisikan sebelum verifikasi bahan baku dilakukan</w:t>
+        <w:t>•     BOM (Bill of Materials) setiap produk telah didefinisikan sebelum verifikasi bahan baku dilakukan</w:t>
       </w:r>
     </w:p>
     <w:p>
@@ -8677,43 +7628,7 @@
           <w:sz w:val="24"/>
           <w:szCs w:val="24"/>
         </w:rPr>
-        <w:t xml:space="preserve">•     Tidak ada integrasi </w:t>
-      </w:r>
-      <w:proofErr w:type="spellStart"/>
-      <w:r>
-        <w:rPr>
-          <w:rFonts w:ascii="Times New Roman" w:eastAsia="Times New Roman" w:hAnsi="Times New Roman" w:cs="Times New Roman"/>
-          <w:sz w:val="24"/>
-          <w:szCs w:val="24"/>
-        </w:rPr>
-        <w:t>marketplace</w:t>
-      </w:r>
-      <w:proofErr w:type="spellEnd"/>
-      <w:r>
-        <w:rPr>
-          <w:rFonts w:ascii="Times New Roman" w:eastAsia="Times New Roman" w:hAnsi="Times New Roman" w:cs="Times New Roman"/>
-          <w:sz w:val="24"/>
-          <w:szCs w:val="24"/>
-        </w:rPr>
-        <w:t xml:space="preserve"> eksternal; seluruh PO </w:t>
-      </w:r>
-      <w:proofErr w:type="spellStart"/>
-      <w:r>
-        <w:rPr>
-          <w:rFonts w:ascii="Times New Roman" w:eastAsia="Times New Roman" w:hAnsi="Times New Roman" w:cs="Times New Roman"/>
-          <w:sz w:val="24"/>
-          <w:szCs w:val="24"/>
-        </w:rPr>
-        <w:t>diinput</w:t>
-      </w:r>
-      <w:proofErr w:type="spellEnd"/>
-      <w:r>
-        <w:rPr>
-          <w:rFonts w:ascii="Times New Roman" w:eastAsia="Times New Roman" w:hAnsi="Times New Roman" w:cs="Times New Roman"/>
-          <w:sz w:val="24"/>
-          <w:szCs w:val="24"/>
-        </w:rPr>
-        <w:t xml:space="preserve"> manual oleh Staf Penjualan</w:t>
+        <w:t>•     Tidak ada integrasi marketplace eksternal; seluruh PO diinput manual oleh Staf Penjualan</w:t>
       </w:r>
     </w:p>
     <w:p>
@@ -8845,7 +7760,7 @@
     </w:p>
     <w:p>
       <w:pPr>
-        <w:pStyle w:val="Judul2"/>
+        <w:pStyle w:val="Heading2"/>
         <w:keepNext w:val="0"/>
         <w:keepLines w:val="0"/>
         <w:pBdr>
@@ -8862,7 +7777,7 @@
     </w:p>
     <w:p>
       <w:pPr>
-        <w:pStyle w:val="Judul1"/>
+        <w:pStyle w:val="Heading1"/>
         <w:keepNext w:val="0"/>
         <w:keepLines w:val="0"/>
       </w:pPr>
@@ -8874,7 +7789,7 @@
     </w:p>
     <w:p>
       <w:pPr>
-        <w:pStyle w:val="Judul2"/>
+        <w:pStyle w:val="Heading2"/>
         <w:keepNext w:val="0"/>
         <w:keepLines w:val="0"/>
       </w:pPr>
@@ -9047,23 +7962,13 @@
                 <w:szCs w:val="24"/>
               </w:rPr>
             </w:pPr>
-            <w:proofErr w:type="spellStart"/>
-            <w:r>
-              <w:rPr>
-                <w:rFonts w:ascii="Times New Roman" w:eastAsia="Times New Roman" w:hAnsi="Times New Roman" w:cs="Times New Roman"/>
-                <w:sz w:val="24"/>
-                <w:szCs w:val="24"/>
-              </w:rPr>
-              <w:t>Dashboard</w:t>
-            </w:r>
-            <w:proofErr w:type="spellEnd"/>
-            <w:r>
-              <w:rPr>
-                <w:rFonts w:ascii="Times New Roman" w:eastAsia="Times New Roman" w:hAnsi="Times New Roman" w:cs="Times New Roman"/>
-                <w:sz w:val="24"/>
-                <w:szCs w:val="24"/>
-              </w:rPr>
-              <w:t xml:space="preserve"> PO</w:t>
+            <w:r>
+              <w:rPr>
+                <w:rFonts w:ascii="Times New Roman" w:eastAsia="Times New Roman" w:hAnsi="Times New Roman" w:cs="Times New Roman"/>
+                <w:sz w:val="24"/>
+                <w:szCs w:val="24"/>
+              </w:rPr>
+              <w:t>Dashboard PO</w:t>
             </w:r>
           </w:p>
         </w:tc>
@@ -9132,7 +8037,6 @@
                 <w:szCs w:val="24"/>
               </w:rPr>
             </w:pPr>
-            <w:proofErr w:type="spellStart"/>
             <w:r>
               <w:rPr>
                 <w:rFonts w:ascii="Times New Roman" w:eastAsia="Times New Roman" w:hAnsi="Times New Roman" w:cs="Times New Roman"/>
@@ -9141,7 +8045,6 @@
               </w:rPr>
               <w:t>Login</w:t>
             </w:r>
-            <w:proofErr w:type="spellEnd"/>
           </w:p>
         </w:tc>
         <w:tc>
@@ -9175,36 +8078,8 @@
                 <w:sz w:val="24"/>
                 <w:szCs w:val="24"/>
               </w:rPr>
-              <w:t xml:space="preserve">Halaman </w:t>
-            </w:r>
-            <w:proofErr w:type="spellStart"/>
-            <w:r>
-              <w:rPr>
-                <w:rFonts w:ascii="Times New Roman" w:eastAsia="Times New Roman" w:hAnsi="Times New Roman" w:cs="Times New Roman"/>
-                <w:sz w:val="24"/>
-                <w:szCs w:val="24"/>
-              </w:rPr>
-              <w:t>Login</w:t>
-            </w:r>
-            <w:proofErr w:type="spellEnd"/>
-            <w:r>
-              <w:rPr>
-                <w:rFonts w:ascii="Times New Roman" w:eastAsia="Times New Roman" w:hAnsi="Times New Roman" w:cs="Times New Roman"/>
-                <w:sz w:val="24"/>
-                <w:szCs w:val="24"/>
-              </w:rPr>
-              <w:t xml:space="preserve"> untuk masuk berbagai </w:t>
-            </w:r>
-            <w:proofErr w:type="spellStart"/>
-            <w:r>
-              <w:rPr>
-                <w:rFonts w:ascii="Times New Roman" w:eastAsia="Times New Roman" w:hAnsi="Times New Roman" w:cs="Times New Roman"/>
-                <w:sz w:val="24"/>
-                <w:szCs w:val="24"/>
-              </w:rPr>
-              <w:t>role</w:t>
-            </w:r>
-            <w:proofErr w:type="spellEnd"/>
+              <w:t>Halaman Login untuk masuk berbagai role</w:t>
+            </w:r>
           </w:p>
         </w:tc>
       </w:tr>
@@ -9274,23 +8149,13 @@
                 <w:szCs w:val="24"/>
               </w:rPr>
             </w:pPr>
-            <w:proofErr w:type="spellStart"/>
-            <w:r>
-              <w:rPr>
-                <w:rFonts w:ascii="Times New Roman" w:eastAsia="Times New Roman" w:hAnsi="Times New Roman" w:cs="Times New Roman"/>
-                <w:sz w:val="24"/>
-                <w:szCs w:val="24"/>
-              </w:rPr>
-              <w:t>Input</w:t>
-            </w:r>
-            <w:proofErr w:type="spellEnd"/>
-            <w:r>
-              <w:rPr>
-                <w:rFonts w:ascii="Times New Roman" w:eastAsia="Times New Roman" w:hAnsi="Times New Roman" w:cs="Times New Roman"/>
-                <w:sz w:val="24"/>
-                <w:szCs w:val="24"/>
-              </w:rPr>
-              <w:t xml:space="preserve"> data pelanggan, produk, jumlah, catatan, dan tanggal pengiriman</w:t>
+            <w:r>
+              <w:rPr>
+                <w:rFonts w:ascii="Times New Roman" w:eastAsia="Times New Roman" w:hAnsi="Times New Roman" w:cs="Times New Roman"/>
+                <w:sz w:val="24"/>
+                <w:szCs w:val="24"/>
+              </w:rPr>
+              <w:t>Input data pelanggan, produk, jumlah, catatan, dan tanggal pengiriman</w:t>
             </w:r>
           </w:p>
         </w:tc>
@@ -9553,23 +8418,13 @@
                 <w:szCs w:val="24"/>
               </w:rPr>
             </w:pPr>
-            <w:proofErr w:type="spellStart"/>
-            <w:r>
-              <w:rPr>
-                <w:rFonts w:ascii="Times New Roman" w:eastAsia="Times New Roman" w:hAnsi="Times New Roman" w:cs="Times New Roman"/>
-                <w:sz w:val="24"/>
-                <w:szCs w:val="24"/>
-              </w:rPr>
-              <w:t>Preview</w:t>
-            </w:r>
-            <w:proofErr w:type="spellEnd"/>
-            <w:r>
-              <w:rPr>
-                <w:rFonts w:ascii="Times New Roman" w:eastAsia="Times New Roman" w:hAnsi="Times New Roman" w:cs="Times New Roman"/>
-                <w:sz w:val="24"/>
-                <w:szCs w:val="24"/>
-              </w:rPr>
-              <w:t xml:space="preserve"> &amp; Unduh PDF</w:t>
+            <w:r>
+              <w:rPr>
+                <w:rFonts w:ascii="Times New Roman" w:eastAsia="Times New Roman" w:hAnsi="Times New Roman" w:cs="Times New Roman"/>
+                <w:sz w:val="24"/>
+                <w:szCs w:val="24"/>
+              </w:rPr>
+              <w:t>Preview &amp; Unduh PDF</w:t>
             </w:r>
           </w:p>
         </w:tc>
@@ -9605,18 +8460,8 @@
                 <w:sz w:val="24"/>
                 <w:szCs w:val="24"/>
               </w:rPr>
-              <w:t xml:space="preserve">Tampilan cetak dokumen PO yang dapat diunduh atau dibagikan via </w:t>
-            </w:r>
-            <w:proofErr w:type="spellStart"/>
-            <w:r>
-              <w:rPr>
-                <w:rFonts w:ascii="Times New Roman" w:eastAsia="Times New Roman" w:hAnsi="Times New Roman" w:cs="Times New Roman"/>
-                <w:sz w:val="24"/>
-                <w:szCs w:val="24"/>
-              </w:rPr>
-              <w:t>link</w:t>
-            </w:r>
-            <w:proofErr w:type="spellEnd"/>
+              <w:t>Tampilan cetak dokumen PO yang dapat diunduh atau dibagikan via link</w:t>
+            </w:r>
           </w:p>
         </w:tc>
       </w:tr>
@@ -9706,29 +8551,7 @@
                 <w:sz w:val="28"/>
                 <w:szCs w:val="28"/>
               </w:rPr>
-              <w:t xml:space="preserve">Halaman </w:t>
-            </w:r>
-            <w:proofErr w:type="spellStart"/>
-            <w:r>
-              <w:rPr>
-                <w:rFonts w:ascii="Times New Roman" w:eastAsia="Times New Roman" w:hAnsi="Times New Roman" w:cs="Times New Roman"/>
-                <w:b/>
-                <w:bCs/>
-                <w:sz w:val="28"/>
-                <w:szCs w:val="28"/>
-              </w:rPr>
-              <w:t>Login</w:t>
-            </w:r>
-            <w:proofErr w:type="spellEnd"/>
-            <w:r>
-              <w:rPr>
-                <w:rFonts w:ascii="Times New Roman" w:eastAsia="Times New Roman" w:hAnsi="Times New Roman" w:cs="Times New Roman"/>
-                <w:b/>
-                <w:bCs/>
-                <w:sz w:val="28"/>
-                <w:szCs w:val="28"/>
-              </w:rPr>
-              <w:t xml:space="preserve"> : </w:t>
+              <w:t xml:space="preserve">Halaman Login : </w:t>
             </w:r>
           </w:p>
         </w:tc>
@@ -9839,7 +8662,6 @@
                 <w:szCs w:val="28"/>
               </w:rPr>
             </w:pPr>
-            <w:proofErr w:type="spellStart"/>
             <w:r>
               <w:rPr>
                 <w:rFonts w:ascii="Times New Roman" w:eastAsia="Times New Roman" w:hAnsi="Times New Roman" w:cs="Times New Roman"/>
@@ -9849,18 +8671,7 @@
                 <w:szCs w:val="28"/>
               </w:rPr>
               <w:lastRenderedPageBreak/>
-              <w:t>Dashboard</w:t>
-            </w:r>
-            <w:proofErr w:type="spellEnd"/>
-            <w:r>
-              <w:rPr>
-                <w:rFonts w:ascii="Times New Roman" w:eastAsia="Times New Roman" w:hAnsi="Times New Roman" w:cs="Times New Roman"/>
-                <w:b/>
-                <w:bCs/>
-                <w:sz w:val="28"/>
-                <w:szCs w:val="28"/>
-              </w:rPr>
-              <w:t xml:space="preserve"> PO : </w:t>
+              <w:t xml:space="preserve">Dashboard PO : </w:t>
             </w:r>
           </w:p>
         </w:tc>
@@ -10999,29 +9810,7 @@
                 <w:sz w:val="28"/>
                 <w:szCs w:val="28"/>
               </w:rPr>
-              <w:t xml:space="preserve">Halaman </w:t>
-            </w:r>
-            <w:proofErr w:type="spellStart"/>
-            <w:r>
-              <w:rPr>
-                <w:rFonts w:ascii="Times New Roman" w:eastAsia="Times New Roman" w:hAnsi="Times New Roman" w:cs="Times New Roman"/>
-                <w:b/>
-                <w:bCs/>
-                <w:sz w:val="28"/>
-                <w:szCs w:val="28"/>
-              </w:rPr>
-              <w:t>Login</w:t>
-            </w:r>
-            <w:proofErr w:type="spellEnd"/>
-            <w:r>
-              <w:rPr>
-                <w:rFonts w:ascii="Times New Roman" w:eastAsia="Times New Roman" w:hAnsi="Times New Roman" w:cs="Times New Roman"/>
-                <w:b/>
-                <w:bCs/>
-                <w:sz w:val="28"/>
-                <w:szCs w:val="28"/>
-              </w:rPr>
-              <w:t xml:space="preserve"> :</w:t>
+              <w:t>Halaman Login :</w:t>
             </w:r>
           </w:p>
         </w:tc>
@@ -11055,7 +9844,6 @@
                 <w:szCs w:val="28"/>
               </w:rPr>
             </w:pPr>
-            <w:proofErr w:type="spellStart"/>
             <w:r>
               <w:rPr>
                 <w:rFonts w:ascii="Times New Roman" w:eastAsia="Times New Roman" w:hAnsi="Times New Roman" w:cs="Times New Roman"/>
@@ -11064,18 +9852,7 @@
                 <w:sz w:val="28"/>
                 <w:szCs w:val="28"/>
               </w:rPr>
-              <w:t>Dashboard</w:t>
-            </w:r>
-            <w:proofErr w:type="spellEnd"/>
-            <w:r>
-              <w:rPr>
-                <w:rFonts w:ascii="Times New Roman" w:eastAsia="Times New Roman" w:hAnsi="Times New Roman" w:cs="Times New Roman"/>
-                <w:b/>
-                <w:bCs/>
-                <w:sz w:val="28"/>
-                <w:szCs w:val="28"/>
-              </w:rPr>
-              <w:t xml:space="preserve"> Pesanan : </w:t>
+              <w:t xml:space="preserve">Dashboard Pesanan : </w:t>
             </w:r>
           </w:p>
         </w:tc>
@@ -11630,7 +10407,7 @@
     </w:p>
     <w:p>
       <w:pPr>
-        <w:pStyle w:val="Judul2"/>
+        <w:pStyle w:val="Heading2"/>
         <w:keepNext w:val="0"/>
         <w:keepLines w:val="0"/>
         <w:spacing w:after="80"/>
@@ -11703,21 +10480,8 @@
                 <w:sz w:val="24"/>
                 <w:szCs w:val="24"/>
               </w:rPr>
-              <w:t xml:space="preserve">Server / </w:t>
-            </w:r>
-            <w:proofErr w:type="spellStart"/>
-            <w:r>
-              <w:rPr>
-                <w:rFonts w:ascii="Times New Roman" w:eastAsia="Times New Roman" w:hAnsi="Times New Roman" w:cs="Times New Roman"/>
-                <w:b/>
-                <w:bCs/>
-                <w:color w:val="FFFFFF"/>
-                <w:sz w:val="24"/>
-                <w:szCs w:val="24"/>
-              </w:rPr>
-              <w:t>Hosting</w:t>
-            </w:r>
-            <w:proofErr w:type="spellEnd"/>
+              <w:t>Server / Hosting</w:t>
+            </w:r>
           </w:p>
         </w:tc>
       </w:tr>
@@ -11756,43 +10520,7 @@
                 <w:sz w:val="24"/>
                 <w:szCs w:val="24"/>
               </w:rPr>
-              <w:t xml:space="preserve">CPU : Minimal 2 </w:t>
-            </w:r>
-            <w:proofErr w:type="spellStart"/>
-            <w:r>
-              <w:rPr>
-                <w:rFonts w:ascii="Times New Roman" w:eastAsia="Times New Roman" w:hAnsi="Times New Roman" w:cs="Times New Roman"/>
-                <w:sz w:val="24"/>
-                <w:szCs w:val="24"/>
-              </w:rPr>
-              <w:t>core</w:t>
-            </w:r>
-            <w:proofErr w:type="spellEnd"/>
-            <w:r>
-              <w:rPr>
-                <w:rFonts w:ascii="Times New Roman" w:eastAsia="Times New Roman" w:hAnsi="Times New Roman" w:cs="Times New Roman"/>
-                <w:sz w:val="24"/>
-                <w:szCs w:val="24"/>
-              </w:rPr>
-              <w:t xml:space="preserve"> (disarankan 4 </w:t>
-            </w:r>
-            <w:proofErr w:type="spellStart"/>
-            <w:r>
-              <w:rPr>
-                <w:rFonts w:ascii="Times New Roman" w:eastAsia="Times New Roman" w:hAnsi="Times New Roman" w:cs="Times New Roman"/>
-                <w:sz w:val="24"/>
-                <w:szCs w:val="24"/>
-              </w:rPr>
-              <w:t>core</w:t>
-            </w:r>
-            <w:proofErr w:type="spellEnd"/>
-            <w:r>
-              <w:rPr>
-                <w:rFonts w:ascii="Times New Roman" w:eastAsia="Times New Roman" w:hAnsi="Times New Roman" w:cs="Times New Roman"/>
-                <w:sz w:val="24"/>
-                <w:szCs w:val="24"/>
-              </w:rPr>
-              <w:t xml:space="preserve"> untuk lingkungan produksi)</w:t>
+              <w:t>CPU : Minimal 2 core (disarankan 4 core untuk lingkungan produksi)</w:t>
             </w:r>
           </w:p>
           <w:p>
@@ -11887,23 +10615,13 @@
                 <w:szCs w:val="24"/>
               </w:rPr>
             </w:pPr>
-            <w:proofErr w:type="spellStart"/>
-            <w:r>
-              <w:rPr>
-                <w:rFonts w:ascii="Times New Roman" w:eastAsia="Times New Roman" w:hAnsi="Times New Roman" w:cs="Times New Roman"/>
-                <w:sz w:val="24"/>
-                <w:szCs w:val="24"/>
-              </w:rPr>
-              <w:t>Storage</w:t>
-            </w:r>
-            <w:proofErr w:type="spellEnd"/>
-            <w:r>
-              <w:rPr>
-                <w:rFonts w:ascii="Times New Roman" w:eastAsia="Times New Roman" w:hAnsi="Times New Roman" w:cs="Times New Roman"/>
-                <w:sz w:val="24"/>
-                <w:szCs w:val="24"/>
-              </w:rPr>
-              <w:t xml:space="preserve">   : Minimal 20 GB SSD</w:t>
+            <w:r>
+              <w:rPr>
+                <w:rFonts w:ascii="Times New Roman" w:eastAsia="Times New Roman" w:hAnsi="Times New Roman" w:cs="Times New Roman"/>
+                <w:sz w:val="24"/>
+                <w:szCs w:val="24"/>
+              </w:rPr>
+              <w:t>Storage   : Minimal 20 GB SSD</w:t>
             </w:r>
           </w:p>
           <w:p>
@@ -12047,7 +10765,6 @@
                 <w:szCs w:val="24"/>
               </w:rPr>
             </w:pPr>
-            <w:proofErr w:type="spellStart"/>
             <w:r>
               <w:rPr>
                 <w:rFonts w:ascii="Times New Roman" w:eastAsia="Times New Roman" w:hAnsi="Times New Roman" w:cs="Times New Roman"/>
@@ -12059,7 +10776,6 @@
               </w:rPr>
               <w:t>Client</w:t>
             </w:r>
-            <w:proofErr w:type="spellEnd"/>
           </w:p>
         </w:tc>
       </w:tr>
@@ -12098,18 +10814,8 @@
                 <w:sz w:val="24"/>
                 <w:szCs w:val="24"/>
               </w:rPr>
-              <w:t xml:space="preserve">Perangkat : Komputer, laptop, tablet, atau </w:t>
-            </w:r>
-            <w:proofErr w:type="spellStart"/>
-            <w:r>
-              <w:rPr>
-                <w:rFonts w:ascii="Times New Roman" w:eastAsia="Times New Roman" w:hAnsi="Times New Roman" w:cs="Times New Roman"/>
-                <w:sz w:val="24"/>
-                <w:szCs w:val="24"/>
-              </w:rPr>
-              <w:t>smartphone</w:t>
-            </w:r>
-            <w:proofErr w:type="spellEnd"/>
+              <w:t>Perangkat : Komputer, laptop, tablet, atau smartphone</w:t>
+            </w:r>
           </w:p>
         </w:tc>
       </w:tr>
@@ -12149,43 +10855,7 @@
                 <w:sz w:val="24"/>
                 <w:szCs w:val="24"/>
               </w:rPr>
-              <w:t xml:space="preserve">Browser   : </w:t>
-            </w:r>
-            <w:proofErr w:type="spellStart"/>
-            <w:r>
-              <w:rPr>
-                <w:rFonts w:ascii="Times New Roman" w:eastAsia="Times New Roman" w:hAnsi="Times New Roman" w:cs="Times New Roman"/>
-                <w:sz w:val="24"/>
-                <w:szCs w:val="24"/>
-              </w:rPr>
-              <w:t>Chrome</w:t>
-            </w:r>
-            <w:proofErr w:type="spellEnd"/>
-            <w:r>
-              <w:rPr>
-                <w:rFonts w:ascii="Times New Roman" w:eastAsia="Times New Roman" w:hAnsi="Times New Roman" w:cs="Times New Roman"/>
-                <w:sz w:val="24"/>
-                <w:szCs w:val="24"/>
-              </w:rPr>
-              <w:t xml:space="preserve"> , Firefox , </w:t>
-            </w:r>
-            <w:proofErr w:type="spellStart"/>
-            <w:r>
-              <w:rPr>
-                <w:rFonts w:ascii="Times New Roman" w:eastAsia="Times New Roman" w:hAnsi="Times New Roman" w:cs="Times New Roman"/>
-                <w:sz w:val="24"/>
-                <w:szCs w:val="24"/>
-              </w:rPr>
-              <w:t>Edge</w:t>
-            </w:r>
-            <w:proofErr w:type="spellEnd"/>
-            <w:r>
-              <w:rPr>
-                <w:rFonts w:ascii="Times New Roman" w:eastAsia="Times New Roman" w:hAnsi="Times New Roman" w:cs="Times New Roman"/>
-                <w:sz w:val="24"/>
-                <w:szCs w:val="24"/>
-              </w:rPr>
-              <w:t xml:space="preserve"> , Safari </w:t>
+              <w:t xml:space="preserve">Browser   : Chrome , Firefox , Edge , Safari </w:t>
             </w:r>
           </w:p>
         </w:tc>
@@ -12241,25 +10911,7 @@
                 <w:sz w:val="24"/>
                 <w:szCs w:val="24"/>
               </w:rPr>
-              <w:t>inimal 360px lebar (</w:t>
-            </w:r>
-            <w:proofErr w:type="spellStart"/>
-            <w:r>
-              <w:rPr>
-                <w:rFonts w:ascii="Times New Roman" w:eastAsia="Times New Roman" w:hAnsi="Times New Roman" w:cs="Times New Roman"/>
-                <w:sz w:val="24"/>
-                <w:szCs w:val="24"/>
-              </w:rPr>
-              <w:t>mobile</w:t>
-            </w:r>
-            <w:proofErr w:type="spellEnd"/>
-            <w:r>
-              <w:rPr>
-                <w:rFonts w:ascii="Times New Roman" w:eastAsia="Times New Roman" w:hAnsi="Times New Roman" w:cs="Times New Roman"/>
-                <w:sz w:val="24"/>
-                <w:szCs w:val="24"/>
-              </w:rPr>
-              <w:t>) — 1280px+ (desktop)</w:t>
+              <w:t>inimal 360px lebar (mobile) — 1280px+ (desktop)</w:t>
             </w:r>
           </w:p>
         </w:tc>
@@ -12291,7 +10943,7 @@
     </w:p>
     <w:p>
       <w:pPr>
-        <w:pStyle w:val="Judul2"/>
+        <w:pStyle w:val="Heading2"/>
         <w:keepNext w:val="0"/>
         <w:keepLines w:val="0"/>
         <w:pBdr>
@@ -12364,7 +11016,6 @@
                 <w:szCs w:val="24"/>
               </w:rPr>
             </w:pPr>
-            <w:proofErr w:type="spellStart"/>
             <w:r>
               <w:rPr>
                 <w:rFonts w:ascii="Times New Roman" w:eastAsia="Times New Roman" w:hAnsi="Times New Roman" w:cs="Times New Roman"/>
@@ -12374,19 +11025,7 @@
                 <w:sz w:val="24"/>
                 <w:szCs w:val="24"/>
               </w:rPr>
-              <w:t>Endpoint</w:t>
-            </w:r>
-            <w:proofErr w:type="spellEnd"/>
-            <w:r>
-              <w:rPr>
-                <w:rFonts w:ascii="Times New Roman" w:eastAsia="Times New Roman" w:hAnsi="Times New Roman" w:cs="Times New Roman"/>
-                <w:b/>
-                <w:bCs/>
-                <w:color w:val="FFFFFF"/>
-                <w:sz w:val="24"/>
-                <w:szCs w:val="24"/>
-              </w:rPr>
-              <w:t xml:space="preserve"> / Layanan</w:t>
+              <w:t>Endpoint / Layanan</w:t>
             </w:r>
           </w:p>
         </w:tc>
@@ -12512,36 +11151,8 @@
                 <w:sz w:val="24"/>
                 <w:szCs w:val="24"/>
               </w:rPr>
-              <w:t>GET /api/</w:t>
-            </w:r>
-            <w:proofErr w:type="spellStart"/>
-            <w:r>
-              <w:rPr>
-                <w:rFonts w:ascii="Times New Roman" w:eastAsia="Times New Roman" w:hAnsi="Times New Roman" w:cs="Times New Roman"/>
-                <w:sz w:val="24"/>
-                <w:szCs w:val="24"/>
-              </w:rPr>
-              <w:t>inventory</w:t>
-            </w:r>
-            <w:proofErr w:type="spellEnd"/>
-            <w:r>
-              <w:rPr>
-                <w:rFonts w:ascii="Times New Roman" w:eastAsia="Times New Roman" w:hAnsi="Times New Roman" w:cs="Times New Roman"/>
-                <w:sz w:val="24"/>
-                <w:szCs w:val="24"/>
-              </w:rPr>
-              <w:t>/</w:t>
-            </w:r>
-            <w:proofErr w:type="spellStart"/>
-            <w:r>
-              <w:rPr>
-                <w:rFonts w:ascii="Times New Roman" w:eastAsia="Times New Roman" w:hAnsi="Times New Roman" w:cs="Times New Roman"/>
-                <w:sz w:val="24"/>
-                <w:szCs w:val="24"/>
-              </w:rPr>
-              <w:t>check</w:t>
-            </w:r>
-            <w:proofErr w:type="spellEnd"/>
+              <w:t>GET /api/inventory/check</w:t>
+            </w:r>
           </w:p>
         </w:tc>
         <w:tc>
@@ -12651,36 +11262,8 @@
                 <w:sz w:val="24"/>
                 <w:szCs w:val="24"/>
               </w:rPr>
-              <w:t>POST /api/</w:t>
-            </w:r>
-            <w:proofErr w:type="spellStart"/>
-            <w:r>
-              <w:rPr>
-                <w:rFonts w:ascii="Times New Roman" w:eastAsia="Times New Roman" w:hAnsi="Times New Roman" w:cs="Times New Roman"/>
-                <w:sz w:val="24"/>
-                <w:szCs w:val="24"/>
-              </w:rPr>
-              <w:t>inventory</w:t>
-            </w:r>
-            <w:proofErr w:type="spellEnd"/>
-            <w:r>
-              <w:rPr>
-                <w:rFonts w:ascii="Times New Roman" w:eastAsia="Times New Roman" w:hAnsi="Times New Roman" w:cs="Times New Roman"/>
-                <w:sz w:val="24"/>
-                <w:szCs w:val="24"/>
-              </w:rPr>
-              <w:t>/</w:t>
-            </w:r>
-            <w:proofErr w:type="spellStart"/>
-            <w:r>
-              <w:rPr>
-                <w:rFonts w:ascii="Times New Roman" w:eastAsia="Times New Roman" w:hAnsi="Times New Roman" w:cs="Times New Roman"/>
-                <w:sz w:val="24"/>
-                <w:szCs w:val="24"/>
-              </w:rPr>
-              <w:t>deduct</w:t>
-            </w:r>
-            <w:proofErr w:type="spellEnd"/>
+              <w:t>POST /api/inventory/deduct</w:t>
+            </w:r>
           </w:p>
         </w:tc>
         <w:tc>
@@ -12792,36 +11375,8 @@
                 <w:szCs w:val="24"/>
               </w:rPr>
               <w:lastRenderedPageBreak/>
-              <w:t>POST /api/</w:t>
-            </w:r>
-            <w:proofErr w:type="spellStart"/>
-            <w:r>
-              <w:rPr>
-                <w:rFonts w:ascii="Times New Roman" w:eastAsia="Times New Roman" w:hAnsi="Times New Roman" w:cs="Times New Roman"/>
-                <w:sz w:val="24"/>
-                <w:szCs w:val="24"/>
-              </w:rPr>
-              <w:t>inventory</w:t>
-            </w:r>
-            <w:proofErr w:type="spellEnd"/>
-            <w:r>
-              <w:rPr>
-                <w:rFonts w:ascii="Times New Roman" w:eastAsia="Times New Roman" w:hAnsi="Times New Roman" w:cs="Times New Roman"/>
-                <w:sz w:val="24"/>
-                <w:szCs w:val="24"/>
-              </w:rPr>
-              <w:t>/</w:t>
-            </w:r>
-            <w:proofErr w:type="spellStart"/>
-            <w:r>
-              <w:rPr>
-                <w:rFonts w:ascii="Times New Roman" w:eastAsia="Times New Roman" w:hAnsi="Times New Roman" w:cs="Times New Roman"/>
-                <w:sz w:val="24"/>
-                <w:szCs w:val="24"/>
-              </w:rPr>
-              <w:t>rollback</w:t>
-            </w:r>
-            <w:proofErr w:type="spellEnd"/>
+              <w:t>POST /api/inventory/rollback</w:t>
+            </w:r>
           </w:p>
         </w:tc>
         <w:tc>
@@ -12931,54 +11486,8 @@
                 <w:sz w:val="24"/>
                 <w:szCs w:val="24"/>
               </w:rPr>
-              <w:t>GET /api/</w:t>
-            </w:r>
-            <w:proofErr w:type="spellStart"/>
-            <w:r>
-              <w:rPr>
-                <w:rFonts w:ascii="Times New Roman" w:eastAsia="Times New Roman" w:hAnsi="Times New Roman" w:cs="Times New Roman"/>
-                <w:sz w:val="24"/>
-                <w:szCs w:val="24"/>
-              </w:rPr>
-              <w:t>products</w:t>
-            </w:r>
-            <w:proofErr w:type="spellEnd"/>
-            <w:r>
-              <w:rPr>
-                <w:rFonts w:ascii="Times New Roman" w:eastAsia="Times New Roman" w:hAnsi="Times New Roman" w:cs="Times New Roman"/>
-                <w:sz w:val="24"/>
-                <w:szCs w:val="24"/>
-              </w:rPr>
-              <w:t>/{</w:t>
-            </w:r>
-            <w:proofErr w:type="spellStart"/>
-            <w:r>
-              <w:rPr>
-                <w:rFonts w:ascii="Times New Roman" w:eastAsia="Times New Roman" w:hAnsi="Times New Roman" w:cs="Times New Roman"/>
-                <w:sz w:val="24"/>
-                <w:szCs w:val="24"/>
-              </w:rPr>
-              <w:t>id</w:t>
-            </w:r>
-            <w:proofErr w:type="spellEnd"/>
-            <w:r>
-              <w:rPr>
-                <w:rFonts w:ascii="Times New Roman" w:eastAsia="Times New Roman" w:hAnsi="Times New Roman" w:cs="Times New Roman"/>
-                <w:sz w:val="24"/>
-                <w:szCs w:val="24"/>
-              </w:rPr>
-              <w:t>}/</w:t>
-            </w:r>
-            <w:proofErr w:type="spellStart"/>
-            <w:r>
-              <w:rPr>
-                <w:rFonts w:ascii="Times New Roman" w:eastAsia="Times New Roman" w:hAnsi="Times New Roman" w:cs="Times New Roman"/>
-                <w:sz w:val="24"/>
-                <w:szCs w:val="24"/>
-              </w:rPr>
-              <w:t>price</w:t>
-            </w:r>
-            <w:proofErr w:type="spellEnd"/>
+              <w:t>GET /api/products/{id}/price</w:t>
+            </w:r>
           </w:p>
         </w:tc>
         <w:tc>
@@ -13200,25 +11709,7 @@
                 <w:sz w:val="24"/>
                 <w:szCs w:val="24"/>
               </w:rPr>
-              <w:t>PDF Generator (</w:t>
-            </w:r>
-            <w:proofErr w:type="spellStart"/>
-            <w:r>
-              <w:rPr>
-                <w:rFonts w:ascii="Times New Roman" w:eastAsia="Times New Roman" w:hAnsi="Times New Roman" w:cs="Times New Roman"/>
-                <w:sz w:val="24"/>
-                <w:szCs w:val="24"/>
-              </w:rPr>
-              <w:t>Library</w:t>
-            </w:r>
-            <w:proofErr w:type="spellEnd"/>
-            <w:r>
-              <w:rPr>
-                <w:rFonts w:ascii="Times New Roman" w:eastAsia="Times New Roman" w:hAnsi="Times New Roman" w:cs="Times New Roman"/>
-                <w:sz w:val="24"/>
-                <w:szCs w:val="24"/>
-              </w:rPr>
-              <w:t>)</w:t>
+              <w:t>PDF Generator (Library)</w:t>
             </w:r>
           </w:p>
         </w:tc>
@@ -13284,34 +11775,14 @@
                 <w:szCs w:val="24"/>
               </w:rPr>
             </w:pPr>
-            <w:proofErr w:type="spellStart"/>
-            <w:r>
-              <w:rPr>
-                <w:rFonts w:ascii="Times New Roman" w:eastAsia="Times New Roman" w:hAnsi="Times New Roman" w:cs="Times New Roman"/>
-                <w:sz w:val="24"/>
-                <w:szCs w:val="24"/>
-              </w:rPr>
-              <w:t>Render</w:t>
-            </w:r>
-            <w:proofErr w:type="spellEnd"/>
-            <w:r>
-              <w:rPr>
-                <w:rFonts w:ascii="Times New Roman" w:eastAsia="Times New Roman" w:hAnsi="Times New Roman" w:cs="Times New Roman"/>
-                <w:sz w:val="24"/>
-                <w:szCs w:val="24"/>
-              </w:rPr>
-              <w:t xml:space="preserve"> dokumen PO ke format PDF berdasarkan </w:t>
-            </w:r>
-            <w:proofErr w:type="spellStart"/>
-            <w:r>
-              <w:rPr>
-                <w:rFonts w:ascii="Times New Roman" w:eastAsia="Times New Roman" w:hAnsi="Times New Roman" w:cs="Times New Roman"/>
-                <w:sz w:val="24"/>
-                <w:szCs w:val="24"/>
-              </w:rPr>
-              <w:t>template</w:t>
-            </w:r>
-            <w:proofErr w:type="spellEnd"/>
+            <w:r>
+              <w:rPr>
+                <w:rFonts w:ascii="Times New Roman" w:eastAsia="Times New Roman" w:hAnsi="Times New Roman" w:cs="Times New Roman"/>
+                <w:sz w:val="24"/>
+                <w:szCs w:val="24"/>
+              </w:rPr>
+              <w:t>Render dokumen PO ke format PDF berdasarkan template</w:t>
+            </w:r>
           </w:p>
         </w:tc>
       </w:tr>
@@ -13356,7 +11827,7 @@
     </w:p>
     <w:p>
       <w:pPr>
-        <w:pStyle w:val="Judul2"/>
+        <w:pStyle w:val="Heading2"/>
         <w:keepNext w:val="0"/>
         <w:keepLines w:val="0"/>
         <w:pBdr>
@@ -13390,25 +11861,7 @@
           <w:sz w:val="24"/>
           <w:szCs w:val="24"/>
         </w:rPr>
-        <w:t xml:space="preserve">•     Protokol: HTTPS  untuk seluruh komunikasi </w:t>
-      </w:r>
-      <w:proofErr w:type="spellStart"/>
-      <w:r>
-        <w:rPr>
-          <w:rFonts w:ascii="Times New Roman" w:eastAsia="Times New Roman" w:hAnsi="Times New Roman" w:cs="Times New Roman"/>
-          <w:sz w:val="24"/>
-          <w:szCs w:val="24"/>
-        </w:rPr>
-        <w:t>client</w:t>
-      </w:r>
-      <w:proofErr w:type="spellEnd"/>
-      <w:r>
-        <w:rPr>
-          <w:rFonts w:ascii="Times New Roman" w:eastAsia="Times New Roman" w:hAnsi="Times New Roman" w:cs="Times New Roman"/>
-          <w:sz w:val="24"/>
-          <w:szCs w:val="24"/>
-        </w:rPr>
-        <w:t>-server</w:t>
+        <w:t>•     Protokol: HTTPS  untuk seluruh komunikasi client-server</w:t>
       </w:r>
     </w:p>
     <w:p>
@@ -13427,43 +11880,7 @@
           <w:sz w:val="24"/>
           <w:szCs w:val="24"/>
         </w:rPr>
-        <w:t>•     Format data API: JSON (</w:t>
-      </w:r>
-      <w:proofErr w:type="spellStart"/>
-      <w:r>
-        <w:rPr>
-          <w:rFonts w:ascii="Times New Roman" w:eastAsia="Times New Roman" w:hAnsi="Times New Roman" w:cs="Times New Roman"/>
-          <w:sz w:val="24"/>
-          <w:szCs w:val="24"/>
-        </w:rPr>
-        <w:t>application</w:t>
-      </w:r>
-      <w:proofErr w:type="spellEnd"/>
-      <w:r>
-        <w:rPr>
-          <w:rFonts w:ascii="Times New Roman" w:eastAsia="Times New Roman" w:hAnsi="Times New Roman" w:cs="Times New Roman"/>
-          <w:sz w:val="24"/>
-          <w:szCs w:val="24"/>
-        </w:rPr>
-        <w:t>/</w:t>
-      </w:r>
-      <w:proofErr w:type="spellStart"/>
-      <w:r>
-        <w:rPr>
-          <w:rFonts w:ascii="Times New Roman" w:eastAsia="Times New Roman" w:hAnsi="Times New Roman" w:cs="Times New Roman"/>
-          <w:sz w:val="24"/>
-          <w:szCs w:val="24"/>
-        </w:rPr>
-        <w:t>json</w:t>
-      </w:r>
-      <w:proofErr w:type="spellEnd"/>
-      <w:r>
-        <w:rPr>
-          <w:rFonts w:ascii="Times New Roman" w:eastAsia="Times New Roman" w:hAnsi="Times New Roman" w:cs="Times New Roman"/>
-          <w:sz w:val="24"/>
-          <w:szCs w:val="24"/>
-        </w:rPr>
-        <w:t>)</w:t>
+        <w:t>•     Format data API: JSON (application/json)</w:t>
       </w:r>
     </w:p>
     <w:p>
@@ -13482,79 +11899,7 @@
           <w:sz w:val="24"/>
           <w:szCs w:val="24"/>
         </w:rPr>
-        <w:t xml:space="preserve">•     </w:t>
-      </w:r>
-      <w:proofErr w:type="spellStart"/>
-      <w:r>
-        <w:rPr>
-          <w:rFonts w:ascii="Times New Roman" w:eastAsia="Times New Roman" w:hAnsi="Times New Roman" w:cs="Times New Roman"/>
-          <w:sz w:val="24"/>
-          <w:szCs w:val="24"/>
-        </w:rPr>
-        <w:t>Autentikasi</w:t>
-      </w:r>
-      <w:proofErr w:type="spellEnd"/>
-      <w:r>
-        <w:rPr>
-          <w:rFonts w:ascii="Times New Roman" w:eastAsia="Times New Roman" w:hAnsi="Times New Roman" w:cs="Times New Roman"/>
-          <w:sz w:val="24"/>
-          <w:szCs w:val="24"/>
-        </w:rPr>
-        <w:t xml:space="preserve">: </w:t>
-      </w:r>
-      <w:proofErr w:type="spellStart"/>
-      <w:r>
-        <w:rPr>
-          <w:rFonts w:ascii="Times New Roman" w:eastAsia="Times New Roman" w:hAnsi="Times New Roman" w:cs="Times New Roman"/>
-          <w:sz w:val="24"/>
-          <w:szCs w:val="24"/>
-        </w:rPr>
-        <w:t>Login</w:t>
-      </w:r>
-      <w:proofErr w:type="spellEnd"/>
-      <w:r>
-        <w:rPr>
-          <w:rFonts w:ascii="Times New Roman" w:eastAsia="Times New Roman" w:hAnsi="Times New Roman" w:cs="Times New Roman"/>
-          <w:sz w:val="24"/>
-          <w:szCs w:val="24"/>
-        </w:rPr>
-        <w:t xml:space="preserve"> berbasis sesi (</w:t>
-      </w:r>
-      <w:proofErr w:type="spellStart"/>
-      <w:r>
-        <w:rPr>
-          <w:rFonts w:ascii="Times New Roman" w:eastAsia="Times New Roman" w:hAnsi="Times New Roman" w:cs="Times New Roman"/>
-          <w:sz w:val="24"/>
-          <w:szCs w:val="24"/>
-        </w:rPr>
-        <w:t>session-based</w:t>
-      </w:r>
-      <w:proofErr w:type="spellEnd"/>
-      <w:r>
-        <w:rPr>
-          <w:rFonts w:ascii="Times New Roman" w:eastAsia="Times New Roman" w:hAnsi="Times New Roman" w:cs="Times New Roman"/>
-          <w:sz w:val="24"/>
-          <w:szCs w:val="24"/>
-        </w:rPr>
-        <w:t xml:space="preserve">) dengan </w:t>
-      </w:r>
-      <w:proofErr w:type="spellStart"/>
-      <w:r>
-        <w:rPr>
-          <w:rFonts w:ascii="Times New Roman" w:eastAsia="Times New Roman" w:hAnsi="Times New Roman" w:cs="Times New Roman"/>
-          <w:sz w:val="24"/>
-          <w:szCs w:val="24"/>
-        </w:rPr>
-        <w:t>logout</w:t>
-      </w:r>
-      <w:proofErr w:type="spellEnd"/>
-      <w:r>
-        <w:rPr>
-          <w:rFonts w:ascii="Times New Roman" w:eastAsia="Times New Roman" w:hAnsi="Times New Roman" w:cs="Times New Roman"/>
-          <w:sz w:val="24"/>
-          <w:szCs w:val="24"/>
-        </w:rPr>
-        <w:t xml:space="preserve"> manual    </w:t>
+        <w:t xml:space="preserve">•     Autentikasi: Login berbasis sesi (session-based) dengan logout manual    </w:t>
       </w:r>
     </w:p>
     <w:p>
@@ -13592,43 +11937,7 @@
           <w:sz w:val="24"/>
           <w:szCs w:val="24"/>
         </w:rPr>
-        <w:t>•     Printer: cetak langsung dari browser (</w:t>
-      </w:r>
-      <w:proofErr w:type="spellStart"/>
-      <w:r>
-        <w:rPr>
-          <w:rFonts w:ascii="Times New Roman" w:eastAsia="Times New Roman" w:hAnsi="Times New Roman" w:cs="Times New Roman"/>
-          <w:sz w:val="24"/>
-          <w:szCs w:val="24"/>
-        </w:rPr>
-        <w:t>print</w:t>
-      </w:r>
-      <w:proofErr w:type="spellEnd"/>
-      <w:r>
-        <w:rPr>
-          <w:rFonts w:ascii="Times New Roman" w:eastAsia="Times New Roman" w:hAnsi="Times New Roman" w:cs="Times New Roman"/>
-          <w:sz w:val="24"/>
-          <w:szCs w:val="24"/>
-        </w:rPr>
-        <w:t>-</w:t>
-      </w:r>
-      <w:proofErr w:type="spellStart"/>
-      <w:r>
-        <w:rPr>
-          <w:rFonts w:ascii="Times New Roman" w:eastAsia="Times New Roman" w:hAnsi="Times New Roman" w:cs="Times New Roman"/>
-          <w:sz w:val="24"/>
-          <w:szCs w:val="24"/>
-        </w:rPr>
-        <w:t>to</w:t>
-      </w:r>
-      <w:proofErr w:type="spellEnd"/>
-      <w:r>
-        <w:rPr>
-          <w:rFonts w:ascii="Times New Roman" w:eastAsia="Times New Roman" w:hAnsi="Times New Roman" w:cs="Times New Roman"/>
-          <w:sz w:val="24"/>
-          <w:szCs w:val="24"/>
-        </w:rPr>
-        <w:t>-PDF / printer jaringan)</w:t>
+        <w:t>•     Printer: cetak langsung dari browser (print-to-PDF / printer jaringan)</w:t>
       </w:r>
     </w:p>
     <w:p>
@@ -13859,7 +12168,7 @@
     </w:p>
     <w:p>
       <w:pPr>
-        <w:pStyle w:val="Judul1"/>
+        <w:pStyle w:val="Heading1"/>
         <w:keepNext w:val="0"/>
         <w:keepLines w:val="0"/>
       </w:pPr>
@@ -13879,7 +12188,7 @@
     </w:p>
     <w:p>
       <w:pPr>
-        <w:pStyle w:val="Judul2"/>
+        <w:pStyle w:val="Heading2"/>
         <w:keepNext w:val="0"/>
         <w:keepLines w:val="0"/>
       </w:pPr>
@@ -13905,25 +12214,7 @@
           <w:sz w:val="24"/>
           <w:szCs w:val="24"/>
         </w:rPr>
-        <w:t xml:space="preserve">Fungsi ini memungkinkan Staf Penjualan membuat </w:t>
-      </w:r>
-      <w:proofErr w:type="spellStart"/>
-      <w:r>
-        <w:rPr>
-          <w:rFonts w:ascii="Times New Roman" w:eastAsia="Times New Roman" w:hAnsi="Times New Roman" w:cs="Times New Roman"/>
-          <w:sz w:val="24"/>
-          <w:szCs w:val="24"/>
-        </w:rPr>
-        <w:t>Purchase</w:t>
-      </w:r>
-      <w:proofErr w:type="spellEnd"/>
-      <w:r>
-        <w:rPr>
-          <w:rFonts w:ascii="Times New Roman" w:eastAsia="Times New Roman" w:hAnsi="Times New Roman" w:cs="Times New Roman"/>
-          <w:sz w:val="24"/>
-          <w:szCs w:val="24"/>
-        </w:rPr>
-        <w:t xml:space="preserve"> Order baru berdasarkan permintaan pelanggan. Sistem menghasilkan nomor PO unik secara otomatis dan menyimpan seluruh data pesanan. Ini adalah titik masuk utama seluruh alur operasional modul.</w:t>
+        <w:t>Fungsi ini memungkinkan Staf Penjualan membuat Purchase Order baru berdasarkan permintaan pelanggan. Sistem menghasilkan nomor PO unik secara otomatis dan menyimpan seluruh data pesanan. Ini adalah titik masuk utama seluruh alur operasional modul.</w:t>
       </w:r>
     </w:p>
     <w:p>
@@ -13951,7 +12242,7 @@
     </w:p>
     <w:p>
       <w:pPr>
-        <w:pStyle w:val="Judul2"/>
+        <w:pStyle w:val="Heading2"/>
         <w:ind w:left="283"/>
       </w:pPr>
       <w:bookmarkStart w:id="25" w:name="_tuyi805wyqm8" w:colFirst="0" w:colLast="0"/>
@@ -13977,25 +12268,7 @@
           <w:sz w:val="24"/>
           <w:szCs w:val="24"/>
         </w:rPr>
-        <w:t>→  Staf Penjualan membuka menu 'Buat Pesanan Baru' → sistem menampilkan formulir PO dengan nomor PO ter-</w:t>
-      </w:r>
-      <w:proofErr w:type="spellStart"/>
-      <w:r>
-        <w:rPr>
-          <w:rFonts w:ascii="Cardo" w:eastAsia="Cardo" w:hAnsi="Cardo" w:cs="Cardo"/>
-          <w:sz w:val="24"/>
-          <w:szCs w:val="24"/>
-        </w:rPr>
-        <w:t>generate</w:t>
-      </w:r>
-      <w:proofErr w:type="spellEnd"/>
-      <w:r>
-        <w:rPr>
-          <w:rFonts w:ascii="Cardo" w:eastAsia="Cardo" w:hAnsi="Cardo" w:cs="Cardo"/>
-          <w:sz w:val="24"/>
-          <w:szCs w:val="24"/>
-        </w:rPr>
-        <w:t xml:space="preserve"> otomatis (format: PO-YYYYMMDD-XXX)</w:t>
+        <w:t>→  Staf Penjualan membuka menu 'Buat Pesanan Baru' → sistem menampilkan formulir PO dengan nomor PO ter-generate otomatis (format: PO-YYYYMMDD-XXX)</w:t>
       </w:r>
     </w:p>
     <w:p>
@@ -14014,25 +12287,7 @@
           <w:sz w:val="24"/>
           <w:szCs w:val="24"/>
         </w:rPr>
-        <w:t>→  Staf memilih atau mencari pelanggan (</w:t>
-      </w:r>
-      <w:proofErr w:type="spellStart"/>
-      <w:r>
-        <w:rPr>
-          <w:rFonts w:ascii="Cardo" w:eastAsia="Cardo" w:hAnsi="Cardo" w:cs="Cardo"/>
-          <w:sz w:val="24"/>
-          <w:szCs w:val="24"/>
-        </w:rPr>
-        <w:t>autocomplete</w:t>
-      </w:r>
-      <w:proofErr w:type="spellEnd"/>
-      <w:r>
-        <w:rPr>
-          <w:rFonts w:ascii="Cardo" w:eastAsia="Cardo" w:hAnsi="Cardo" w:cs="Cardo"/>
-          <w:sz w:val="24"/>
-          <w:szCs w:val="24"/>
-        </w:rPr>
-        <w:t>) → sistem mengisi data pelanggan secara otomatis dari master pelanggan</w:t>
+        <w:t>→  Staf memilih atau mencari pelanggan (autocomplete) → sistem mengisi data pelanggan secara otomatis dari master pelanggan</w:t>
       </w:r>
     </w:p>
     <w:p>
@@ -14051,54 +12306,8 @@
           <w:sz w:val="24"/>
           <w:szCs w:val="24"/>
         </w:rPr>
-        <w:t xml:space="preserve">→  Staf menambahkan produk dan jumlah (bisa </w:t>
+        <w:t>→  Staf menambahkan produk dan jumlah (bisa multi-item) → sistem menampilkan harga satuan dan menghitung subtotal secara real-time</w:t>
       </w:r>
-      <w:proofErr w:type="spellStart"/>
-      <w:r>
-        <w:rPr>
-          <w:rFonts w:ascii="Cardo" w:eastAsia="Cardo" w:hAnsi="Cardo" w:cs="Cardo"/>
-          <w:sz w:val="24"/>
-          <w:szCs w:val="24"/>
-        </w:rPr>
-        <w:t>multi</w:t>
-      </w:r>
-      <w:proofErr w:type="spellEnd"/>
-      <w:r>
-        <w:rPr>
-          <w:rFonts w:ascii="Cardo" w:eastAsia="Cardo" w:hAnsi="Cardo" w:cs="Cardo"/>
-          <w:sz w:val="24"/>
-          <w:szCs w:val="24"/>
-        </w:rPr>
-        <w:t xml:space="preserve">-item) → sistem menampilkan harga satuan dan menghitung </w:t>
-      </w:r>
-      <w:proofErr w:type="spellStart"/>
-      <w:r>
-        <w:rPr>
-          <w:rFonts w:ascii="Cardo" w:eastAsia="Cardo" w:hAnsi="Cardo" w:cs="Cardo"/>
-          <w:sz w:val="24"/>
-          <w:szCs w:val="24"/>
-        </w:rPr>
-        <w:t>subtotal</w:t>
-      </w:r>
-      <w:proofErr w:type="spellEnd"/>
-      <w:r>
-        <w:rPr>
-          <w:rFonts w:ascii="Cardo" w:eastAsia="Cardo" w:hAnsi="Cardo" w:cs="Cardo"/>
-          <w:sz w:val="24"/>
-          <w:szCs w:val="24"/>
-        </w:rPr>
-        <w:t xml:space="preserve"> secara real-</w:t>
-      </w:r>
-      <w:proofErr w:type="spellStart"/>
-      <w:r>
-        <w:rPr>
-          <w:rFonts w:ascii="Cardo" w:eastAsia="Cardo" w:hAnsi="Cardo" w:cs="Cardo"/>
-          <w:sz w:val="24"/>
-          <w:szCs w:val="24"/>
-        </w:rPr>
-        <w:t>time</w:t>
-      </w:r>
-      <w:proofErr w:type="spellEnd"/>
     </w:p>
     <w:p>
       <w:pPr>
@@ -14217,7 +12426,7 @@
     </w:p>
     <w:p>
       <w:pPr>
-        <w:pStyle w:val="Judul2"/>
+        <w:pStyle w:val="Heading2"/>
         <w:keepNext w:val="0"/>
         <w:keepLines w:val="0"/>
         <w:ind w:left="283"/>
@@ -14453,43 +12662,7 @@
                 <w:sz w:val="24"/>
                 <w:szCs w:val="24"/>
               </w:rPr>
-              <w:t xml:space="preserve">Sistem harus menyediakan formulir pembuatan PO baru dengan </w:t>
-            </w:r>
-            <w:proofErr w:type="spellStart"/>
-            <w:r>
-              <w:rPr>
-                <w:rFonts w:ascii="Times New Roman" w:eastAsia="Times New Roman" w:hAnsi="Times New Roman" w:cs="Times New Roman"/>
-                <w:sz w:val="24"/>
-                <w:szCs w:val="24"/>
-              </w:rPr>
-              <w:t>field</w:t>
-            </w:r>
-            <w:proofErr w:type="spellEnd"/>
-            <w:r>
-              <w:rPr>
-                <w:rFonts w:ascii="Times New Roman" w:eastAsia="Times New Roman" w:hAnsi="Times New Roman" w:cs="Times New Roman"/>
-                <w:sz w:val="24"/>
-                <w:szCs w:val="24"/>
-              </w:rPr>
-              <w:t xml:space="preserve"> wajib: nomor PO (auto-</w:t>
-            </w:r>
-            <w:proofErr w:type="spellStart"/>
-            <w:r>
-              <w:rPr>
-                <w:rFonts w:ascii="Times New Roman" w:eastAsia="Times New Roman" w:hAnsi="Times New Roman" w:cs="Times New Roman"/>
-                <w:sz w:val="24"/>
-                <w:szCs w:val="24"/>
-              </w:rPr>
-              <w:t>generate</w:t>
-            </w:r>
-            <w:proofErr w:type="spellEnd"/>
-            <w:r>
-              <w:rPr>
-                <w:rFonts w:ascii="Times New Roman" w:eastAsia="Times New Roman" w:hAnsi="Times New Roman" w:cs="Times New Roman"/>
-                <w:sz w:val="24"/>
-                <w:szCs w:val="24"/>
-              </w:rPr>
-              <w:t xml:space="preserve">), </w:t>
+              <w:t xml:space="preserve">Sistem harus menyediakan formulir pembuatan PO baru dengan field wajib: nomor PO (auto-generate), </w:t>
             </w:r>
             <w:r>
               <w:rPr>
@@ -14611,43 +12784,7 @@
                 <w:sz w:val="24"/>
                 <w:szCs w:val="24"/>
               </w:rPr>
-              <w:t xml:space="preserve">Sistem harus </w:t>
-            </w:r>
-            <w:proofErr w:type="spellStart"/>
-            <w:r>
-              <w:rPr>
-                <w:rFonts w:ascii="Times New Roman" w:eastAsia="Times New Roman" w:hAnsi="Times New Roman" w:cs="Times New Roman"/>
-                <w:sz w:val="24"/>
-                <w:szCs w:val="24"/>
-              </w:rPr>
-              <w:t>meng</w:t>
-            </w:r>
-            <w:proofErr w:type="spellEnd"/>
-            <w:r>
-              <w:rPr>
-                <w:rFonts w:ascii="Times New Roman" w:eastAsia="Times New Roman" w:hAnsi="Times New Roman" w:cs="Times New Roman"/>
-                <w:sz w:val="24"/>
-                <w:szCs w:val="24"/>
-              </w:rPr>
-              <w:t>-auto-</w:t>
-            </w:r>
-            <w:proofErr w:type="spellStart"/>
-            <w:r>
-              <w:rPr>
-                <w:rFonts w:ascii="Times New Roman" w:eastAsia="Times New Roman" w:hAnsi="Times New Roman" w:cs="Times New Roman"/>
-                <w:sz w:val="24"/>
-                <w:szCs w:val="24"/>
-              </w:rPr>
-              <w:t>generate</w:t>
-            </w:r>
-            <w:proofErr w:type="spellEnd"/>
-            <w:r>
-              <w:rPr>
-                <w:rFonts w:ascii="Times New Roman" w:eastAsia="Times New Roman" w:hAnsi="Times New Roman" w:cs="Times New Roman"/>
-                <w:sz w:val="24"/>
-                <w:szCs w:val="24"/>
-              </w:rPr>
-              <w:t xml:space="preserve"> nomor PO yang unik dengan format PO-YYYYMMDD-XXX (contoh: PO-20260413-001). Nomor PO tidak boleh duplikat dalam satu hari dan tidak dapat diubah setelah PO tersimpan.</w:t>
+              <w:t>Sistem harus meng-auto-generate nomor PO yang unik dengan format PO-YYYYMMDD-XXX (contoh: PO-20260413-001). Nomor PO tidak boleh duplikat dalam satu hari dan tidak dapat diubah setelah PO tersimpan.</w:t>
             </w:r>
           </w:p>
         </w:tc>
@@ -14758,43 +12895,7 @@
                 <w:sz w:val="24"/>
                 <w:szCs w:val="24"/>
               </w:rPr>
-              <w:t xml:space="preserve">Sistem harus menyediakan fitur pencarian pelanggan dengan </w:t>
-            </w:r>
-            <w:proofErr w:type="spellStart"/>
-            <w:r>
-              <w:rPr>
-                <w:rFonts w:ascii="Times New Roman" w:eastAsia="Times New Roman" w:hAnsi="Times New Roman" w:cs="Times New Roman"/>
-                <w:sz w:val="24"/>
-                <w:szCs w:val="24"/>
-              </w:rPr>
-              <w:t>autocomplete</w:t>
-            </w:r>
-            <w:proofErr w:type="spellEnd"/>
-            <w:r>
-              <w:rPr>
-                <w:rFonts w:ascii="Times New Roman" w:eastAsia="Times New Roman" w:hAnsi="Times New Roman" w:cs="Times New Roman"/>
-                <w:sz w:val="24"/>
-                <w:szCs w:val="24"/>
-              </w:rPr>
-              <w:t xml:space="preserve"> berdasarkan nama atau nomor telepon. Saat pelanggan dipilih, sistem mengisi otomatis </w:t>
-            </w:r>
-            <w:proofErr w:type="spellStart"/>
-            <w:r>
-              <w:rPr>
-                <w:rFonts w:ascii="Times New Roman" w:eastAsia="Times New Roman" w:hAnsi="Times New Roman" w:cs="Times New Roman"/>
-                <w:sz w:val="24"/>
-                <w:szCs w:val="24"/>
-              </w:rPr>
-              <w:t>field</w:t>
-            </w:r>
-            <w:proofErr w:type="spellEnd"/>
-            <w:r>
-              <w:rPr>
-                <w:rFonts w:ascii="Times New Roman" w:eastAsia="Times New Roman" w:hAnsi="Times New Roman" w:cs="Times New Roman"/>
-                <w:sz w:val="24"/>
-                <w:szCs w:val="24"/>
-              </w:rPr>
-              <w:t>: nama, alamat, telepon, dan email.</w:t>
+              <w:t>Sistem harus menyediakan fitur pencarian pelanggan dengan autocomplete berdasarkan nama atau nomor telepon. Saat pelanggan dipilih, sistem mengisi otomatis field: nama, alamat, telepon, dan email.</w:t>
             </w:r>
           </w:p>
         </w:tc>
@@ -14906,43 +13007,7 @@
                 <w:sz w:val="24"/>
                 <w:szCs w:val="24"/>
               </w:rPr>
-              <w:t>Sistem harus mendukung penambahan lebih dari satu produk dalam satu PO (</w:t>
-            </w:r>
-            <w:proofErr w:type="spellStart"/>
-            <w:r>
-              <w:rPr>
-                <w:rFonts w:ascii="Times New Roman" w:eastAsia="Times New Roman" w:hAnsi="Times New Roman" w:cs="Times New Roman"/>
-                <w:sz w:val="24"/>
-                <w:szCs w:val="24"/>
-              </w:rPr>
-              <w:t>multi</w:t>
-            </w:r>
-            <w:proofErr w:type="spellEnd"/>
-            <w:r>
-              <w:rPr>
-                <w:rFonts w:ascii="Times New Roman" w:eastAsia="Times New Roman" w:hAnsi="Times New Roman" w:cs="Times New Roman"/>
-                <w:sz w:val="24"/>
-                <w:szCs w:val="24"/>
-              </w:rPr>
-              <w:t xml:space="preserve">-item). Setiap baris item memuat: nama produk, jumlah, harga satuan (dari Modul HPP), dan </w:t>
-            </w:r>
-            <w:proofErr w:type="spellStart"/>
-            <w:r>
-              <w:rPr>
-                <w:rFonts w:ascii="Times New Roman" w:eastAsia="Times New Roman" w:hAnsi="Times New Roman" w:cs="Times New Roman"/>
-                <w:sz w:val="24"/>
-                <w:szCs w:val="24"/>
-              </w:rPr>
-              <w:t>subtotal</w:t>
-            </w:r>
-            <w:proofErr w:type="spellEnd"/>
-            <w:r>
-              <w:rPr>
-                <w:rFonts w:ascii="Times New Roman" w:eastAsia="Times New Roman" w:hAnsi="Times New Roman" w:cs="Times New Roman"/>
-                <w:sz w:val="24"/>
-                <w:szCs w:val="24"/>
-              </w:rPr>
-              <w:t>.</w:t>
+              <w:t>Sistem harus mendukung penambahan lebih dari satu produk dalam satu PO (multi-item). Setiap baris item memuat: nama produk, jumlah, harga satuan (dari Modul HPP), dan subtotal.</w:t>
             </w:r>
           </w:p>
         </w:tc>
@@ -15053,25 +13118,7 @@
                 <w:sz w:val="24"/>
                 <w:szCs w:val="24"/>
               </w:rPr>
-              <w:t>Sistem harus menghitung nilai total PO secara otomatis dan real-</w:t>
-            </w:r>
-            <w:proofErr w:type="spellStart"/>
-            <w:r>
-              <w:rPr>
-                <w:rFonts w:ascii="Times New Roman" w:eastAsia="Times New Roman" w:hAnsi="Times New Roman" w:cs="Times New Roman"/>
-                <w:sz w:val="24"/>
-                <w:szCs w:val="24"/>
-              </w:rPr>
-              <w:t>time</w:t>
-            </w:r>
-            <w:proofErr w:type="spellEnd"/>
-            <w:r>
-              <w:rPr>
-                <w:rFonts w:ascii="Times New Roman" w:eastAsia="Times New Roman" w:hAnsi="Times New Roman" w:cs="Times New Roman"/>
-                <w:sz w:val="24"/>
-                <w:szCs w:val="24"/>
-              </w:rPr>
-              <w:t xml:space="preserve"> menggunakan formula: Total PO = Σ (harga jual produk × jumlah pesanan). Harga jual yang digunakan dikunci berdasarkan data HPP pada saat PO dibuat.</w:t>
+              <w:t>Sistem harus menghitung nilai total PO secara otomatis dan real-time menggunakan formula: Total PO = Σ (harga jual produk × jumlah pesanan). Harga jual yang digunakan dikunci berdasarkan data HPP pada saat PO dibuat.</w:t>
             </w:r>
           </w:p>
         </w:tc>
@@ -15183,43 +13230,7 @@
                 <w:sz w:val="24"/>
                 <w:szCs w:val="24"/>
               </w:rPr>
-              <w:t xml:space="preserve">Sistem harus memvalidasi seluruh </w:t>
-            </w:r>
-            <w:proofErr w:type="spellStart"/>
-            <w:r>
-              <w:rPr>
-                <w:rFonts w:ascii="Times New Roman" w:eastAsia="Times New Roman" w:hAnsi="Times New Roman" w:cs="Times New Roman"/>
-                <w:sz w:val="24"/>
-                <w:szCs w:val="24"/>
-              </w:rPr>
-              <w:t>input</w:t>
-            </w:r>
-            <w:proofErr w:type="spellEnd"/>
-            <w:r>
-              <w:rPr>
-                <w:rFonts w:ascii="Times New Roman" w:eastAsia="Times New Roman" w:hAnsi="Times New Roman" w:cs="Times New Roman"/>
-                <w:sz w:val="24"/>
-                <w:szCs w:val="24"/>
-              </w:rPr>
-              <w:t xml:space="preserve"> formulir di sisi klien sebelum pengiriman ke server: </w:t>
-            </w:r>
-            <w:proofErr w:type="spellStart"/>
-            <w:r>
-              <w:rPr>
-                <w:rFonts w:ascii="Times New Roman" w:eastAsia="Times New Roman" w:hAnsi="Times New Roman" w:cs="Times New Roman"/>
-                <w:sz w:val="24"/>
-                <w:szCs w:val="24"/>
-              </w:rPr>
-              <w:t>field</w:t>
-            </w:r>
-            <w:proofErr w:type="spellEnd"/>
-            <w:r>
-              <w:rPr>
-                <w:rFonts w:ascii="Times New Roman" w:eastAsia="Times New Roman" w:hAnsi="Times New Roman" w:cs="Times New Roman"/>
-                <w:sz w:val="24"/>
-                <w:szCs w:val="24"/>
-              </w:rPr>
-              <w:t xml:space="preserve"> wajib tidak boleh kosong, tanggal pengiriman tidak boleh di masa lalu, dan jumlah produk harus &gt; 0.</w:t>
+              <w:t>Sistem harus memvalidasi seluruh input formulir di sisi klien sebelum pengiriman ke server: field wajib tidak boleh kosong, tanggal pengiriman tidak boleh di masa lalu, dan jumlah produk harus &gt; 0.</w:t>
             </w:r>
           </w:p>
         </w:tc>
@@ -15392,7 +13403,7 @@
     </w:p>
     <w:p>
       <w:pPr>
-        <w:pStyle w:val="Judul2"/>
+        <w:pStyle w:val="Heading2"/>
         <w:keepNext w:val="0"/>
         <w:keepLines w:val="0"/>
         <w:pBdr>
@@ -15412,7 +13423,7 @@
     </w:p>
     <w:p>
       <w:pPr>
-        <w:pStyle w:val="Judul3"/>
+        <w:pStyle w:val="Heading3"/>
         <w:keepNext w:val="0"/>
         <w:keepLines w:val="0"/>
         <w:spacing w:before="280" w:line="360" w:lineRule="auto"/>
@@ -15456,25 +13467,7 @@
           <w:sz w:val="24"/>
           <w:szCs w:val="24"/>
         </w:rPr>
-        <w:t xml:space="preserve">Setelah PO disimpan, sistem secara otomatis memeriksa kecukupan stok bahan baku berdasarkan BOM (Bill </w:t>
-      </w:r>
-      <w:proofErr w:type="spellStart"/>
-      <w:r>
-        <w:rPr>
-          <w:rFonts w:ascii="Times New Roman" w:eastAsia="Times New Roman" w:hAnsi="Times New Roman" w:cs="Times New Roman"/>
-          <w:sz w:val="24"/>
-          <w:szCs w:val="24"/>
-        </w:rPr>
-        <w:t>of</w:t>
-      </w:r>
-      <w:proofErr w:type="spellEnd"/>
-      <w:r>
-        <w:rPr>
-          <w:rFonts w:ascii="Times New Roman" w:eastAsia="Times New Roman" w:hAnsi="Times New Roman" w:cs="Times New Roman"/>
-          <w:sz w:val="24"/>
-          <w:szCs w:val="24"/>
-        </w:rPr>
-        <w:t xml:space="preserve"> Materials) dari setiap produk yang dipesan. Fungsi ini mencegah konfirmasi pesanan yang tidak dapat dipenuhi karena keterbatasan bahan baku.</w:t>
+        <w:t>Setelah PO disimpan, sistem secara otomatis memeriksa kecukupan stok bahan baku berdasarkan BOM (Bill of Materials) dari setiap produk yang dipesan. Fungsi ini mencegah konfirmasi pesanan yang tidak dapat dipenuhi karena keterbatasan bahan baku.</w:t>
       </w:r>
     </w:p>
     <w:p>
@@ -15502,7 +13495,7 @@
     </w:p>
     <w:p>
       <w:pPr>
-        <w:pStyle w:val="Judul3"/>
+        <w:pStyle w:val="Heading3"/>
         <w:keepNext w:val="0"/>
         <w:keepLines w:val="0"/>
         <w:spacing w:before="280" w:line="360" w:lineRule="auto"/>
@@ -15654,7 +13647,7 @@
     </w:p>
     <w:p>
       <w:pPr>
-        <w:pStyle w:val="Judul3"/>
+        <w:pStyle w:val="Heading3"/>
         <w:keepNext w:val="0"/>
         <w:keepLines w:val="0"/>
         <w:spacing w:before="280" w:line="360" w:lineRule="auto"/>
@@ -16131,25 +14124,7 @@
                 <w:sz w:val="24"/>
                 <w:szCs w:val="24"/>
               </w:rPr>
-              <w:t>Sistem harus menampilkan peringatan visual (</w:t>
-            </w:r>
-            <w:proofErr w:type="spellStart"/>
-            <w:r>
-              <w:rPr>
-                <w:rFonts w:ascii="Times New Roman" w:eastAsia="Times New Roman" w:hAnsi="Times New Roman" w:cs="Times New Roman"/>
-                <w:sz w:val="24"/>
-                <w:szCs w:val="24"/>
-              </w:rPr>
-              <w:t>banner</w:t>
-            </w:r>
-            <w:proofErr w:type="spellEnd"/>
-            <w:r>
-              <w:rPr>
-                <w:rFonts w:ascii="Times New Roman" w:eastAsia="Times New Roman" w:hAnsi="Times New Roman" w:cs="Times New Roman"/>
-                <w:sz w:val="24"/>
-                <w:szCs w:val="24"/>
-              </w:rPr>
-              <w:t xml:space="preserve"> merah) jika terdapat minimal satu bahan baku yang tidak mencukupi, dan menonaktifkan tombol 'Konfirmasi PO' hingga Pemilik UMKM memberikan persetujuan eksplisit.</w:t>
+              <w:t>Sistem harus menampilkan peringatan visual (banner merah) jika terdapat minimal satu bahan baku yang tidak mencukupi, dan menonaktifkan tombol 'Konfirmasi PO' hingga Pemilik UMKM memberikan persetujuan eksplisit.</w:t>
             </w:r>
           </w:p>
         </w:tc>
@@ -16261,25 +14236,15 @@
                 <w:sz w:val="24"/>
                 <w:szCs w:val="24"/>
               </w:rPr>
-              <w:t xml:space="preserve">Jika PO dikonfirmasi meskipun terdapat kekurangan bahan baku, sistem harus mencatat kekurangan tersebut sebagai notifikasi pengadaan yang muncul di </w:t>
-            </w:r>
-            <w:proofErr w:type="spellStart"/>
-            <w:r>
-              <w:rPr>
-                <w:rFonts w:ascii="Times New Roman" w:eastAsia="Times New Roman" w:hAnsi="Times New Roman" w:cs="Times New Roman"/>
-                <w:sz w:val="24"/>
-                <w:szCs w:val="24"/>
-              </w:rPr>
-              <w:t>dashboard</w:t>
-            </w:r>
-            <w:proofErr w:type="spellEnd"/>
-            <w:r>
-              <w:rPr>
-                <w:rFonts w:ascii="Times New Roman" w:eastAsia="Times New Roman" w:hAnsi="Times New Roman" w:cs="Times New Roman"/>
-                <w:sz w:val="24"/>
-                <w:szCs w:val="24"/>
-              </w:rPr>
-              <w:t xml:space="preserve"> Modul Inventori.</w:t>
+              <w:t>REQ-PO-011 (Prioritas: Tinggi): Jika PO dikonfirmasi meskipun terdapat kekurangan bahan baku, sistem harus menyimpan detail kekurangan tersebut secara otomatis sebagai modul notifikasi (stok_kurang) yang muncul di dashboard Modul Inventori secara real-time.</w:t>
+            </w:r>
+            <w:r>
+              <w:rPr>
+                <w:rFonts w:ascii="Times New Roman" w:eastAsia="Times New Roman" w:hAnsi="Times New Roman" w:cs="Times New Roman"/>
+                <w:sz w:val="24"/>
+                <w:szCs w:val="24"/>
+              </w:rPr>
+              <w:t>.</w:t>
             </w:r>
           </w:p>
         </w:tc>
@@ -16355,6 +14320,7 @@
                 <w:sz w:val="24"/>
                 <w:szCs w:val="24"/>
               </w:rPr>
+              <w:lastRenderedPageBreak/>
               <w:t>REQ-PO-012</w:t>
             </w:r>
           </w:p>
@@ -16390,16 +14356,7 @@
                 <w:sz w:val="24"/>
                 <w:szCs w:val="24"/>
               </w:rPr>
-              <w:t xml:space="preserve">Sistem harus menyediakan tombol 'Periksa Ulang Stok' pada halaman detail PO yang memungkinkan pengguna menjalankan kembali pengecekan </w:t>
-            </w:r>
-            <w:r>
-              <w:rPr>
-                <w:rFonts w:ascii="Times New Roman" w:eastAsia="Times New Roman" w:hAnsi="Times New Roman" w:cs="Times New Roman"/>
-                <w:sz w:val="24"/>
-                <w:szCs w:val="24"/>
-              </w:rPr>
-              <w:lastRenderedPageBreak/>
-              <w:t>ketersediaan bahan baku kapan saja selama PO belum berstatus 'Dalam Produksi'.</w:t>
+              <w:t>Sistem harus menyediakan tombol 'Periksa Ulang Stok' pada halaman detail PO yang memungkinkan pengguna menjalankan kembali pengecekan ketersediaan bahan baku kapan saja selama PO belum berstatus 'Dalam Produksi'.</w:t>
             </w:r>
           </w:p>
         </w:tc>
@@ -16434,7 +14391,6 @@
                 <w:sz w:val="24"/>
                 <w:szCs w:val="24"/>
               </w:rPr>
-              <w:lastRenderedPageBreak/>
               <w:t>Sedang</w:t>
             </w:r>
           </w:p>
@@ -16473,7 +14429,7 @@
     </w:p>
     <w:p>
       <w:pPr>
-        <w:pStyle w:val="Judul3"/>
+        <w:pStyle w:val="Heading3"/>
         <w:keepNext w:val="0"/>
         <w:keepLines w:val="0"/>
         <w:spacing w:before="280" w:line="360" w:lineRule="auto"/>
@@ -16545,7 +14501,7 @@
     </w:p>
     <w:p>
       <w:pPr>
-        <w:pStyle w:val="Judul3"/>
+        <w:pStyle w:val="Heading3"/>
         <w:keepNext w:val="0"/>
         <w:keepLines w:val="0"/>
         <w:spacing w:before="280" w:line="360" w:lineRule="auto"/>
@@ -17395,29 +15351,7 @@
           <w:sz w:val="24"/>
           <w:szCs w:val="24"/>
         </w:rPr>
-        <w:t xml:space="preserve"> Status 'Dibatalkan' dapat dicapai dari status </w:t>
-      </w:r>
-      <w:proofErr w:type="spellStart"/>
-      <w:r>
-        <w:rPr>
-          <w:rFonts w:ascii="Times New Roman" w:eastAsia="Times New Roman" w:hAnsi="Times New Roman" w:cs="Times New Roman"/>
-          <w:i/>
-          <w:iCs/>
-          <w:sz w:val="24"/>
-          <w:szCs w:val="24"/>
-        </w:rPr>
-        <w:t>manapun</w:t>
-      </w:r>
-      <w:proofErr w:type="spellEnd"/>
-      <w:r>
-        <w:rPr>
-          <w:rFonts w:ascii="Times New Roman" w:eastAsia="Times New Roman" w:hAnsi="Times New Roman" w:cs="Times New Roman"/>
-          <w:i/>
-          <w:iCs/>
-          <w:sz w:val="24"/>
-          <w:szCs w:val="24"/>
-        </w:rPr>
-        <w:t xml:space="preserve"> kecuali 'Selesai'</w:t>
+        <w:t xml:space="preserve"> Status 'Dibatalkan' dapat dicapai dari status manapun kecuali 'Selesai'</w:t>
       </w:r>
     </w:p>
     <w:p>
@@ -17462,7 +15396,7 @@
     </w:p>
     <w:p>
       <w:pPr>
-        <w:pStyle w:val="Judul3"/>
+        <w:pStyle w:val="Heading3"/>
         <w:keepNext w:val="0"/>
         <w:keepLines w:val="0"/>
         <w:spacing w:before="280" w:line="360" w:lineRule="auto"/>
@@ -17760,25 +15694,7 @@
                 <w:sz w:val="24"/>
                 <w:szCs w:val="24"/>
               </w:rPr>
-              <w:t xml:space="preserve">PO baru dibuat, menunggu </w:t>
-            </w:r>
-            <w:proofErr w:type="spellStart"/>
-            <w:r>
-              <w:rPr>
-                <w:rFonts w:ascii="Times New Roman" w:eastAsia="Times New Roman" w:hAnsi="Times New Roman" w:cs="Times New Roman"/>
-                <w:sz w:val="24"/>
-                <w:szCs w:val="24"/>
-              </w:rPr>
-              <w:t>review</w:t>
-            </w:r>
-            <w:proofErr w:type="spellEnd"/>
-            <w:r>
-              <w:rPr>
-                <w:rFonts w:ascii="Times New Roman" w:eastAsia="Times New Roman" w:hAnsi="Times New Roman" w:cs="Times New Roman"/>
-                <w:sz w:val="24"/>
-                <w:szCs w:val="24"/>
-              </w:rPr>
-              <w:t xml:space="preserve"> pemilik</w:t>
+              <w:t>PO baru dibuat, menunggu review pemilik</w:t>
             </w:r>
           </w:p>
         </w:tc>
@@ -18401,25 +16317,7 @@
                 <w:sz w:val="24"/>
                 <w:szCs w:val="24"/>
               </w:rPr>
-              <w:t>Lihat saja (</w:t>
-            </w:r>
-            <w:proofErr w:type="spellStart"/>
-            <w:r>
-              <w:rPr>
-                <w:rFonts w:ascii="Times New Roman" w:eastAsia="Times New Roman" w:hAnsi="Times New Roman" w:cs="Times New Roman"/>
-                <w:sz w:val="24"/>
-                <w:szCs w:val="24"/>
-              </w:rPr>
-              <w:t>read-only</w:t>
-            </w:r>
-            <w:proofErr w:type="spellEnd"/>
-            <w:r>
-              <w:rPr>
-                <w:rFonts w:ascii="Times New Roman" w:eastAsia="Times New Roman" w:hAnsi="Times New Roman" w:cs="Times New Roman"/>
-                <w:sz w:val="24"/>
-                <w:szCs w:val="24"/>
-              </w:rPr>
-              <w:t>)</w:t>
+              <w:t>Lihat saja (read-only)</w:t>
             </w:r>
           </w:p>
         </w:tc>
@@ -18567,25 +16465,7 @@
                 <w:sz w:val="24"/>
                 <w:szCs w:val="24"/>
               </w:rPr>
-              <w:t>Lihat saja (</w:t>
-            </w:r>
-            <w:proofErr w:type="spellStart"/>
-            <w:r>
-              <w:rPr>
-                <w:rFonts w:ascii="Times New Roman" w:eastAsia="Times New Roman" w:hAnsi="Times New Roman" w:cs="Times New Roman"/>
-                <w:sz w:val="24"/>
-                <w:szCs w:val="24"/>
-              </w:rPr>
-              <w:t>read-only</w:t>
-            </w:r>
-            <w:proofErr w:type="spellEnd"/>
-            <w:r>
-              <w:rPr>
-                <w:rFonts w:ascii="Times New Roman" w:eastAsia="Times New Roman" w:hAnsi="Times New Roman" w:cs="Times New Roman"/>
-                <w:sz w:val="24"/>
-                <w:szCs w:val="24"/>
-              </w:rPr>
-              <w:t>)</w:t>
+              <w:t>Lihat saja (read-only)</w:t>
             </w:r>
           </w:p>
         </w:tc>
@@ -18615,23 +16495,13 @@
                 <w:szCs w:val="24"/>
               </w:rPr>
             </w:pPr>
-            <w:proofErr w:type="spellStart"/>
-            <w:r>
-              <w:rPr>
-                <w:rFonts w:ascii="Times New Roman" w:eastAsia="Times New Roman" w:hAnsi="Times New Roman" w:cs="Times New Roman"/>
-                <w:sz w:val="24"/>
-                <w:szCs w:val="24"/>
-              </w:rPr>
-              <w:t>Rollback</w:t>
-            </w:r>
-            <w:proofErr w:type="spellEnd"/>
-            <w:r>
-              <w:rPr>
-                <w:rFonts w:ascii="Times New Roman" w:eastAsia="Times New Roman" w:hAnsi="Times New Roman" w:cs="Times New Roman"/>
-                <w:sz w:val="24"/>
-                <w:szCs w:val="24"/>
-              </w:rPr>
-              <w:t xml:space="preserve"> stok jika dari 'Dalam Produksi'</w:t>
+            <w:r>
+              <w:rPr>
+                <w:rFonts w:ascii="Times New Roman" w:eastAsia="Times New Roman" w:hAnsi="Times New Roman" w:cs="Times New Roman"/>
+                <w:sz w:val="24"/>
+                <w:szCs w:val="24"/>
+              </w:rPr>
+              <w:t>Rollback stok jika dari 'Dalam Produksi'</w:t>
             </w:r>
           </w:p>
         </w:tc>
@@ -18667,7 +16537,7 @@
     </w:p>
     <w:p>
       <w:pPr>
-        <w:pStyle w:val="Judul3"/>
+        <w:pStyle w:val="Heading3"/>
         <w:keepNext w:val="0"/>
         <w:keepLines w:val="0"/>
         <w:spacing w:before="280" w:line="360" w:lineRule="auto"/>
@@ -19032,43 +16902,7 @@
                 <w:sz w:val="24"/>
                 <w:szCs w:val="24"/>
               </w:rPr>
-              <w:t>Sistem harus secara otomatis mengurangi stok bahan baku di Modul Inventori (via POST /api/</w:t>
-            </w:r>
-            <w:proofErr w:type="spellStart"/>
-            <w:r>
-              <w:rPr>
-                <w:rFonts w:ascii="Times New Roman" w:eastAsia="Times New Roman" w:hAnsi="Times New Roman" w:cs="Times New Roman"/>
-                <w:sz w:val="24"/>
-                <w:szCs w:val="24"/>
-              </w:rPr>
-              <w:t>inventory</w:t>
-            </w:r>
-            <w:proofErr w:type="spellEnd"/>
-            <w:r>
-              <w:rPr>
-                <w:rFonts w:ascii="Times New Roman" w:eastAsia="Times New Roman" w:hAnsi="Times New Roman" w:cs="Times New Roman"/>
-                <w:sz w:val="24"/>
-                <w:szCs w:val="24"/>
-              </w:rPr>
-              <w:t>/</w:t>
-            </w:r>
-            <w:proofErr w:type="spellStart"/>
-            <w:r>
-              <w:rPr>
-                <w:rFonts w:ascii="Times New Roman" w:eastAsia="Times New Roman" w:hAnsi="Times New Roman" w:cs="Times New Roman"/>
-                <w:sz w:val="24"/>
-                <w:szCs w:val="24"/>
-              </w:rPr>
-              <w:t>deduct</w:t>
-            </w:r>
-            <w:proofErr w:type="spellEnd"/>
-            <w:r>
-              <w:rPr>
-                <w:rFonts w:ascii="Times New Roman" w:eastAsia="Times New Roman" w:hAnsi="Times New Roman" w:cs="Times New Roman"/>
-                <w:sz w:val="24"/>
-                <w:szCs w:val="24"/>
-              </w:rPr>
-              <w:t>) ketika status PO berubah menjadi 'Dalam Produksi', berdasarkan BOM produk dikali jumlah pesanan.</w:t>
+              <w:t>Sistem harus secara otomatis mengurangi stok bahan baku di Modul Inventori (via POST /api/inventory/deduct) ketika status PO berubah menjadi 'Dalam Produksi', berdasarkan BOM produk dikali jumlah pesanan.</w:t>
             </w:r>
           </w:p>
         </w:tc>
@@ -19179,61 +17013,7 @@
                 <w:sz w:val="24"/>
                 <w:szCs w:val="24"/>
               </w:rPr>
-              <w:t>Jika PO dibatalkan setelah status 'Dalam Produksi', sistem harus mengembalikan (</w:t>
-            </w:r>
-            <w:proofErr w:type="spellStart"/>
-            <w:r>
-              <w:rPr>
-                <w:rFonts w:ascii="Times New Roman" w:eastAsia="Times New Roman" w:hAnsi="Times New Roman" w:cs="Times New Roman"/>
-                <w:sz w:val="24"/>
-                <w:szCs w:val="24"/>
-              </w:rPr>
-              <w:t>rollback</w:t>
-            </w:r>
-            <w:proofErr w:type="spellEnd"/>
-            <w:r>
-              <w:rPr>
-                <w:rFonts w:ascii="Times New Roman" w:eastAsia="Times New Roman" w:hAnsi="Times New Roman" w:cs="Times New Roman"/>
-                <w:sz w:val="24"/>
-                <w:szCs w:val="24"/>
-              </w:rPr>
-              <w:t>) stok bahan baku yang telah dikurangi ke Modul Inventori (via POST /api/</w:t>
-            </w:r>
-            <w:proofErr w:type="spellStart"/>
-            <w:r>
-              <w:rPr>
-                <w:rFonts w:ascii="Times New Roman" w:eastAsia="Times New Roman" w:hAnsi="Times New Roman" w:cs="Times New Roman"/>
-                <w:sz w:val="24"/>
-                <w:szCs w:val="24"/>
-              </w:rPr>
-              <w:t>inventory</w:t>
-            </w:r>
-            <w:proofErr w:type="spellEnd"/>
-            <w:r>
-              <w:rPr>
-                <w:rFonts w:ascii="Times New Roman" w:eastAsia="Times New Roman" w:hAnsi="Times New Roman" w:cs="Times New Roman"/>
-                <w:sz w:val="24"/>
-                <w:szCs w:val="24"/>
-              </w:rPr>
-              <w:t>/</w:t>
-            </w:r>
-            <w:proofErr w:type="spellStart"/>
-            <w:r>
-              <w:rPr>
-                <w:rFonts w:ascii="Times New Roman" w:eastAsia="Times New Roman" w:hAnsi="Times New Roman" w:cs="Times New Roman"/>
-                <w:sz w:val="24"/>
-                <w:szCs w:val="24"/>
-              </w:rPr>
-              <w:t>rollback</w:t>
-            </w:r>
-            <w:proofErr w:type="spellEnd"/>
-            <w:r>
-              <w:rPr>
-                <w:rFonts w:ascii="Times New Roman" w:eastAsia="Times New Roman" w:hAnsi="Times New Roman" w:cs="Times New Roman"/>
-                <w:sz w:val="24"/>
-                <w:szCs w:val="24"/>
-              </w:rPr>
-              <w:t>).</w:t>
+              <w:t>Jika PO dibatalkan setelah status 'Dalam Produksi', sistem harus mengembalikan (rollback) stok bahan baku yang telah dikurangi ke Modul Inventori (via POST /api/inventory/rollback).</w:t>
             </w:r>
           </w:p>
         </w:tc>
@@ -19456,25 +17236,7 @@
                 <w:sz w:val="24"/>
                 <w:szCs w:val="24"/>
               </w:rPr>
-              <w:t>Sistem harus memblokir pengeditan atau penghapusan PO yang berstatus 'Selesai' atau 'Dibatalkan'. Data hanya dapat dibaca (</w:t>
-            </w:r>
-            <w:proofErr w:type="spellStart"/>
-            <w:r>
-              <w:rPr>
-                <w:rFonts w:ascii="Times New Roman" w:eastAsia="Times New Roman" w:hAnsi="Times New Roman" w:cs="Times New Roman"/>
-                <w:sz w:val="24"/>
-                <w:szCs w:val="24"/>
-              </w:rPr>
-              <w:t>read-only</w:t>
-            </w:r>
-            <w:proofErr w:type="spellEnd"/>
-            <w:r>
-              <w:rPr>
-                <w:rFonts w:ascii="Times New Roman" w:eastAsia="Times New Roman" w:hAnsi="Times New Roman" w:cs="Times New Roman"/>
-                <w:sz w:val="24"/>
-                <w:szCs w:val="24"/>
-              </w:rPr>
-              <w:t>).</w:t>
+              <w:t>Sistem harus memblokir pengeditan atau penghapusan PO yang berstatus 'Selesai' atau 'Dibatalkan'. Data hanya dapat dibaca (read-only).</w:t>
             </w:r>
           </w:p>
         </w:tc>
@@ -19631,7 +17393,7 @@
     </w:tbl>
     <w:p>
       <w:pPr>
-        <w:pStyle w:val="Judul2"/>
+        <w:pStyle w:val="Heading2"/>
         <w:keepNext w:val="0"/>
         <w:keepLines w:val="0"/>
         <w:pBdr>
@@ -19651,7 +17413,7 @@
     </w:p>
     <w:p>
       <w:pPr>
-        <w:pStyle w:val="Judul3"/>
+        <w:pStyle w:val="Heading3"/>
         <w:keepNext w:val="0"/>
         <w:keepLines w:val="0"/>
         <w:spacing w:before="280" w:line="360" w:lineRule="auto"/>
@@ -19695,25 +17457,7 @@
           <w:sz w:val="24"/>
           <w:szCs w:val="24"/>
         </w:rPr>
-        <w:t xml:space="preserve">Sistem menghasilkan dokumen </w:t>
-      </w:r>
-      <w:proofErr w:type="spellStart"/>
-      <w:r>
-        <w:rPr>
-          <w:rFonts w:ascii="Times New Roman" w:eastAsia="Times New Roman" w:hAnsi="Times New Roman" w:cs="Times New Roman"/>
-          <w:sz w:val="24"/>
-          <w:szCs w:val="24"/>
-        </w:rPr>
-        <w:t>Purchase</w:t>
-      </w:r>
-      <w:proofErr w:type="spellEnd"/>
-      <w:r>
-        <w:rPr>
-          <w:rFonts w:ascii="Times New Roman" w:eastAsia="Times New Roman" w:hAnsi="Times New Roman" w:cs="Times New Roman"/>
-          <w:sz w:val="24"/>
-          <w:szCs w:val="24"/>
-        </w:rPr>
-        <w:t xml:space="preserve"> Order resmi dalam format PDF yang dapat dicetak atau dibagikan kepada pelanggan. Dokumen ini berfungsi sebagai bukti pesanan formal yang sah antara hutch.id dan pelanggan.</w:t>
+        <w:t>Sistem menghasilkan dokumen Purchase Order resmi dalam format PDF yang dapat dicetak atau dibagikan kepada pelanggan. Dokumen ini berfungsi sebagai bukti pesanan formal yang sah antara hutch.id dan pelanggan.</w:t>
       </w:r>
     </w:p>
     <w:p>
@@ -19741,7 +17485,7 @@
     </w:p>
     <w:p>
       <w:pPr>
-        <w:pStyle w:val="Judul3"/>
+        <w:pStyle w:val="Heading3"/>
         <w:keepNext w:val="0"/>
         <w:keepLines w:val="0"/>
         <w:spacing w:before="280" w:line="360" w:lineRule="auto"/>
@@ -19812,43 +17556,7 @@
           <w:sz w:val="24"/>
           <w:szCs w:val="24"/>
         </w:rPr>
-        <w:t xml:space="preserve">Sistem </w:t>
-      </w:r>
-      <w:proofErr w:type="spellStart"/>
-      <w:r>
-        <w:rPr>
-          <w:rFonts w:ascii="Times New Roman" w:eastAsia="Times New Roman" w:hAnsi="Times New Roman" w:cs="Times New Roman"/>
-          <w:sz w:val="24"/>
-          <w:szCs w:val="24"/>
-        </w:rPr>
-        <w:t>merender</w:t>
-      </w:r>
-      <w:proofErr w:type="spellEnd"/>
-      <w:r>
-        <w:rPr>
-          <w:rFonts w:ascii="Times New Roman" w:eastAsia="Times New Roman" w:hAnsi="Times New Roman" w:cs="Times New Roman"/>
-          <w:sz w:val="24"/>
-          <w:szCs w:val="24"/>
-        </w:rPr>
-        <w:t xml:space="preserve"> </w:t>
-      </w:r>
-      <w:proofErr w:type="spellStart"/>
-      <w:r>
-        <w:rPr>
-          <w:rFonts w:ascii="Times New Roman" w:eastAsia="Times New Roman" w:hAnsi="Times New Roman" w:cs="Times New Roman"/>
-          <w:sz w:val="24"/>
-          <w:szCs w:val="24"/>
-        </w:rPr>
-        <w:t>template</w:t>
-      </w:r>
-      <w:proofErr w:type="spellEnd"/>
-      <w:r>
-        <w:rPr>
-          <w:rFonts w:ascii="Times New Roman" w:eastAsia="Times New Roman" w:hAnsi="Times New Roman" w:cs="Times New Roman"/>
-          <w:sz w:val="24"/>
-          <w:szCs w:val="24"/>
-        </w:rPr>
-        <w:t xml:space="preserve"> dokumen PO menggunakan data pesanan yang tersimpan</w:t>
+        <w:t>Sistem merender template dokumen PO menggunakan data pesanan yang tersimpan</w:t>
       </w:r>
     </w:p>
     <w:p>
@@ -19875,43 +17583,7 @@
           <w:sz w:val="24"/>
           <w:szCs w:val="24"/>
         </w:rPr>
-        <w:t>PDF ter-</w:t>
-      </w:r>
-      <w:proofErr w:type="spellStart"/>
-      <w:r>
-        <w:rPr>
-          <w:rFonts w:ascii="Gungsuh" w:eastAsia="Gungsuh" w:hAnsi="Gungsuh" w:cs="Gungsuh"/>
-          <w:sz w:val="24"/>
-          <w:szCs w:val="24"/>
-        </w:rPr>
-        <w:t>generate</w:t>
-      </w:r>
-      <w:proofErr w:type="spellEnd"/>
-      <w:r>
-        <w:rPr>
-          <w:rFonts w:ascii="Gungsuh" w:eastAsia="Gungsuh" w:hAnsi="Gungsuh" w:cs="Gungsuh"/>
-          <w:sz w:val="24"/>
-          <w:szCs w:val="24"/>
-        </w:rPr>
-        <w:t xml:space="preserve"> dalam waktu ≤ 5 detik → browser langsung mengunduh </w:t>
-      </w:r>
-      <w:proofErr w:type="spellStart"/>
-      <w:r>
-        <w:rPr>
-          <w:rFonts w:ascii="Gungsuh" w:eastAsia="Gungsuh" w:hAnsi="Gungsuh" w:cs="Gungsuh"/>
-          <w:sz w:val="24"/>
-          <w:szCs w:val="24"/>
-        </w:rPr>
-        <w:t>file</w:t>
-      </w:r>
-      <w:proofErr w:type="spellEnd"/>
-      <w:r>
-        <w:rPr>
-          <w:rFonts w:ascii="Gungsuh" w:eastAsia="Gungsuh" w:hAnsi="Gungsuh" w:cs="Gungsuh"/>
-          <w:sz w:val="24"/>
-          <w:szCs w:val="24"/>
-        </w:rPr>
-        <w:t xml:space="preserve"> PDF</w:t>
+        <w:t>PDF ter-generate dalam waktu ≤ 5 detik → browser langsung mengunduh file PDF</w:t>
       </w:r>
     </w:p>
     <w:p>
@@ -19930,40 +17602,12 @@
           <w:sz w:val="24"/>
           <w:szCs w:val="24"/>
         </w:rPr>
-        <w:t xml:space="preserve">→  Alternatif: pengguna menekan 'Bagikan PO' → sistem membuat </w:t>
+        <w:t>→  Alternatif: pengguna menekan 'Bagikan PO' → sistem membuat link unduhan sementara (valid 24 jam) yang dapat dikirim ke pelanggan tanpa perlu login</w:t>
       </w:r>
-      <w:proofErr w:type="spellStart"/>
-      <w:r>
-        <w:rPr>
-          <w:rFonts w:ascii="Cardo" w:eastAsia="Cardo" w:hAnsi="Cardo" w:cs="Cardo"/>
-          <w:sz w:val="24"/>
-          <w:szCs w:val="24"/>
-        </w:rPr>
-        <w:t>link</w:t>
-      </w:r>
-      <w:proofErr w:type="spellEnd"/>
-      <w:r>
-        <w:rPr>
-          <w:rFonts w:ascii="Cardo" w:eastAsia="Cardo" w:hAnsi="Cardo" w:cs="Cardo"/>
-          <w:sz w:val="24"/>
-          <w:szCs w:val="24"/>
-        </w:rPr>
-        <w:t xml:space="preserve"> unduhan sementara (valid 24 jam) yang dapat dikirim ke pelanggan tanpa perlu </w:t>
-      </w:r>
-      <w:proofErr w:type="spellStart"/>
-      <w:r>
-        <w:rPr>
-          <w:rFonts w:ascii="Cardo" w:eastAsia="Cardo" w:hAnsi="Cardo" w:cs="Cardo"/>
-          <w:sz w:val="24"/>
-          <w:szCs w:val="24"/>
-        </w:rPr>
-        <w:t>login</w:t>
-      </w:r>
-      <w:proofErr w:type="spellEnd"/>
-    </w:p>
-    <w:p>
-      <w:pPr>
-        <w:pStyle w:val="Judul3"/>
+    </w:p>
+    <w:p>
+      <w:pPr>
+        <w:pStyle w:val="Heading3"/>
         <w:keepNext w:val="0"/>
         <w:keepLines w:val="0"/>
         <w:spacing w:before="280" w:line="360" w:lineRule="auto"/>
@@ -20210,23 +17854,13 @@
                 <w:szCs w:val="24"/>
               </w:rPr>
             </w:pPr>
-            <w:proofErr w:type="spellStart"/>
-            <w:r>
-              <w:rPr>
-                <w:rFonts w:ascii="Times New Roman" w:eastAsia="Times New Roman" w:hAnsi="Times New Roman" w:cs="Times New Roman"/>
-                <w:sz w:val="24"/>
-                <w:szCs w:val="24"/>
-              </w:rPr>
-              <w:t>Header</w:t>
-            </w:r>
-            <w:proofErr w:type="spellEnd"/>
-            <w:r>
-              <w:rPr>
-                <w:rFonts w:ascii="Times New Roman" w:eastAsia="Times New Roman" w:hAnsi="Times New Roman" w:cs="Times New Roman"/>
-                <w:sz w:val="24"/>
-                <w:szCs w:val="24"/>
-              </w:rPr>
-              <w:t xml:space="preserve"> Perusahaan</w:t>
+            <w:r>
+              <w:rPr>
+                <w:rFonts w:ascii="Times New Roman" w:eastAsia="Times New Roman" w:hAnsi="Times New Roman" w:cs="Times New Roman"/>
+                <w:sz w:val="24"/>
+                <w:szCs w:val="24"/>
+              </w:rPr>
+              <w:t>Header Perusahaan</w:t>
             </w:r>
           </w:p>
         </w:tc>
@@ -20598,25 +18232,7 @@
                 <w:sz w:val="24"/>
                 <w:szCs w:val="24"/>
               </w:rPr>
-              <w:t xml:space="preserve">No. urut | Nama produk | Spesifikasi / Catatan | Jumlah | Harga satuan (Rp) | </w:t>
-            </w:r>
-            <w:proofErr w:type="spellStart"/>
-            <w:r>
-              <w:rPr>
-                <w:rFonts w:ascii="Times New Roman" w:eastAsia="Times New Roman" w:hAnsi="Times New Roman" w:cs="Times New Roman"/>
-                <w:sz w:val="24"/>
-                <w:szCs w:val="24"/>
-              </w:rPr>
-              <w:t>Subtotal</w:t>
-            </w:r>
-            <w:proofErr w:type="spellEnd"/>
-            <w:r>
-              <w:rPr>
-                <w:rFonts w:ascii="Times New Roman" w:eastAsia="Times New Roman" w:hAnsi="Times New Roman" w:cs="Times New Roman"/>
-                <w:sz w:val="24"/>
-                <w:szCs w:val="24"/>
-              </w:rPr>
-              <w:t xml:space="preserve"> (Rp)</w:t>
+              <w:t>No. urut | Nama produk | Spesifikasi / Catatan | Jumlah | Harga satuan (Rp) | Subtotal (Rp)</w:t>
             </w:r>
           </w:p>
         </w:tc>
@@ -20720,23 +18336,13 @@
                 <w:szCs w:val="24"/>
               </w:rPr>
             </w:pPr>
-            <w:proofErr w:type="spellStart"/>
-            <w:r>
-              <w:rPr>
-                <w:rFonts w:ascii="Times New Roman" w:eastAsia="Times New Roman" w:hAnsi="Times New Roman" w:cs="Times New Roman"/>
-                <w:sz w:val="24"/>
-                <w:szCs w:val="24"/>
-              </w:rPr>
-              <w:t>Subtotal</w:t>
-            </w:r>
-            <w:proofErr w:type="spellEnd"/>
-            <w:r>
-              <w:rPr>
-                <w:rFonts w:ascii="Times New Roman" w:eastAsia="Times New Roman" w:hAnsi="Times New Roman" w:cs="Times New Roman"/>
-                <w:sz w:val="24"/>
-                <w:szCs w:val="24"/>
-              </w:rPr>
-              <w:t xml:space="preserve"> semua item, PPN (jika berlaku), dan Total Nilai PO dalam Rupiah</w:t>
+            <w:r>
+              <w:rPr>
+                <w:rFonts w:ascii="Times New Roman" w:eastAsia="Times New Roman" w:hAnsi="Times New Roman" w:cs="Times New Roman"/>
+                <w:sz w:val="24"/>
+                <w:szCs w:val="24"/>
+              </w:rPr>
+              <w:t>Subtotal semua item, PPN (jika berlaku), dan Total Nilai PO dalam Rupiah</w:t>
             </w:r>
           </w:p>
         </w:tc>
@@ -21030,23 +18636,13 @@
                 <w:szCs w:val="24"/>
               </w:rPr>
             </w:pPr>
-            <w:proofErr w:type="spellStart"/>
-            <w:r>
-              <w:rPr>
-                <w:rFonts w:ascii="Times New Roman" w:eastAsia="Times New Roman" w:hAnsi="Times New Roman" w:cs="Times New Roman"/>
-                <w:sz w:val="24"/>
-                <w:szCs w:val="24"/>
-              </w:rPr>
-              <w:t>Footer</w:t>
-            </w:r>
-            <w:proofErr w:type="spellEnd"/>
-            <w:r>
-              <w:rPr>
-                <w:rFonts w:ascii="Times New Roman" w:eastAsia="Times New Roman" w:hAnsi="Times New Roman" w:cs="Times New Roman"/>
-                <w:sz w:val="24"/>
-                <w:szCs w:val="24"/>
-              </w:rPr>
-              <w:t xml:space="preserve"> Dokumen</w:t>
+            <w:r>
+              <w:rPr>
+                <w:rFonts w:ascii="Times New Roman" w:eastAsia="Times New Roman" w:hAnsi="Times New Roman" w:cs="Times New Roman"/>
+                <w:sz w:val="24"/>
+                <w:szCs w:val="24"/>
+              </w:rPr>
+              <w:t>Footer Dokumen</w:t>
             </w:r>
           </w:p>
         </w:tc>
@@ -21100,7 +18696,7 @@
     </w:p>
     <w:p>
       <w:pPr>
-        <w:pStyle w:val="Judul3"/>
+        <w:pStyle w:val="Heading3"/>
         <w:keepNext w:val="0"/>
         <w:keepLines w:val="0"/>
         <w:spacing w:before="280" w:line="360" w:lineRule="auto"/>
@@ -21577,43 +19173,7 @@
                 <w:sz w:val="24"/>
                 <w:szCs w:val="24"/>
               </w:rPr>
-              <w:t xml:space="preserve">Sistem harus menyediakan opsi 'Bagikan PO' yang menghasilkan </w:t>
-            </w:r>
-            <w:proofErr w:type="spellStart"/>
-            <w:r>
-              <w:rPr>
-                <w:rFonts w:ascii="Times New Roman" w:eastAsia="Times New Roman" w:hAnsi="Times New Roman" w:cs="Times New Roman"/>
-                <w:sz w:val="24"/>
-                <w:szCs w:val="24"/>
-              </w:rPr>
-              <w:t>link</w:t>
-            </w:r>
-            <w:proofErr w:type="spellEnd"/>
-            <w:r>
-              <w:rPr>
-                <w:rFonts w:ascii="Times New Roman" w:eastAsia="Times New Roman" w:hAnsi="Times New Roman" w:cs="Times New Roman"/>
-                <w:sz w:val="24"/>
-                <w:szCs w:val="24"/>
-              </w:rPr>
-              <w:t xml:space="preserve"> unduhan PDF sementara dengan masa berlaku 24 jam. Link tidak memerlukan </w:t>
-            </w:r>
-            <w:proofErr w:type="spellStart"/>
-            <w:r>
-              <w:rPr>
-                <w:rFonts w:ascii="Times New Roman" w:eastAsia="Times New Roman" w:hAnsi="Times New Roman" w:cs="Times New Roman"/>
-                <w:sz w:val="24"/>
-                <w:szCs w:val="24"/>
-              </w:rPr>
-              <w:t>login</w:t>
-            </w:r>
-            <w:proofErr w:type="spellEnd"/>
-            <w:r>
-              <w:rPr>
-                <w:rFonts w:ascii="Times New Roman" w:eastAsia="Times New Roman" w:hAnsi="Times New Roman" w:cs="Times New Roman"/>
-                <w:sz w:val="24"/>
-                <w:szCs w:val="24"/>
-              </w:rPr>
-              <w:t xml:space="preserve"> untuk mengaksesnya.</w:t>
+              <w:t>Sistem harus menyediakan opsi 'Bagikan PO' yang menghasilkan link unduhan PDF sementara dengan masa berlaku 24 jam. Link tidak memerlukan login untuk mengaksesnya.</w:t>
             </w:r>
           </w:p>
         </w:tc>
@@ -21725,79 +19285,7 @@
                 <w:sz w:val="24"/>
                 <w:szCs w:val="24"/>
               </w:rPr>
-              <w:t xml:space="preserve">Nama </w:t>
-            </w:r>
-            <w:proofErr w:type="spellStart"/>
-            <w:r>
-              <w:rPr>
-                <w:rFonts w:ascii="Times New Roman" w:eastAsia="Times New Roman" w:hAnsi="Times New Roman" w:cs="Times New Roman"/>
-                <w:sz w:val="24"/>
-                <w:szCs w:val="24"/>
-              </w:rPr>
-              <w:t>file</w:t>
-            </w:r>
-            <w:proofErr w:type="spellEnd"/>
-            <w:r>
-              <w:rPr>
-                <w:rFonts w:ascii="Times New Roman" w:eastAsia="Times New Roman" w:hAnsi="Times New Roman" w:cs="Times New Roman"/>
-                <w:sz w:val="24"/>
-                <w:szCs w:val="24"/>
-              </w:rPr>
-              <w:t xml:space="preserve"> PDF yang diunduh harus mengikuti format: PO-[</w:t>
-            </w:r>
-            <w:proofErr w:type="spellStart"/>
-            <w:r>
-              <w:rPr>
-                <w:rFonts w:ascii="Times New Roman" w:eastAsia="Times New Roman" w:hAnsi="Times New Roman" w:cs="Times New Roman"/>
-                <w:sz w:val="24"/>
-                <w:szCs w:val="24"/>
-              </w:rPr>
-              <w:t>NomorPO</w:t>
-            </w:r>
-            <w:proofErr w:type="spellEnd"/>
-            <w:r>
-              <w:rPr>
-                <w:rFonts w:ascii="Times New Roman" w:eastAsia="Times New Roman" w:hAnsi="Times New Roman" w:cs="Times New Roman"/>
-                <w:sz w:val="24"/>
-                <w:szCs w:val="24"/>
-              </w:rPr>
-              <w:t>]-[</w:t>
-            </w:r>
-            <w:proofErr w:type="spellStart"/>
-            <w:r>
-              <w:rPr>
-                <w:rFonts w:ascii="Times New Roman" w:eastAsia="Times New Roman" w:hAnsi="Times New Roman" w:cs="Times New Roman"/>
-                <w:sz w:val="24"/>
-                <w:szCs w:val="24"/>
-              </w:rPr>
-              <w:t>NamaPelanggan</w:t>
-            </w:r>
-            <w:proofErr w:type="spellEnd"/>
-            <w:r>
-              <w:rPr>
-                <w:rFonts w:ascii="Times New Roman" w:eastAsia="Times New Roman" w:hAnsi="Times New Roman" w:cs="Times New Roman"/>
-                <w:sz w:val="24"/>
-                <w:szCs w:val="24"/>
-              </w:rPr>
-              <w:t>].</w:t>
-            </w:r>
-            <w:proofErr w:type="spellStart"/>
-            <w:r>
-              <w:rPr>
-                <w:rFonts w:ascii="Times New Roman" w:eastAsia="Times New Roman" w:hAnsi="Times New Roman" w:cs="Times New Roman"/>
-                <w:sz w:val="24"/>
-                <w:szCs w:val="24"/>
-              </w:rPr>
-              <w:t>pdf</w:t>
-            </w:r>
-            <w:proofErr w:type="spellEnd"/>
-            <w:r>
-              <w:rPr>
-                <w:rFonts w:ascii="Times New Roman" w:eastAsia="Times New Roman" w:hAnsi="Times New Roman" w:cs="Times New Roman"/>
-                <w:sz w:val="24"/>
-                <w:szCs w:val="24"/>
-              </w:rPr>
-              <w:t>, contoh: PO-20260413-001-BudiBagStore.pdf.</w:t>
+              <w:t>Nama file PDF yang diunduh harus mengikuti format: PO-[NomorPO]-[NamaPelanggan].pdf, contoh: PO-20260413-001-BudiBagStore.pdf.</w:t>
             </w:r>
           </w:p>
         </w:tc>
@@ -21859,7 +19347,7 @@
     </w:p>
     <w:p>
       <w:pPr>
-        <w:pStyle w:val="Judul2"/>
+        <w:pStyle w:val="Heading2"/>
         <w:keepNext w:val="0"/>
         <w:keepLines w:val="0"/>
         <w:pBdr>
@@ -22224,43 +19712,7 @@
                 <w:sz w:val="24"/>
                 <w:szCs w:val="24"/>
               </w:rPr>
-              <w:t xml:space="preserve">Sistem harus menampilkan </w:t>
-            </w:r>
-            <w:proofErr w:type="spellStart"/>
-            <w:r>
-              <w:rPr>
-                <w:rFonts w:ascii="Times New Roman" w:eastAsia="Times New Roman" w:hAnsi="Times New Roman" w:cs="Times New Roman"/>
-                <w:sz w:val="24"/>
-                <w:szCs w:val="24"/>
-              </w:rPr>
-              <w:t>badge</w:t>
-            </w:r>
-            <w:proofErr w:type="spellEnd"/>
-            <w:r>
-              <w:rPr>
-                <w:rFonts w:ascii="Times New Roman" w:eastAsia="Times New Roman" w:hAnsi="Times New Roman" w:cs="Times New Roman"/>
-                <w:sz w:val="24"/>
-                <w:szCs w:val="24"/>
-              </w:rPr>
-              <w:t>/</w:t>
-            </w:r>
-            <w:proofErr w:type="spellStart"/>
-            <w:r>
-              <w:rPr>
-                <w:rFonts w:ascii="Times New Roman" w:eastAsia="Times New Roman" w:hAnsi="Times New Roman" w:cs="Times New Roman"/>
-                <w:sz w:val="24"/>
-                <w:szCs w:val="24"/>
-              </w:rPr>
-              <w:t>counter</w:t>
-            </w:r>
-            <w:proofErr w:type="spellEnd"/>
-            <w:r>
-              <w:rPr>
-                <w:rFonts w:ascii="Times New Roman" w:eastAsia="Times New Roman" w:hAnsi="Times New Roman" w:cs="Times New Roman"/>
-                <w:sz w:val="24"/>
-                <w:szCs w:val="24"/>
-              </w:rPr>
-              <w:t xml:space="preserve"> di menu navigasi yang menunjukkan jumlah PO dengan status 'Menunggu Konfirmasi'.</w:t>
+              <w:t>Sistem harus menampilkan badge/counter di menu navigasi yang menunjukkan jumlah PO dengan status 'Menunggu Konfirmasi'.</w:t>
             </w:r>
           </w:p>
         </w:tc>
@@ -22371,25 +19823,7 @@
                 <w:sz w:val="24"/>
                 <w:szCs w:val="24"/>
               </w:rPr>
-              <w:t xml:space="preserve">Sistem harus mengirim notifikasi email ke pemilik UMKM setiap ada PO baru masuk. Email memuat: nomor PO, nama pelanggan, total nilai PO, dan </w:t>
-            </w:r>
-            <w:proofErr w:type="spellStart"/>
-            <w:r>
-              <w:rPr>
-                <w:rFonts w:ascii="Times New Roman" w:eastAsia="Times New Roman" w:hAnsi="Times New Roman" w:cs="Times New Roman"/>
-                <w:sz w:val="24"/>
-                <w:szCs w:val="24"/>
-              </w:rPr>
-              <w:t>link</w:t>
-            </w:r>
-            <w:proofErr w:type="spellEnd"/>
-            <w:r>
-              <w:rPr>
-                <w:rFonts w:ascii="Times New Roman" w:eastAsia="Times New Roman" w:hAnsi="Times New Roman" w:cs="Times New Roman"/>
-                <w:sz w:val="24"/>
-                <w:szCs w:val="24"/>
-              </w:rPr>
-              <w:t xml:space="preserve"> langsung ke halaman detail PO.</w:t>
+              <w:t>Sistem harus mengirim notifikasi email ke pemilik UMKM setiap ada PO baru masuk. Email memuat: nomor PO, nama pelanggan, total nilai PO, dan link langsung ke halaman detail PO.</w:t>
             </w:r>
           </w:p>
         </w:tc>
@@ -22501,25 +19935,7 @@
                 <w:sz w:val="24"/>
                 <w:szCs w:val="24"/>
               </w:rPr>
-              <w:t xml:space="preserve">Sistem harus menyediakan fitur CRUD data master pelanggan dengan </w:t>
-            </w:r>
-            <w:proofErr w:type="spellStart"/>
-            <w:r>
-              <w:rPr>
-                <w:rFonts w:ascii="Times New Roman" w:eastAsia="Times New Roman" w:hAnsi="Times New Roman" w:cs="Times New Roman"/>
-                <w:sz w:val="24"/>
-                <w:szCs w:val="24"/>
-              </w:rPr>
-              <w:t>field</w:t>
-            </w:r>
-            <w:proofErr w:type="spellEnd"/>
-            <w:r>
-              <w:rPr>
-                <w:rFonts w:ascii="Times New Roman" w:eastAsia="Times New Roman" w:hAnsi="Times New Roman" w:cs="Times New Roman"/>
-                <w:sz w:val="24"/>
-                <w:szCs w:val="24"/>
-              </w:rPr>
-              <w:t>: nama lengkap, alamat, nomor telepon, email, dan catatan khusus.</w:t>
+              <w:t>Sistem harus menyediakan fitur CRUD data master pelanggan dengan field: nama lengkap, alamat, nomor telepon, email, dan catatan khusus.</w:t>
             </w:r>
           </w:p>
         </w:tc>
@@ -22679,7 +20095,7 @@
     </w:p>
     <w:p>
       <w:pPr>
-        <w:pStyle w:val="Judul1"/>
+        <w:pStyle w:val="Heading1"/>
         <w:keepNext w:val="0"/>
         <w:keepLines w:val="0"/>
       </w:pPr>
@@ -22922,43 +20338,7 @@
                 <w:sz w:val="24"/>
                 <w:szCs w:val="24"/>
               </w:rPr>
-              <w:t>Waktu respons penyimpanan PO baru (</w:t>
-            </w:r>
-            <w:proofErr w:type="spellStart"/>
-            <w:r>
-              <w:rPr>
-                <w:rFonts w:ascii="Times New Roman" w:eastAsia="Times New Roman" w:hAnsi="Times New Roman" w:cs="Times New Roman"/>
-                <w:sz w:val="24"/>
-                <w:szCs w:val="24"/>
-              </w:rPr>
-              <w:t>submit</w:t>
-            </w:r>
-            <w:proofErr w:type="spellEnd"/>
-            <w:r>
-              <w:rPr>
-                <w:rFonts w:ascii="Times New Roman" w:eastAsia="Times New Roman" w:hAnsi="Times New Roman" w:cs="Times New Roman"/>
-                <w:sz w:val="24"/>
-                <w:szCs w:val="24"/>
-              </w:rPr>
-              <w:t xml:space="preserve"> formulir ke </w:t>
-            </w:r>
-            <w:proofErr w:type="spellStart"/>
-            <w:r>
-              <w:rPr>
-                <w:rFonts w:ascii="Times New Roman" w:eastAsia="Times New Roman" w:hAnsi="Times New Roman" w:cs="Times New Roman"/>
-                <w:sz w:val="24"/>
-                <w:szCs w:val="24"/>
-              </w:rPr>
-              <w:t>database</w:t>
-            </w:r>
-            <w:proofErr w:type="spellEnd"/>
-            <w:r>
-              <w:rPr>
-                <w:rFonts w:ascii="Times New Roman" w:eastAsia="Times New Roman" w:hAnsi="Times New Roman" w:cs="Times New Roman"/>
-                <w:sz w:val="24"/>
-                <w:szCs w:val="24"/>
-              </w:rPr>
-              <w:t>)</w:t>
+              <w:t>Waktu respons penyimpanan PO baru (submit formulir ke database)</w:t>
             </w:r>
           </w:p>
         </w:tc>
@@ -23181,25 +20561,7 @@
                 <w:sz w:val="24"/>
                 <w:szCs w:val="24"/>
               </w:rPr>
-              <w:t xml:space="preserve">Waktu </w:t>
-            </w:r>
-            <w:proofErr w:type="spellStart"/>
-            <w:r>
-              <w:rPr>
-                <w:rFonts w:ascii="Times New Roman" w:eastAsia="Times New Roman" w:hAnsi="Times New Roman" w:cs="Times New Roman"/>
-                <w:sz w:val="24"/>
-                <w:szCs w:val="24"/>
-              </w:rPr>
-              <w:t>generate</w:t>
-            </w:r>
-            <w:proofErr w:type="spellEnd"/>
-            <w:r>
-              <w:rPr>
-                <w:rFonts w:ascii="Times New Roman" w:eastAsia="Times New Roman" w:hAnsi="Times New Roman" w:cs="Times New Roman"/>
-                <w:sz w:val="24"/>
-                <w:szCs w:val="24"/>
-              </w:rPr>
-              <w:t xml:space="preserve"> dan unduh dokumen PDF (satu halaman PO)</w:t>
+              <w:t>Waktu generate dan unduh dokumen PDF (satu halaman PO)</w:t>
             </w:r>
           </w:p>
         </w:tc>
@@ -23352,7 +20714,7 @@
     </w:tbl>
     <w:p>
       <w:pPr>
-        <w:pStyle w:val="Judul2"/>
+        <w:pStyle w:val="Heading2"/>
         <w:keepNext w:val="0"/>
         <w:keepLines w:val="0"/>
         <w:pBdr>
@@ -23424,25 +20786,7 @@
           <w:sz w:val="24"/>
           <w:szCs w:val="24"/>
         </w:rPr>
-        <w:t xml:space="preserve">•     REQ-NFR-PO-007: Link berbagi PDF menggunakan </w:t>
-      </w:r>
-      <w:proofErr w:type="spellStart"/>
-      <w:r>
-        <w:rPr>
-          <w:rFonts w:ascii="Times New Roman" w:eastAsia="Times New Roman" w:hAnsi="Times New Roman" w:cs="Times New Roman"/>
-          <w:sz w:val="24"/>
-          <w:szCs w:val="24"/>
-        </w:rPr>
-        <w:t>token</w:t>
-      </w:r>
-      <w:proofErr w:type="spellEnd"/>
-      <w:r>
-        <w:rPr>
-          <w:rFonts w:ascii="Times New Roman" w:eastAsia="Times New Roman" w:hAnsi="Times New Roman" w:cs="Times New Roman"/>
-          <w:sz w:val="24"/>
-          <w:szCs w:val="24"/>
-        </w:rPr>
-        <w:t xml:space="preserve"> acak minimal 64 karakter dan kedaluwarsa dalam 24 jam</w:t>
+        <w:t>•     REQ-NFR-PO-007: Link berbagi PDF menggunakan token acak minimal 64 karakter dan kedaluwarsa dalam 24 jam</w:t>
       </w:r>
     </w:p>
     <w:p>
@@ -23481,30 +20825,12 @@
           <w:sz w:val="24"/>
           <w:szCs w:val="24"/>
         </w:rPr>
-        <w:t xml:space="preserve">•     REQ-NFR-PO-009: Seluruh komunikasi </w:t>
+        <w:t>•     REQ-NFR-PO-009: Seluruh komunikasi client-server menggunakan protokol HTTPS/TLS 1.2+</w:t>
       </w:r>
-      <w:proofErr w:type="spellStart"/>
-      <w:r>
-        <w:rPr>
-          <w:rFonts w:ascii="Times New Roman" w:eastAsia="Times New Roman" w:hAnsi="Times New Roman" w:cs="Times New Roman"/>
-          <w:sz w:val="24"/>
-          <w:szCs w:val="24"/>
-        </w:rPr>
-        <w:t>client</w:t>
-      </w:r>
-      <w:proofErr w:type="spellEnd"/>
-      <w:r>
-        <w:rPr>
-          <w:rFonts w:ascii="Times New Roman" w:eastAsia="Times New Roman" w:hAnsi="Times New Roman" w:cs="Times New Roman"/>
-          <w:sz w:val="24"/>
-          <w:szCs w:val="24"/>
-        </w:rPr>
-        <w:t>-server menggunakan protokol HTTPS/TLS 1.2+</w:t>
-      </w:r>
-    </w:p>
-    <w:p>
-      <w:pPr>
-        <w:pStyle w:val="Judul2"/>
+    </w:p>
+    <w:p>
+      <w:pPr>
+        <w:pStyle w:val="Heading2"/>
         <w:keepNext w:val="0"/>
         <w:keepLines w:val="0"/>
         <w:pBdr>
@@ -23538,25 +20864,7 @@
           <w:sz w:val="24"/>
           <w:szCs w:val="24"/>
         </w:rPr>
-        <w:t xml:space="preserve">•     Nomor PO </w:t>
-      </w:r>
-      <w:proofErr w:type="spellStart"/>
-      <w:r>
-        <w:rPr>
-          <w:rFonts w:ascii="Times New Roman" w:eastAsia="Times New Roman" w:hAnsi="Times New Roman" w:cs="Times New Roman"/>
-          <w:sz w:val="24"/>
-          <w:szCs w:val="24"/>
-        </w:rPr>
-        <w:t>di-generate</w:t>
-      </w:r>
-      <w:proofErr w:type="spellEnd"/>
-      <w:r>
-        <w:rPr>
-          <w:rFonts w:ascii="Times New Roman" w:eastAsia="Times New Roman" w:hAnsi="Times New Roman" w:cs="Times New Roman"/>
-          <w:sz w:val="24"/>
-          <w:szCs w:val="24"/>
-        </w:rPr>
-        <w:t xml:space="preserve"> otomatis dengan format PO-YYYYMMDD-XXX dan tidak dapat diubah setelah tersimpan</w:t>
+        <w:t>•     Nomor PO di-generate otomatis dengan format PO-YYYYMMDD-XXX dan tidak dapat diubah setelah tersimpan</w:t>
       </w:r>
     </w:p>
     <w:p>
@@ -23575,25 +20883,7 @@
           <w:sz w:val="24"/>
           <w:szCs w:val="24"/>
         </w:rPr>
-        <w:t xml:space="preserve">•     PO berstatus 'Selesai' atau 'Dibatalkan' bersifat </w:t>
-      </w:r>
-      <w:proofErr w:type="spellStart"/>
-      <w:r>
-        <w:rPr>
-          <w:rFonts w:ascii="Times New Roman" w:eastAsia="Times New Roman" w:hAnsi="Times New Roman" w:cs="Times New Roman"/>
-          <w:sz w:val="24"/>
-          <w:szCs w:val="24"/>
-        </w:rPr>
-        <w:t>immutable</w:t>
-      </w:r>
-      <w:proofErr w:type="spellEnd"/>
-      <w:r>
-        <w:rPr>
-          <w:rFonts w:ascii="Times New Roman" w:eastAsia="Times New Roman" w:hAnsi="Times New Roman" w:cs="Times New Roman"/>
-          <w:sz w:val="24"/>
-          <w:szCs w:val="24"/>
-        </w:rPr>
-        <w:t xml:space="preserve"> — tidak dapat diedit atau dihapus</w:t>
+        <w:t>•     PO berstatus 'Selesai' atau 'Dibatalkan' bersifat immutable — tidak dapat diedit atau dihapus</w:t>
       </w:r>
     </w:p>
     <w:p>
@@ -23631,25 +20921,7 @@
           <w:sz w:val="24"/>
           <w:szCs w:val="24"/>
         </w:rPr>
-        <w:t>•     Jika PO dibatalkan setelah status 'Dalam Produksi', stok bahan baku yang telah dikurangi harus dikembalikan (</w:t>
-      </w:r>
-      <w:proofErr w:type="spellStart"/>
-      <w:r>
-        <w:rPr>
-          <w:rFonts w:ascii="Times New Roman" w:eastAsia="Times New Roman" w:hAnsi="Times New Roman" w:cs="Times New Roman"/>
-          <w:sz w:val="24"/>
-          <w:szCs w:val="24"/>
-        </w:rPr>
-        <w:t>rollback</w:t>
-      </w:r>
-      <w:proofErr w:type="spellEnd"/>
-      <w:r>
-        <w:rPr>
-          <w:rFonts w:ascii="Times New Roman" w:eastAsia="Times New Roman" w:hAnsi="Times New Roman" w:cs="Times New Roman"/>
-          <w:sz w:val="24"/>
-          <w:szCs w:val="24"/>
-        </w:rPr>
-        <w:t>)</w:t>
+        <w:t>•     Jika PO dibatalkan setelah status 'Dalam Produksi', stok bahan baku yang telah dikurangi harus dikembalikan (rollback)</w:t>
       </w:r>
     </w:p>
     <w:p>
@@ -23720,7 +20992,7 @@
     </w:p>
     <w:p>
       <w:pPr>
-        <w:pStyle w:val="Judul"/>
+        <w:pStyle w:val="Title"/>
         <w:keepNext w:val="0"/>
         <w:keepLines w:val="0"/>
       </w:pPr>
@@ -23740,7 +21012,7 @@
     <w:p/>
     <w:p>
       <w:pPr>
-        <w:pStyle w:val="Judul1"/>
+        <w:pStyle w:val="Heading1"/>
         <w:keepNext w:val="0"/>
         <w:keepLines w:val="0"/>
       </w:pPr>
@@ -23949,7 +21221,15 @@
                 <w:sz w:val="24"/>
                 <w:szCs w:val="24"/>
               </w:rPr>
-              <w:t>pesanan</w:t>
+              <w:t>P</w:t>
+            </w:r>
+            <w:r>
+              <w:rPr>
+                <w:rFonts w:ascii="Times New Roman" w:eastAsia="Times New Roman" w:hAnsi="Times New Roman" w:cs="Times New Roman"/>
+                <w:sz w:val="24"/>
+                <w:szCs w:val="24"/>
+              </w:rPr>
+              <w:t>esanan</w:t>
             </w:r>
           </w:p>
         </w:tc>
@@ -23978,160 +21258,14 @@
                 <w:szCs w:val="24"/>
               </w:rPr>
             </w:pPr>
-            <w:proofErr w:type="spellStart"/>
-            <w:r>
-              <w:rPr>
-                <w:rFonts w:ascii="Times New Roman" w:eastAsia="Times New Roman" w:hAnsi="Times New Roman" w:cs="Times New Roman"/>
-                <w:sz w:val="24"/>
-                <w:szCs w:val="24"/>
-              </w:rPr>
-              <w:t>id</w:t>
-            </w:r>
-            <w:proofErr w:type="spellEnd"/>
-            <w:r>
-              <w:rPr>
-                <w:rFonts w:ascii="Times New Roman" w:eastAsia="Times New Roman" w:hAnsi="Times New Roman" w:cs="Times New Roman"/>
-                <w:sz w:val="24"/>
-                <w:szCs w:val="24"/>
-              </w:rPr>
-              <w:t xml:space="preserve">, </w:t>
-            </w:r>
-            <w:proofErr w:type="spellStart"/>
-            <w:r>
-              <w:rPr>
-                <w:rFonts w:ascii="Times New Roman" w:eastAsia="Times New Roman" w:hAnsi="Times New Roman" w:cs="Times New Roman"/>
-                <w:sz w:val="24"/>
-                <w:szCs w:val="24"/>
-              </w:rPr>
-              <w:t>nomor_po</w:t>
-            </w:r>
-            <w:proofErr w:type="spellEnd"/>
-            <w:r>
-              <w:rPr>
-                <w:rFonts w:ascii="Times New Roman" w:eastAsia="Times New Roman" w:hAnsi="Times New Roman" w:cs="Times New Roman"/>
-                <w:sz w:val="24"/>
-                <w:szCs w:val="24"/>
-              </w:rPr>
-              <w:t xml:space="preserve">, </w:t>
-            </w:r>
-            <w:proofErr w:type="spellStart"/>
-            <w:r>
-              <w:rPr>
-                <w:rFonts w:ascii="Times New Roman" w:eastAsia="Times New Roman" w:hAnsi="Times New Roman" w:cs="Times New Roman"/>
-                <w:sz w:val="24"/>
-                <w:szCs w:val="24"/>
-              </w:rPr>
-              <w:t>pelanggan_id</w:t>
-            </w:r>
-            <w:proofErr w:type="spellEnd"/>
-            <w:r>
-              <w:rPr>
-                <w:rFonts w:ascii="Times New Roman" w:eastAsia="Times New Roman" w:hAnsi="Times New Roman" w:cs="Times New Roman"/>
-                <w:sz w:val="24"/>
-                <w:szCs w:val="24"/>
-              </w:rPr>
-              <w:t xml:space="preserve">, </w:t>
-            </w:r>
-            <w:proofErr w:type="spellStart"/>
-            <w:r>
-              <w:rPr>
-                <w:rFonts w:ascii="Times New Roman" w:eastAsia="Times New Roman" w:hAnsi="Times New Roman" w:cs="Times New Roman"/>
-                <w:sz w:val="24"/>
-                <w:szCs w:val="24"/>
-              </w:rPr>
-              <w:t>tanggal_pesanan</w:t>
-            </w:r>
-            <w:proofErr w:type="spellEnd"/>
-            <w:r>
-              <w:rPr>
-                <w:rFonts w:ascii="Times New Roman" w:eastAsia="Times New Roman" w:hAnsi="Times New Roman" w:cs="Times New Roman"/>
-                <w:sz w:val="24"/>
-                <w:szCs w:val="24"/>
-              </w:rPr>
-              <w:t xml:space="preserve">, </w:t>
-            </w:r>
-            <w:proofErr w:type="spellStart"/>
-            <w:r>
-              <w:rPr>
-                <w:rFonts w:ascii="Times New Roman" w:eastAsia="Times New Roman" w:hAnsi="Times New Roman" w:cs="Times New Roman"/>
-                <w:sz w:val="24"/>
-                <w:szCs w:val="24"/>
-              </w:rPr>
-              <w:t>tanggal_pengiriman</w:t>
-            </w:r>
-            <w:proofErr w:type="spellEnd"/>
-            <w:r>
-              <w:rPr>
-                <w:rFonts w:ascii="Times New Roman" w:eastAsia="Times New Roman" w:hAnsi="Times New Roman" w:cs="Times New Roman"/>
-                <w:sz w:val="24"/>
-                <w:szCs w:val="24"/>
-              </w:rPr>
-              <w:t xml:space="preserve">, status, </w:t>
-            </w:r>
-            <w:proofErr w:type="spellStart"/>
-            <w:r>
-              <w:rPr>
-                <w:rFonts w:ascii="Times New Roman" w:eastAsia="Times New Roman" w:hAnsi="Times New Roman" w:cs="Times New Roman"/>
-                <w:sz w:val="24"/>
-                <w:szCs w:val="24"/>
-              </w:rPr>
-              <w:t>total_nilai</w:t>
-            </w:r>
-            <w:proofErr w:type="spellEnd"/>
-            <w:r>
-              <w:rPr>
-                <w:rFonts w:ascii="Times New Roman" w:eastAsia="Times New Roman" w:hAnsi="Times New Roman" w:cs="Times New Roman"/>
-                <w:sz w:val="24"/>
-                <w:szCs w:val="24"/>
-              </w:rPr>
-              <w:t xml:space="preserve">, catatan, </w:t>
-            </w:r>
-            <w:proofErr w:type="spellStart"/>
-            <w:r>
-              <w:rPr>
-                <w:rFonts w:ascii="Times New Roman" w:eastAsia="Times New Roman" w:hAnsi="Times New Roman" w:cs="Times New Roman"/>
-                <w:sz w:val="24"/>
-                <w:szCs w:val="24"/>
-              </w:rPr>
-              <w:t>dibuat_oleh</w:t>
-            </w:r>
-            <w:proofErr w:type="spellEnd"/>
-            <w:r>
-              <w:rPr>
-                <w:rFonts w:ascii="Times New Roman" w:eastAsia="Times New Roman" w:hAnsi="Times New Roman" w:cs="Times New Roman"/>
-                <w:sz w:val="24"/>
-                <w:szCs w:val="24"/>
-              </w:rPr>
-              <w:t xml:space="preserve">, </w:t>
-            </w:r>
-            <w:proofErr w:type="spellStart"/>
-            <w:r>
-              <w:rPr>
-                <w:rFonts w:ascii="Times New Roman" w:eastAsia="Times New Roman" w:hAnsi="Times New Roman" w:cs="Times New Roman"/>
-                <w:sz w:val="24"/>
-                <w:szCs w:val="24"/>
-              </w:rPr>
-              <w:t>created_at</w:t>
-            </w:r>
-            <w:proofErr w:type="spellEnd"/>
-            <w:r>
-              <w:rPr>
-                <w:rFonts w:ascii="Times New Roman" w:eastAsia="Times New Roman" w:hAnsi="Times New Roman" w:cs="Times New Roman"/>
-                <w:sz w:val="24"/>
-                <w:szCs w:val="24"/>
-              </w:rPr>
-              <w:t xml:space="preserve">, </w:t>
-            </w:r>
-            <w:proofErr w:type="spellStart"/>
-            <w:r>
-              <w:rPr>
-                <w:rFonts w:ascii="Times New Roman" w:eastAsia="Times New Roman" w:hAnsi="Times New Roman" w:cs="Times New Roman"/>
-                <w:sz w:val="24"/>
-                <w:szCs w:val="24"/>
-              </w:rPr>
-              <w:t>updated_at</w:t>
-            </w:r>
-            <w:proofErr w:type="spellEnd"/>
+            <w:r>
+              <w:rPr>
+                <w:rFonts w:ascii="Times New Roman" w:eastAsia="Times New Roman" w:hAnsi="Times New Roman" w:cs="Times New Roman"/>
+                <w:sz w:val="24"/>
+                <w:szCs w:val="24"/>
+              </w:rPr>
+              <w:t>id, nomor_po, pelanggan_id, tanggal_pesanan, tanggal_pengiriman, status, total_nilai, catatan, dibuat_oleh, created_at, updated_at</w:t>
+            </w:r>
           </w:p>
         </w:tc>
         <w:tc>
@@ -24200,7 +21334,6 @@
                 <w:szCs w:val="24"/>
               </w:rPr>
             </w:pPr>
-            <w:proofErr w:type="spellStart"/>
             <w:r>
               <w:rPr>
                 <w:rFonts w:ascii="Times New Roman" w:eastAsia="Times New Roman" w:hAnsi="Times New Roman" w:cs="Times New Roman"/>
@@ -24209,7 +21342,6 @@
               </w:rPr>
               <w:t>detail_pesanan</w:t>
             </w:r>
-            <w:proofErr w:type="spellEnd"/>
           </w:p>
         </w:tc>
         <w:tc>
@@ -24238,88 +21370,14 @@
                 <w:szCs w:val="24"/>
               </w:rPr>
             </w:pPr>
-            <w:proofErr w:type="spellStart"/>
-            <w:r>
-              <w:rPr>
-                <w:rFonts w:ascii="Times New Roman" w:eastAsia="Times New Roman" w:hAnsi="Times New Roman" w:cs="Times New Roman"/>
-                <w:sz w:val="24"/>
-                <w:szCs w:val="24"/>
-              </w:rPr>
-              <w:t>id</w:t>
-            </w:r>
-            <w:proofErr w:type="spellEnd"/>
-            <w:r>
-              <w:rPr>
-                <w:rFonts w:ascii="Times New Roman" w:eastAsia="Times New Roman" w:hAnsi="Times New Roman" w:cs="Times New Roman"/>
-                <w:sz w:val="24"/>
-                <w:szCs w:val="24"/>
-              </w:rPr>
-              <w:t xml:space="preserve">, </w:t>
-            </w:r>
-            <w:proofErr w:type="spellStart"/>
-            <w:r>
-              <w:rPr>
-                <w:rFonts w:ascii="Times New Roman" w:eastAsia="Times New Roman" w:hAnsi="Times New Roman" w:cs="Times New Roman"/>
-                <w:sz w:val="24"/>
-                <w:szCs w:val="24"/>
-              </w:rPr>
-              <w:t>pesanan_id</w:t>
-            </w:r>
-            <w:proofErr w:type="spellEnd"/>
-            <w:r>
-              <w:rPr>
-                <w:rFonts w:ascii="Times New Roman" w:eastAsia="Times New Roman" w:hAnsi="Times New Roman" w:cs="Times New Roman"/>
-                <w:sz w:val="24"/>
-                <w:szCs w:val="24"/>
-              </w:rPr>
-              <w:t xml:space="preserve">, </w:t>
-            </w:r>
-            <w:proofErr w:type="spellStart"/>
-            <w:r>
-              <w:rPr>
-                <w:rFonts w:ascii="Times New Roman" w:eastAsia="Times New Roman" w:hAnsi="Times New Roman" w:cs="Times New Roman"/>
-                <w:sz w:val="24"/>
-                <w:szCs w:val="24"/>
-              </w:rPr>
-              <w:t>produk_id</w:t>
-            </w:r>
-            <w:proofErr w:type="spellEnd"/>
-            <w:r>
-              <w:rPr>
-                <w:rFonts w:ascii="Times New Roman" w:eastAsia="Times New Roman" w:hAnsi="Times New Roman" w:cs="Times New Roman"/>
-                <w:sz w:val="24"/>
-                <w:szCs w:val="24"/>
-              </w:rPr>
-              <w:t xml:space="preserve">, jumlah, </w:t>
-            </w:r>
-            <w:proofErr w:type="spellStart"/>
-            <w:r>
-              <w:rPr>
-                <w:rFonts w:ascii="Times New Roman" w:eastAsia="Times New Roman" w:hAnsi="Times New Roman" w:cs="Times New Roman"/>
-                <w:sz w:val="24"/>
-                <w:szCs w:val="24"/>
-              </w:rPr>
-              <w:t>harga_satuan_saat_po</w:t>
-            </w:r>
-            <w:proofErr w:type="spellEnd"/>
-            <w:r>
-              <w:rPr>
-                <w:rFonts w:ascii="Times New Roman" w:eastAsia="Times New Roman" w:hAnsi="Times New Roman" w:cs="Times New Roman"/>
-                <w:sz w:val="24"/>
-                <w:szCs w:val="24"/>
-              </w:rPr>
-              <w:t xml:space="preserve">, </w:t>
-            </w:r>
-            <w:proofErr w:type="spellStart"/>
-            <w:r>
-              <w:rPr>
-                <w:rFonts w:ascii="Times New Roman" w:eastAsia="Times New Roman" w:hAnsi="Times New Roman" w:cs="Times New Roman"/>
-                <w:sz w:val="24"/>
-                <w:szCs w:val="24"/>
-              </w:rPr>
-              <w:t>subtotal</w:t>
-            </w:r>
-            <w:proofErr w:type="spellEnd"/>
+            <w:r>
+              <w:rPr>
+                <w:rFonts w:ascii="Times New Roman" w:eastAsia="Times New Roman" w:hAnsi="Times New Roman" w:cs="Times New Roman"/>
+                <w:sz w:val="24"/>
+                <w:szCs w:val="24"/>
+              </w:rPr>
+              <w:t>id, pesanan_id, produk_id, jumlah, harga_satuan_saat_po, subtotal</w:t>
+            </w:r>
           </w:p>
         </w:tc>
         <w:tc>
@@ -24394,7 +21452,15 @@
                 <w:sz w:val="24"/>
                 <w:szCs w:val="24"/>
               </w:rPr>
-              <w:t>pelanggan</w:t>
+              <w:t>P</w:t>
+            </w:r>
+            <w:r>
+              <w:rPr>
+                <w:rFonts w:ascii="Times New Roman" w:eastAsia="Times New Roman" w:hAnsi="Times New Roman" w:cs="Times New Roman"/>
+                <w:sz w:val="24"/>
+                <w:szCs w:val="24"/>
+              </w:rPr>
+              <w:t>elanggan</w:t>
             </w:r>
           </w:p>
         </w:tc>
@@ -24423,52 +21489,14 @@
                 <w:szCs w:val="24"/>
               </w:rPr>
             </w:pPr>
-            <w:proofErr w:type="spellStart"/>
-            <w:r>
-              <w:rPr>
-                <w:rFonts w:ascii="Times New Roman" w:eastAsia="Times New Roman" w:hAnsi="Times New Roman" w:cs="Times New Roman"/>
-                <w:sz w:val="24"/>
-                <w:szCs w:val="24"/>
-              </w:rPr>
-              <w:t>id</w:t>
-            </w:r>
-            <w:proofErr w:type="spellEnd"/>
-            <w:r>
-              <w:rPr>
-                <w:rFonts w:ascii="Times New Roman" w:eastAsia="Times New Roman" w:hAnsi="Times New Roman" w:cs="Times New Roman"/>
-                <w:sz w:val="24"/>
-                <w:szCs w:val="24"/>
-              </w:rPr>
-              <w:t xml:space="preserve">, nama, alamat, telepon, email, catatan, </w:t>
-            </w:r>
-            <w:proofErr w:type="spellStart"/>
-            <w:r>
-              <w:rPr>
-                <w:rFonts w:ascii="Times New Roman" w:eastAsia="Times New Roman" w:hAnsi="Times New Roman" w:cs="Times New Roman"/>
-                <w:sz w:val="24"/>
-                <w:szCs w:val="24"/>
-              </w:rPr>
-              <w:t>created_at</w:t>
-            </w:r>
-            <w:proofErr w:type="spellEnd"/>
-            <w:r>
-              <w:rPr>
-                <w:rFonts w:ascii="Times New Roman" w:eastAsia="Times New Roman" w:hAnsi="Times New Roman" w:cs="Times New Roman"/>
-                <w:sz w:val="24"/>
-                <w:szCs w:val="24"/>
-              </w:rPr>
-              <w:t xml:space="preserve">, </w:t>
-            </w:r>
-            <w:proofErr w:type="spellStart"/>
-            <w:r>
-              <w:rPr>
-                <w:rFonts w:ascii="Times New Roman" w:eastAsia="Times New Roman" w:hAnsi="Times New Roman" w:cs="Times New Roman"/>
-                <w:sz w:val="24"/>
-                <w:szCs w:val="24"/>
-              </w:rPr>
-              <w:t>updated_at</w:t>
-            </w:r>
-            <w:proofErr w:type="spellEnd"/>
+            <w:r>
+              <w:rPr>
+                <w:rFonts w:ascii="Times New Roman" w:eastAsia="Times New Roman" w:hAnsi="Times New Roman" w:cs="Times New Roman"/>
+                <w:sz w:val="24"/>
+                <w:szCs w:val="24"/>
+              </w:rPr>
+              <w:t>id, nama, alamat, telepon, email, catatan, created_at, updated_at</w:t>
+            </w:r>
           </w:p>
         </w:tc>
         <w:tc>
@@ -24537,7 +21565,6 @@
                 <w:szCs w:val="24"/>
               </w:rPr>
             </w:pPr>
-            <w:proofErr w:type="spellStart"/>
             <w:r>
               <w:rPr>
                 <w:rFonts w:ascii="Times New Roman" w:eastAsia="Times New Roman" w:hAnsi="Times New Roman" w:cs="Times New Roman"/>
@@ -24546,7 +21573,6 @@
               </w:rPr>
               <w:t>histori_status_po</w:t>
             </w:r>
-            <w:proofErr w:type="spellEnd"/>
           </w:p>
         </w:tc>
         <w:tc>
@@ -24575,113 +21601,13 @@
                 <w:szCs w:val="24"/>
               </w:rPr>
             </w:pPr>
-            <w:proofErr w:type="spellStart"/>
-            <w:r>
-              <w:rPr>
-                <w:rFonts w:ascii="Times New Roman" w:eastAsia="Times New Roman" w:hAnsi="Times New Roman" w:cs="Times New Roman"/>
-                <w:sz w:val="24"/>
-                <w:szCs w:val="24"/>
-              </w:rPr>
-              <w:t>id</w:t>
-            </w:r>
-            <w:proofErr w:type="spellEnd"/>
-            <w:r>
-              <w:rPr>
-                <w:rFonts w:ascii="Times New Roman" w:eastAsia="Times New Roman" w:hAnsi="Times New Roman" w:cs="Times New Roman"/>
-                <w:sz w:val="24"/>
-                <w:szCs w:val="24"/>
-              </w:rPr>
-              <w:t xml:space="preserve">, </w:t>
-            </w:r>
-            <w:proofErr w:type="spellStart"/>
-            <w:r>
-              <w:rPr>
-                <w:rFonts w:ascii="Times New Roman" w:eastAsia="Times New Roman" w:hAnsi="Times New Roman" w:cs="Times New Roman"/>
-                <w:sz w:val="24"/>
-                <w:szCs w:val="24"/>
-              </w:rPr>
-              <w:t>pesanan_id</w:t>
-            </w:r>
-            <w:proofErr w:type="spellEnd"/>
-            <w:r>
-              <w:rPr>
-                <w:rFonts w:ascii="Times New Roman" w:eastAsia="Times New Roman" w:hAnsi="Times New Roman" w:cs="Times New Roman"/>
-                <w:sz w:val="24"/>
-                <w:szCs w:val="24"/>
-              </w:rPr>
-              <w:t xml:space="preserve">, </w:t>
-            </w:r>
-            <w:proofErr w:type="spellStart"/>
-            <w:r>
-              <w:rPr>
-                <w:rFonts w:ascii="Times New Roman" w:eastAsia="Times New Roman" w:hAnsi="Times New Roman" w:cs="Times New Roman"/>
-                <w:sz w:val="24"/>
-                <w:szCs w:val="24"/>
-              </w:rPr>
-              <w:t>status_lama</w:t>
-            </w:r>
-            <w:proofErr w:type="spellEnd"/>
-            <w:r>
-              <w:rPr>
-                <w:rFonts w:ascii="Times New Roman" w:eastAsia="Times New Roman" w:hAnsi="Times New Roman" w:cs="Times New Roman"/>
-                <w:sz w:val="24"/>
-                <w:szCs w:val="24"/>
-              </w:rPr>
-              <w:t xml:space="preserve">, </w:t>
-            </w:r>
-            <w:proofErr w:type="spellStart"/>
-            <w:r>
-              <w:rPr>
-                <w:rFonts w:ascii="Times New Roman" w:eastAsia="Times New Roman" w:hAnsi="Times New Roman" w:cs="Times New Roman"/>
-                <w:sz w:val="24"/>
-                <w:szCs w:val="24"/>
-              </w:rPr>
-              <w:t>status_baru</w:t>
-            </w:r>
-            <w:proofErr w:type="spellEnd"/>
-            <w:r>
-              <w:rPr>
-                <w:rFonts w:ascii="Times New Roman" w:eastAsia="Times New Roman" w:hAnsi="Times New Roman" w:cs="Times New Roman"/>
-                <w:sz w:val="24"/>
-                <w:szCs w:val="24"/>
-              </w:rPr>
-              <w:t xml:space="preserve">, </w:t>
-            </w:r>
-            <w:proofErr w:type="spellStart"/>
-            <w:r>
-              <w:rPr>
-                <w:rFonts w:ascii="Times New Roman" w:eastAsia="Times New Roman" w:hAnsi="Times New Roman" w:cs="Times New Roman"/>
-                <w:sz w:val="24"/>
-                <w:szCs w:val="24"/>
-              </w:rPr>
-              <w:t>diubah_oleh</w:t>
-            </w:r>
-            <w:proofErr w:type="spellEnd"/>
-            <w:r>
-              <w:rPr>
-                <w:rFonts w:ascii="Times New Roman" w:eastAsia="Times New Roman" w:hAnsi="Times New Roman" w:cs="Times New Roman"/>
-                <w:sz w:val="24"/>
-                <w:szCs w:val="24"/>
-              </w:rPr>
-              <w:t xml:space="preserve">, </w:t>
-            </w:r>
-            <w:proofErr w:type="spellStart"/>
-            <w:r>
-              <w:rPr>
-                <w:rFonts w:ascii="Times New Roman" w:eastAsia="Times New Roman" w:hAnsi="Times New Roman" w:cs="Times New Roman"/>
-                <w:sz w:val="24"/>
-                <w:szCs w:val="24"/>
-              </w:rPr>
-              <w:t>diubah_pada</w:t>
-            </w:r>
-            <w:proofErr w:type="spellEnd"/>
-            <w:r>
-              <w:rPr>
-                <w:rFonts w:ascii="Times New Roman" w:eastAsia="Times New Roman" w:hAnsi="Times New Roman" w:cs="Times New Roman"/>
-                <w:sz w:val="24"/>
-                <w:szCs w:val="24"/>
-              </w:rPr>
-              <w:t>, keterangan</w:t>
+            <w:r>
+              <w:rPr>
+                <w:rFonts w:ascii="Times New Roman" w:eastAsia="Times New Roman" w:hAnsi="Times New Roman" w:cs="Times New Roman"/>
+                <w:sz w:val="24"/>
+                <w:szCs w:val="24"/>
+              </w:rPr>
+              <w:t>id, pesanan_id, status_lama, status_baru, diubah_oleh, diubah_pada, keterangan</w:t>
             </w:r>
           </w:p>
         </w:tc>
@@ -24751,7 +21677,6 @@
                 <w:szCs w:val="24"/>
               </w:rPr>
             </w:pPr>
-            <w:proofErr w:type="spellStart"/>
             <w:r>
               <w:rPr>
                 <w:rFonts w:ascii="Times New Roman" w:eastAsia="Times New Roman" w:hAnsi="Times New Roman" w:cs="Times New Roman"/>
@@ -24760,7 +21685,6 @@
               </w:rPr>
               <w:t>pdf_token_po</w:t>
             </w:r>
-            <w:proofErr w:type="spellEnd"/>
           </w:p>
         </w:tc>
         <w:tc>
@@ -24788,88 +21712,14 @@
                 <w:szCs w:val="24"/>
               </w:rPr>
             </w:pPr>
-            <w:proofErr w:type="spellStart"/>
-            <w:r>
-              <w:rPr>
-                <w:rFonts w:ascii="Times New Roman" w:eastAsia="Times New Roman" w:hAnsi="Times New Roman" w:cs="Times New Roman"/>
-                <w:sz w:val="24"/>
-                <w:szCs w:val="24"/>
-              </w:rPr>
-              <w:t>id</w:t>
-            </w:r>
-            <w:proofErr w:type="spellEnd"/>
-            <w:r>
-              <w:rPr>
-                <w:rFonts w:ascii="Times New Roman" w:eastAsia="Times New Roman" w:hAnsi="Times New Roman" w:cs="Times New Roman"/>
-                <w:sz w:val="24"/>
-                <w:szCs w:val="24"/>
-              </w:rPr>
-              <w:t xml:space="preserve">, </w:t>
-            </w:r>
-            <w:proofErr w:type="spellStart"/>
-            <w:r>
-              <w:rPr>
-                <w:rFonts w:ascii="Times New Roman" w:eastAsia="Times New Roman" w:hAnsi="Times New Roman" w:cs="Times New Roman"/>
-                <w:sz w:val="24"/>
-                <w:szCs w:val="24"/>
-              </w:rPr>
-              <w:t>pesanan_id</w:t>
-            </w:r>
-            <w:proofErr w:type="spellEnd"/>
-            <w:r>
-              <w:rPr>
-                <w:rFonts w:ascii="Times New Roman" w:eastAsia="Times New Roman" w:hAnsi="Times New Roman" w:cs="Times New Roman"/>
-                <w:sz w:val="24"/>
-                <w:szCs w:val="24"/>
-              </w:rPr>
-              <w:t xml:space="preserve">, </w:t>
-            </w:r>
-            <w:proofErr w:type="spellStart"/>
-            <w:r>
-              <w:rPr>
-                <w:rFonts w:ascii="Times New Roman" w:eastAsia="Times New Roman" w:hAnsi="Times New Roman" w:cs="Times New Roman"/>
-                <w:sz w:val="24"/>
-                <w:szCs w:val="24"/>
-              </w:rPr>
-              <w:t>token</w:t>
-            </w:r>
-            <w:proofErr w:type="spellEnd"/>
-            <w:r>
-              <w:rPr>
-                <w:rFonts w:ascii="Times New Roman" w:eastAsia="Times New Roman" w:hAnsi="Times New Roman" w:cs="Times New Roman"/>
-                <w:sz w:val="24"/>
-                <w:szCs w:val="24"/>
-              </w:rPr>
-              <w:t xml:space="preserve">, </w:t>
-            </w:r>
-            <w:proofErr w:type="spellStart"/>
-            <w:r>
-              <w:rPr>
-                <w:rFonts w:ascii="Times New Roman" w:eastAsia="Times New Roman" w:hAnsi="Times New Roman" w:cs="Times New Roman"/>
-                <w:sz w:val="24"/>
-                <w:szCs w:val="24"/>
-              </w:rPr>
-              <w:t>kedaluwarsa_pada</w:t>
-            </w:r>
-            <w:proofErr w:type="spellEnd"/>
-            <w:r>
-              <w:rPr>
-                <w:rFonts w:ascii="Times New Roman" w:eastAsia="Times New Roman" w:hAnsi="Times New Roman" w:cs="Times New Roman"/>
-                <w:sz w:val="24"/>
-                <w:szCs w:val="24"/>
-              </w:rPr>
-              <w:t xml:space="preserve">, </w:t>
-            </w:r>
-            <w:proofErr w:type="spellStart"/>
-            <w:r>
-              <w:rPr>
-                <w:rFonts w:ascii="Times New Roman" w:eastAsia="Times New Roman" w:hAnsi="Times New Roman" w:cs="Times New Roman"/>
-                <w:sz w:val="24"/>
-                <w:szCs w:val="24"/>
-              </w:rPr>
-              <w:t>created_at</w:t>
-            </w:r>
-            <w:proofErr w:type="spellEnd"/>
+            <w:r>
+              <w:rPr>
+                <w:rFonts w:ascii="Times New Roman" w:eastAsia="Times New Roman" w:hAnsi="Times New Roman" w:cs="Times New Roman"/>
+                <w:sz w:val="24"/>
+                <w:szCs w:val="24"/>
+              </w:rPr>
+              <w:t>id, pesanan_id, token, kedaluwarsa_pada, created_at</w:t>
+            </w:r>
           </w:p>
         </w:tc>
         <w:tc>
@@ -24897,41 +21747,13 @@
                 <w:szCs w:val="24"/>
               </w:rPr>
             </w:pPr>
-            <w:proofErr w:type="spellStart"/>
-            <w:r>
-              <w:rPr>
-                <w:rFonts w:ascii="Times New Roman" w:eastAsia="Times New Roman" w:hAnsi="Times New Roman" w:cs="Times New Roman"/>
-                <w:sz w:val="24"/>
-                <w:szCs w:val="24"/>
-              </w:rPr>
-              <w:t>Token</w:t>
-            </w:r>
-            <w:proofErr w:type="spellEnd"/>
-            <w:r>
-              <w:rPr>
-                <w:rFonts w:ascii="Times New Roman" w:eastAsia="Times New Roman" w:hAnsi="Times New Roman" w:cs="Times New Roman"/>
-                <w:sz w:val="24"/>
-                <w:szCs w:val="24"/>
-              </w:rPr>
-              <w:t xml:space="preserve"> </w:t>
-            </w:r>
-            <w:proofErr w:type="spellStart"/>
-            <w:r>
-              <w:rPr>
-                <w:rFonts w:ascii="Times New Roman" w:eastAsia="Times New Roman" w:hAnsi="Times New Roman" w:cs="Times New Roman"/>
-                <w:sz w:val="24"/>
-                <w:szCs w:val="24"/>
-              </w:rPr>
-              <w:t>link</w:t>
-            </w:r>
-            <w:proofErr w:type="spellEnd"/>
-            <w:r>
-              <w:rPr>
-                <w:rFonts w:ascii="Times New Roman" w:eastAsia="Times New Roman" w:hAnsi="Times New Roman" w:cs="Times New Roman"/>
-                <w:sz w:val="24"/>
-                <w:szCs w:val="24"/>
-              </w:rPr>
-              <w:t xml:space="preserve"> berbagi PDF sementara</w:t>
+            <w:r>
+              <w:rPr>
+                <w:rFonts w:ascii="Times New Roman" w:eastAsia="Times New Roman" w:hAnsi="Times New Roman" w:cs="Times New Roman"/>
+                <w:sz w:val="24"/>
+                <w:szCs w:val="24"/>
+              </w:rPr>
+              <w:t>Token link berbagi PDF sementara</w:t>
             </w:r>
           </w:p>
         </w:tc>
@@ -24969,7 +21791,7 @@
     </w:p>
     <w:p>
       <w:pPr>
-        <w:pStyle w:val="Judul2"/>
+        <w:pStyle w:val="Heading2"/>
         <w:keepNext w:val="0"/>
         <w:keepLines w:val="0"/>
         <w:pBdr>
@@ -25012,25 +21834,7 @@
           <w:sz w:val="24"/>
           <w:szCs w:val="24"/>
         </w:rPr>
-        <w:t xml:space="preserve">pesanan (1) → (banyak) </w:t>
-      </w:r>
-      <w:proofErr w:type="spellStart"/>
-      <w:r>
-        <w:rPr>
-          <w:rFonts w:ascii="Cardo" w:eastAsia="Cardo" w:hAnsi="Cardo" w:cs="Cardo"/>
-          <w:sz w:val="24"/>
-          <w:szCs w:val="24"/>
-        </w:rPr>
-        <w:t>detail_pesanan</w:t>
-      </w:r>
-      <w:proofErr w:type="spellEnd"/>
-      <w:r>
-        <w:rPr>
-          <w:rFonts w:ascii="Cardo" w:eastAsia="Cardo" w:hAnsi="Cardo" w:cs="Cardo"/>
-          <w:sz w:val="24"/>
-          <w:szCs w:val="24"/>
-        </w:rPr>
-        <w:t xml:space="preserve"> : satu PO memiliki satu atau lebih item produk</w:t>
+        <w:t>pesanan (1) → (banyak) detail_pesanan : satu PO memiliki satu atau lebih item produk</w:t>
       </w:r>
     </w:p>
     <w:p>
@@ -25084,25 +21888,7 @@
           <w:sz w:val="24"/>
           <w:szCs w:val="24"/>
         </w:rPr>
-        <w:t xml:space="preserve">pesanan (1) → (banyak) </w:t>
-      </w:r>
-      <w:proofErr w:type="spellStart"/>
-      <w:r>
-        <w:rPr>
-          <w:rFonts w:ascii="Cardo" w:eastAsia="Cardo" w:hAnsi="Cardo" w:cs="Cardo"/>
-          <w:sz w:val="24"/>
-          <w:szCs w:val="24"/>
-        </w:rPr>
-        <w:t>histori_status_po</w:t>
-      </w:r>
-      <w:proofErr w:type="spellEnd"/>
-      <w:r>
-        <w:rPr>
-          <w:rFonts w:ascii="Cardo" w:eastAsia="Cardo" w:hAnsi="Cardo" w:cs="Cardo"/>
-          <w:sz w:val="24"/>
-          <w:szCs w:val="24"/>
-        </w:rPr>
-        <w:t xml:space="preserve"> : setiap PO menyimpan seluruh riwayat perubahan statusnya</w:t>
+        <w:t>pesanan (1) → (banyak) histori_status_po : setiap PO menyimpan seluruh riwayat perubahan statusnya</w:t>
       </w:r>
     </w:p>
     <w:p>
@@ -25129,43 +21915,7 @@
           <w:sz w:val="24"/>
           <w:szCs w:val="24"/>
         </w:rPr>
-        <w:t xml:space="preserve">pesanan (1) → (banyak) </w:t>
-      </w:r>
-      <w:proofErr w:type="spellStart"/>
-      <w:r>
-        <w:rPr>
-          <w:rFonts w:ascii="Cardo" w:eastAsia="Cardo" w:hAnsi="Cardo" w:cs="Cardo"/>
-          <w:sz w:val="24"/>
-          <w:szCs w:val="24"/>
-        </w:rPr>
-        <w:t>pdf_token_po</w:t>
-      </w:r>
-      <w:proofErr w:type="spellEnd"/>
-      <w:r>
-        <w:rPr>
-          <w:rFonts w:ascii="Cardo" w:eastAsia="Cardo" w:hAnsi="Cardo" w:cs="Cardo"/>
-          <w:sz w:val="24"/>
-          <w:szCs w:val="24"/>
-        </w:rPr>
-        <w:t xml:space="preserve"> : satu PO dapat memiliki beberapa riwayat </w:t>
-      </w:r>
-      <w:proofErr w:type="spellStart"/>
-      <w:r>
-        <w:rPr>
-          <w:rFonts w:ascii="Cardo" w:eastAsia="Cardo" w:hAnsi="Cardo" w:cs="Cardo"/>
-          <w:sz w:val="24"/>
-          <w:szCs w:val="24"/>
-        </w:rPr>
-        <w:t>token</w:t>
-      </w:r>
-      <w:proofErr w:type="spellEnd"/>
-      <w:r>
-        <w:rPr>
-          <w:rFonts w:ascii="Cardo" w:eastAsia="Cardo" w:hAnsi="Cardo" w:cs="Cardo"/>
-          <w:sz w:val="24"/>
-          <w:szCs w:val="24"/>
-        </w:rPr>
-        <w:t xml:space="preserve"> berbagi</w:t>
+        <w:t>pesanan (1) → (banyak) pdf_token_po : satu PO dapat memiliki beberapa riwayat token berbagi</w:t>
       </w:r>
     </w:p>
     <w:p>
@@ -25186,23 +21936,13 @@
         </w:rPr>
         <w:t xml:space="preserve">•     </w:t>
       </w:r>
-      <w:proofErr w:type="spellStart"/>
       <w:r>
         <w:rPr>
           <w:rFonts w:ascii="Cardo" w:eastAsia="Cardo" w:hAnsi="Cardo" w:cs="Cardo"/>
           <w:sz w:val="24"/>
           <w:szCs w:val="24"/>
         </w:rPr>
-        <w:t>detail_pesanan.produk_id</w:t>
-      </w:r>
-      <w:proofErr w:type="spellEnd"/>
-      <w:r>
-        <w:rPr>
-          <w:rFonts w:ascii="Cardo" w:eastAsia="Cardo" w:hAnsi="Cardo" w:cs="Cardo"/>
-          <w:sz w:val="24"/>
-          <w:szCs w:val="24"/>
-        </w:rPr>
-        <w:t xml:space="preserve"> → referensi ke tabel produk (Modul HPP)</w:t>
+        <w:t>detail_pesanan.produk_id → referensi ke tabel produk (Modul HPP)</w:t>
       </w:r>
     </w:p>
     <w:p>
@@ -25221,18 +21961,8 @@
           <w:sz w:val="24"/>
           <w:szCs w:val="24"/>
         </w:rPr>
-        <w:t xml:space="preserve">•     Pengecekan bahan baku dilakukan melalui API — bukan akses langsung ke tabel </w:t>
+        <w:t>•     Pengecekan bahan baku dilakukan melalui API — bukan akses langsung ke tabel bahan_baku</w:t>
       </w:r>
-      <w:proofErr w:type="spellStart"/>
-      <w:r>
-        <w:rPr>
-          <w:rFonts w:ascii="Times New Roman" w:eastAsia="Times New Roman" w:hAnsi="Times New Roman" w:cs="Times New Roman"/>
-          <w:sz w:val="24"/>
-          <w:szCs w:val="24"/>
-        </w:rPr>
-        <w:t>bahan_baku</w:t>
-      </w:r>
-      <w:proofErr w:type="spellEnd"/>
     </w:p>
     <w:p>
       <w:pPr>
@@ -25247,7 +21977,7 @@
     </w:p>
     <w:p>
       <w:pPr>
-        <w:pStyle w:val="Judul2"/>
+        <w:pStyle w:val="Heading2"/>
         <w:keepNext w:val="0"/>
         <w:keepLines w:val="0"/>
         <w:pBdr>
@@ -25262,13 +21992,8 @@
       <w:bookmarkStart w:id="47" w:name="_h0i7bb9lxavh" w:colFirst="0" w:colLast="0"/>
       <w:bookmarkEnd w:id="47"/>
       <w:r>
-        <w:t xml:space="preserve">6.3 Ketentuan Umum </w:t>
+        <w:t>6.3 Ketentuan Umum Database</w:t>
       </w:r>
-      <w:proofErr w:type="spellStart"/>
-      <w:r>
-        <w:t>Database</w:t>
-      </w:r>
-      <w:proofErr w:type="spellEnd"/>
     </w:p>
     <w:p>
       <w:pPr>
@@ -25286,43 +22011,7 @@
           <w:sz w:val="24"/>
           <w:szCs w:val="24"/>
         </w:rPr>
-        <w:t xml:space="preserve">•     Seluruh tabel harus memiliki kolom </w:t>
-      </w:r>
-      <w:proofErr w:type="spellStart"/>
-      <w:r>
-        <w:rPr>
-          <w:rFonts w:ascii="Times New Roman" w:eastAsia="Times New Roman" w:hAnsi="Times New Roman" w:cs="Times New Roman"/>
-          <w:sz w:val="24"/>
-          <w:szCs w:val="24"/>
-        </w:rPr>
-        <w:t>created_at</w:t>
-      </w:r>
-      <w:proofErr w:type="spellEnd"/>
-      <w:r>
-        <w:rPr>
-          <w:rFonts w:ascii="Times New Roman" w:eastAsia="Times New Roman" w:hAnsi="Times New Roman" w:cs="Times New Roman"/>
-          <w:sz w:val="24"/>
-          <w:szCs w:val="24"/>
-        </w:rPr>
-        <w:t xml:space="preserve"> dan </w:t>
-      </w:r>
-      <w:proofErr w:type="spellStart"/>
-      <w:r>
-        <w:rPr>
-          <w:rFonts w:ascii="Times New Roman" w:eastAsia="Times New Roman" w:hAnsi="Times New Roman" w:cs="Times New Roman"/>
-          <w:sz w:val="24"/>
-          <w:szCs w:val="24"/>
-        </w:rPr>
-        <w:t>updated_at</w:t>
-      </w:r>
-      <w:proofErr w:type="spellEnd"/>
-      <w:r>
-        <w:rPr>
-          <w:rFonts w:ascii="Times New Roman" w:eastAsia="Times New Roman" w:hAnsi="Times New Roman" w:cs="Times New Roman"/>
-          <w:sz w:val="24"/>
-          <w:szCs w:val="24"/>
-        </w:rPr>
-        <w:t xml:space="preserve"> untuk keperluan audit</w:t>
+        <w:t>•     Seluruh tabel harus memiliki kolom created_at dan updated_at untuk keperluan audit</w:t>
       </w:r>
     </w:p>
     <w:p>
@@ -25341,61 +22030,7 @@
           <w:sz w:val="24"/>
           <w:szCs w:val="24"/>
         </w:rPr>
-        <w:t xml:space="preserve">•     </w:t>
-      </w:r>
-      <w:proofErr w:type="spellStart"/>
-      <w:r>
-        <w:rPr>
-          <w:rFonts w:ascii="Times New Roman" w:eastAsia="Times New Roman" w:hAnsi="Times New Roman" w:cs="Times New Roman"/>
-          <w:sz w:val="24"/>
-          <w:szCs w:val="24"/>
-        </w:rPr>
-        <w:t>Foreign</w:t>
-      </w:r>
-      <w:proofErr w:type="spellEnd"/>
-      <w:r>
-        <w:rPr>
-          <w:rFonts w:ascii="Times New Roman" w:eastAsia="Times New Roman" w:hAnsi="Times New Roman" w:cs="Times New Roman"/>
-          <w:sz w:val="24"/>
-          <w:szCs w:val="24"/>
-        </w:rPr>
-        <w:t xml:space="preserve"> </w:t>
-      </w:r>
-      <w:proofErr w:type="spellStart"/>
-      <w:r>
-        <w:rPr>
-          <w:rFonts w:ascii="Times New Roman" w:eastAsia="Times New Roman" w:hAnsi="Times New Roman" w:cs="Times New Roman"/>
-          <w:sz w:val="24"/>
-          <w:szCs w:val="24"/>
-        </w:rPr>
-        <w:t>key</w:t>
-      </w:r>
-      <w:proofErr w:type="spellEnd"/>
-      <w:r>
-        <w:rPr>
-          <w:rFonts w:ascii="Times New Roman" w:eastAsia="Times New Roman" w:hAnsi="Times New Roman" w:cs="Times New Roman"/>
-          <w:sz w:val="24"/>
-          <w:szCs w:val="24"/>
-        </w:rPr>
-        <w:t xml:space="preserve"> </w:t>
-      </w:r>
-      <w:proofErr w:type="spellStart"/>
-      <w:r>
-        <w:rPr>
-          <w:rFonts w:ascii="Times New Roman" w:eastAsia="Times New Roman" w:hAnsi="Times New Roman" w:cs="Times New Roman"/>
-          <w:sz w:val="24"/>
-          <w:szCs w:val="24"/>
-        </w:rPr>
-        <w:t>constraint</w:t>
-      </w:r>
-      <w:proofErr w:type="spellEnd"/>
-      <w:r>
-        <w:rPr>
-          <w:rFonts w:ascii="Times New Roman" w:eastAsia="Times New Roman" w:hAnsi="Times New Roman" w:cs="Times New Roman"/>
-          <w:sz w:val="24"/>
-          <w:szCs w:val="24"/>
-        </w:rPr>
-        <w:t xml:space="preserve"> harus diaktifkan untuk menjaga integritas referensial</w:t>
+        <w:t>•     Foreign key constraint harus diaktifkan untuk menjaga integritas referensial</w:t>
       </w:r>
     </w:p>
     <w:p>
@@ -25414,25 +22049,7 @@
           <w:sz w:val="24"/>
           <w:szCs w:val="24"/>
         </w:rPr>
-        <w:t xml:space="preserve">•     Kolom </w:t>
-      </w:r>
-      <w:proofErr w:type="spellStart"/>
-      <w:r>
-        <w:rPr>
-          <w:rFonts w:ascii="Times New Roman" w:eastAsia="Times New Roman" w:hAnsi="Times New Roman" w:cs="Times New Roman"/>
-          <w:sz w:val="24"/>
-          <w:szCs w:val="24"/>
-        </w:rPr>
-        <w:t>nomor_po</w:t>
-      </w:r>
-      <w:proofErr w:type="spellEnd"/>
-      <w:r>
-        <w:rPr>
-          <w:rFonts w:ascii="Times New Roman" w:eastAsia="Times New Roman" w:hAnsi="Times New Roman" w:cs="Times New Roman"/>
-          <w:sz w:val="24"/>
-          <w:szCs w:val="24"/>
-        </w:rPr>
-        <w:t xml:space="preserve"> pada tabel pesanan harus bersifat UNIQUE</w:t>
+        <w:t>•     Kolom nomor_po pada tabel pesanan harus bersifat UNIQUE</w:t>
       </w:r>
     </w:p>
     <w:p>
@@ -25451,43 +22068,7 @@
           <w:sz w:val="24"/>
           <w:szCs w:val="24"/>
         </w:rPr>
-        <w:t xml:space="preserve">•     Kolom </w:t>
-      </w:r>
-      <w:proofErr w:type="spellStart"/>
-      <w:r>
-        <w:rPr>
-          <w:rFonts w:ascii="Times New Roman" w:eastAsia="Times New Roman" w:hAnsi="Times New Roman" w:cs="Times New Roman"/>
-          <w:sz w:val="24"/>
-          <w:szCs w:val="24"/>
-        </w:rPr>
-        <w:t>token</w:t>
-      </w:r>
-      <w:proofErr w:type="spellEnd"/>
-      <w:r>
-        <w:rPr>
-          <w:rFonts w:ascii="Times New Roman" w:eastAsia="Times New Roman" w:hAnsi="Times New Roman" w:cs="Times New Roman"/>
-          <w:sz w:val="24"/>
-          <w:szCs w:val="24"/>
-        </w:rPr>
-        <w:t xml:space="preserve"> pada tabel </w:t>
-      </w:r>
-      <w:proofErr w:type="spellStart"/>
-      <w:r>
-        <w:rPr>
-          <w:rFonts w:ascii="Times New Roman" w:eastAsia="Times New Roman" w:hAnsi="Times New Roman" w:cs="Times New Roman"/>
-          <w:sz w:val="24"/>
-          <w:szCs w:val="24"/>
-        </w:rPr>
-        <w:t>pdf_token_po</w:t>
-      </w:r>
-      <w:proofErr w:type="spellEnd"/>
-      <w:r>
-        <w:rPr>
-          <w:rFonts w:ascii="Times New Roman" w:eastAsia="Times New Roman" w:hAnsi="Times New Roman" w:cs="Times New Roman"/>
-          <w:sz w:val="24"/>
-          <w:szCs w:val="24"/>
-        </w:rPr>
-        <w:t xml:space="preserve"> harus bersifat UNIQUE dan minimal 64 karakter</w:t>
+        <w:t>•     Kolom token pada tabel pdf_token_po harus bersifat UNIQUE dan minimal 64 karakter</w:t>
       </w:r>
     </w:p>
     <w:p>
@@ -25558,7 +22139,7 @@
     </w:p>
     <w:p>
       <w:pPr>
-        <w:pStyle w:val="Judul1"/>
+        <w:pStyle w:val="Heading1"/>
         <w:rPr>
           <w:lang w:val="sv-SE"/>
         </w:rPr>
@@ -25573,7 +22154,7 @@
     </w:p>
     <w:p>
       <w:pPr>
-        <w:pStyle w:val="Judul2"/>
+        <w:pStyle w:val="Heading2"/>
         <w:rPr>
           <w:lang w:val="sv-SE"/>
         </w:rPr>
@@ -25608,7 +22189,7 @@
     </w:p>
     <w:p>
       <w:pPr>
-        <w:pStyle w:val="Judul2"/>
+        <w:pStyle w:val="Heading2"/>
         <w:rPr>
           <w:lang w:val="sv-SE"/>
         </w:rPr>
@@ -26902,7 +23483,7 @@
     </w:p>
     <w:p>
       <w:pPr>
-        <w:pStyle w:val="Judul2"/>
+        <w:pStyle w:val="Heading2"/>
         <w:rPr>
           <w:lang w:val="sv-SE"/>
         </w:rPr>
@@ -27122,7 +23703,7 @@
     </w:p>
     <w:p>
       <w:pPr>
-        <w:pStyle w:val="Judul2"/>
+        <w:pStyle w:val="Heading2"/>
         <w:rPr>
           <w:lang w:val="sv-SE"/>
         </w:rPr>
@@ -27470,7 +24051,7 @@
     </w:p>
     <w:p>
       <w:pPr>
-        <w:pStyle w:val="Judul1"/>
+        <w:pStyle w:val="Heading1"/>
       </w:pPr>
       <w:bookmarkStart w:id="48" w:name="_nldr8bku8mgj" w:colFirst="0" w:colLast="0"/>
       <w:bookmarkEnd w:id="48"/>
@@ -27788,18 +24369,8 @@
                 <w:sz w:val="24"/>
                 <w:szCs w:val="24"/>
               </w:rPr>
-              <w:t>Formulir PO baru dengan nomor auto-</w:t>
-            </w:r>
-            <w:proofErr w:type="spellStart"/>
-            <w:r>
-              <w:rPr>
-                <w:rFonts w:ascii="Times New Roman" w:eastAsia="Times New Roman" w:hAnsi="Times New Roman" w:cs="Times New Roman"/>
-                <w:sz w:val="24"/>
-                <w:szCs w:val="24"/>
-              </w:rPr>
-              <w:t>generate</w:t>
-            </w:r>
-            <w:proofErr w:type="spellEnd"/>
+              <w:t>Formulir PO baru dengan nomor auto-generate</w:t>
+            </w:r>
           </w:p>
         </w:tc>
         <w:tc>
@@ -28086,23 +24657,13 @@
                 <w:szCs w:val="24"/>
               </w:rPr>
             </w:pPr>
-            <w:proofErr w:type="spellStart"/>
-            <w:r>
-              <w:rPr>
-                <w:rFonts w:ascii="Times New Roman" w:eastAsia="Times New Roman" w:hAnsi="Times New Roman" w:cs="Times New Roman"/>
-                <w:sz w:val="24"/>
-                <w:szCs w:val="24"/>
-              </w:rPr>
-              <w:t>Autocomplete</w:t>
-            </w:r>
-            <w:proofErr w:type="spellEnd"/>
-            <w:r>
-              <w:rPr>
-                <w:rFonts w:ascii="Times New Roman" w:eastAsia="Times New Roman" w:hAnsi="Times New Roman" w:cs="Times New Roman"/>
-                <w:sz w:val="24"/>
-                <w:szCs w:val="24"/>
-              </w:rPr>
-              <w:t xml:space="preserve"> pencarian pelanggan, isi data otomatis</w:t>
+            <w:r>
+              <w:rPr>
+                <w:rFonts w:ascii="Times New Roman" w:eastAsia="Times New Roman" w:hAnsi="Times New Roman" w:cs="Times New Roman"/>
+                <w:sz w:val="24"/>
+                <w:szCs w:val="24"/>
+              </w:rPr>
+              <w:t>Autocomplete pencarian pelanggan, isi data otomatis</w:t>
             </w:r>
           </w:p>
         </w:tc>
@@ -28250,25 +24811,7 @@
                 <w:sz w:val="24"/>
                 <w:szCs w:val="24"/>
               </w:rPr>
-              <w:t xml:space="preserve">Dukungan </w:t>
-            </w:r>
-            <w:proofErr w:type="spellStart"/>
-            <w:r>
-              <w:rPr>
-                <w:rFonts w:ascii="Times New Roman" w:eastAsia="Times New Roman" w:hAnsi="Times New Roman" w:cs="Times New Roman"/>
-                <w:sz w:val="24"/>
-                <w:szCs w:val="24"/>
-              </w:rPr>
-              <w:t>multi</w:t>
-            </w:r>
-            <w:proofErr w:type="spellEnd"/>
-            <w:r>
-              <w:rPr>
-                <w:rFonts w:ascii="Times New Roman" w:eastAsia="Times New Roman" w:hAnsi="Times New Roman" w:cs="Times New Roman"/>
-                <w:sz w:val="24"/>
-                <w:szCs w:val="24"/>
-              </w:rPr>
-              <w:t>-item produk dalam satu PO</w:t>
+              <w:t>Dukungan multi-item produk dalam satu PO</w:t>
             </w:r>
           </w:p>
         </w:tc>
@@ -28414,25 +24957,7 @@
                 <w:sz w:val="24"/>
                 <w:szCs w:val="24"/>
               </w:rPr>
-              <w:t>Hitung total PO otomatis real-</w:t>
-            </w:r>
-            <w:proofErr w:type="spellStart"/>
-            <w:r>
-              <w:rPr>
-                <w:rFonts w:ascii="Times New Roman" w:eastAsia="Times New Roman" w:hAnsi="Times New Roman" w:cs="Times New Roman"/>
-                <w:sz w:val="24"/>
-                <w:szCs w:val="24"/>
-              </w:rPr>
-              <w:t>time</w:t>
-            </w:r>
-            <w:proofErr w:type="spellEnd"/>
-            <w:r>
-              <w:rPr>
-                <w:rFonts w:ascii="Times New Roman" w:eastAsia="Times New Roman" w:hAnsi="Times New Roman" w:cs="Times New Roman"/>
-                <w:sz w:val="24"/>
-                <w:szCs w:val="24"/>
-              </w:rPr>
-              <w:t>, harga dikunci saat simpan</w:t>
+              <w:t>Hitung total PO otomatis real-time, harga dikunci saat simpan</w:t>
             </w:r>
           </w:p>
         </w:tc>
@@ -28580,36 +25105,8 @@
                 <w:sz w:val="24"/>
                 <w:szCs w:val="24"/>
               </w:rPr>
-              <w:t xml:space="preserve">Validasi </w:t>
-            </w:r>
-            <w:proofErr w:type="spellStart"/>
-            <w:r>
-              <w:rPr>
-                <w:rFonts w:ascii="Times New Roman" w:eastAsia="Times New Roman" w:hAnsi="Times New Roman" w:cs="Times New Roman"/>
-                <w:sz w:val="24"/>
-                <w:szCs w:val="24"/>
-              </w:rPr>
-              <w:t>input</w:t>
-            </w:r>
-            <w:proofErr w:type="spellEnd"/>
-            <w:r>
-              <w:rPr>
-                <w:rFonts w:ascii="Times New Roman" w:eastAsia="Times New Roman" w:hAnsi="Times New Roman" w:cs="Times New Roman"/>
-                <w:sz w:val="24"/>
-                <w:szCs w:val="24"/>
-              </w:rPr>
-              <w:t xml:space="preserve"> formulir di sisi klien sebelum </w:t>
-            </w:r>
-            <w:proofErr w:type="spellStart"/>
-            <w:r>
-              <w:rPr>
-                <w:rFonts w:ascii="Times New Roman" w:eastAsia="Times New Roman" w:hAnsi="Times New Roman" w:cs="Times New Roman"/>
-                <w:sz w:val="24"/>
-                <w:szCs w:val="24"/>
-              </w:rPr>
-              <w:t>submit</w:t>
-            </w:r>
-            <w:proofErr w:type="spellEnd"/>
+              <w:t>Validasi input formulir di sisi klien sebelum submit</w:t>
+            </w:r>
           </w:p>
         </w:tc>
         <w:tc>
@@ -29343,25 +25840,7 @@
                 <w:sz w:val="24"/>
                 <w:szCs w:val="24"/>
               </w:rPr>
-              <w:t xml:space="preserve">Notifikasi kekurangan bahan baku ke </w:t>
-            </w:r>
-            <w:proofErr w:type="spellStart"/>
-            <w:r>
-              <w:rPr>
-                <w:rFonts w:ascii="Times New Roman" w:eastAsia="Times New Roman" w:hAnsi="Times New Roman" w:cs="Times New Roman"/>
-                <w:sz w:val="24"/>
-                <w:szCs w:val="24"/>
-              </w:rPr>
-              <w:t>dashboard</w:t>
-            </w:r>
-            <w:proofErr w:type="spellEnd"/>
-            <w:r>
-              <w:rPr>
-                <w:rFonts w:ascii="Times New Roman" w:eastAsia="Times New Roman" w:hAnsi="Times New Roman" w:cs="Times New Roman"/>
-                <w:sz w:val="24"/>
-                <w:szCs w:val="24"/>
-              </w:rPr>
-              <w:t xml:space="preserve"> Inventori</w:t>
+              <w:t>Notifikasi kekurangan bahan baku ke dashboard Inventori</w:t>
             </w:r>
           </w:p>
         </w:tc>
@@ -29943,23 +26422,13 @@
                 <w:szCs w:val="24"/>
               </w:rPr>
             </w:pPr>
-            <w:proofErr w:type="spellStart"/>
-            <w:r>
-              <w:rPr>
-                <w:rFonts w:ascii="Times New Roman" w:eastAsia="Times New Roman" w:hAnsi="Times New Roman" w:cs="Times New Roman"/>
-                <w:sz w:val="24"/>
-                <w:szCs w:val="24"/>
-              </w:rPr>
-              <w:t>Rollback</w:t>
-            </w:r>
-            <w:proofErr w:type="spellEnd"/>
-            <w:r>
-              <w:rPr>
-                <w:rFonts w:ascii="Times New Roman" w:eastAsia="Times New Roman" w:hAnsi="Times New Roman" w:cs="Times New Roman"/>
-                <w:sz w:val="24"/>
-                <w:szCs w:val="24"/>
-              </w:rPr>
-              <w:t xml:space="preserve"> stok jika PO dibatalkan setelah 'Dalam Produksi'</w:t>
+            <w:r>
+              <w:rPr>
+                <w:rFonts w:ascii="Times New Roman" w:eastAsia="Times New Roman" w:hAnsi="Times New Roman" w:cs="Times New Roman"/>
+                <w:sz w:val="24"/>
+                <w:szCs w:val="24"/>
+              </w:rPr>
+              <w:t>Rollback stok jika PO dibatalkan setelah 'Dalam Produksi'</w:t>
             </w:r>
           </w:p>
         </w:tc>
@@ -30842,18 +27311,8 @@
                 <w:sz w:val="24"/>
                 <w:szCs w:val="24"/>
               </w:rPr>
-              <w:t xml:space="preserve">Link berbagi PDF sementara valid 24 jam tanpa perlu </w:t>
-            </w:r>
-            <w:proofErr w:type="spellStart"/>
-            <w:r>
-              <w:rPr>
-                <w:rFonts w:ascii="Times New Roman" w:eastAsia="Times New Roman" w:hAnsi="Times New Roman" w:cs="Times New Roman"/>
-                <w:sz w:val="24"/>
-                <w:szCs w:val="24"/>
-              </w:rPr>
-              <w:t>login</w:t>
-            </w:r>
-            <w:proofErr w:type="spellEnd"/>
+              <w:t>Link berbagi PDF sementara valid 24 jam tanpa perlu login</w:t>
+            </w:r>
           </w:p>
         </w:tc>
         <w:tc>
@@ -31000,25 +27459,7 @@
                 <w:sz w:val="24"/>
                 <w:szCs w:val="24"/>
               </w:rPr>
-              <w:t xml:space="preserve">Nama </w:t>
-            </w:r>
-            <w:proofErr w:type="spellStart"/>
-            <w:r>
-              <w:rPr>
-                <w:rFonts w:ascii="Times New Roman" w:eastAsia="Times New Roman" w:hAnsi="Times New Roman" w:cs="Times New Roman"/>
-                <w:sz w:val="24"/>
-                <w:szCs w:val="24"/>
-              </w:rPr>
-              <w:t>file</w:t>
-            </w:r>
-            <w:proofErr w:type="spellEnd"/>
-            <w:r>
-              <w:rPr>
-                <w:rFonts w:ascii="Times New Roman" w:eastAsia="Times New Roman" w:hAnsi="Times New Roman" w:cs="Times New Roman"/>
-                <w:sz w:val="24"/>
-                <w:szCs w:val="24"/>
-              </w:rPr>
-              <w:t xml:space="preserve"> PDF mengikuti format: PO-[Nomor]-[Pelanggan].pdf</w:t>
+              <w:t>Nama file PDF mengikuti format: PO-[Nomor]-[Pelanggan].pdf</w:t>
             </w:r>
           </w:p>
         </w:tc>
@@ -31306,41 +27747,13 @@
                 <w:szCs w:val="24"/>
               </w:rPr>
             </w:pPr>
-            <w:proofErr w:type="spellStart"/>
-            <w:r>
-              <w:rPr>
-                <w:rFonts w:ascii="Times New Roman" w:eastAsia="Times New Roman" w:hAnsi="Times New Roman" w:cs="Times New Roman"/>
-                <w:sz w:val="24"/>
-                <w:szCs w:val="24"/>
-              </w:rPr>
-              <w:t>Badge</w:t>
-            </w:r>
-            <w:proofErr w:type="spellEnd"/>
-            <w:r>
-              <w:rPr>
-                <w:rFonts w:ascii="Times New Roman" w:eastAsia="Times New Roman" w:hAnsi="Times New Roman" w:cs="Times New Roman"/>
-                <w:sz w:val="24"/>
-                <w:szCs w:val="24"/>
-              </w:rPr>
-              <w:t xml:space="preserve"> </w:t>
-            </w:r>
-            <w:proofErr w:type="spellStart"/>
-            <w:r>
-              <w:rPr>
-                <w:rFonts w:ascii="Times New Roman" w:eastAsia="Times New Roman" w:hAnsi="Times New Roman" w:cs="Times New Roman"/>
-                <w:sz w:val="24"/>
-                <w:szCs w:val="24"/>
-              </w:rPr>
-              <w:t>counter</w:t>
-            </w:r>
-            <w:proofErr w:type="spellEnd"/>
-            <w:r>
-              <w:rPr>
-                <w:rFonts w:ascii="Times New Roman" w:eastAsia="Times New Roman" w:hAnsi="Times New Roman" w:cs="Times New Roman"/>
-                <w:sz w:val="24"/>
-                <w:szCs w:val="24"/>
-              </w:rPr>
-              <w:t xml:space="preserve"> PO menunggu konfirmasi di menu navigasi</w:t>
+            <w:r>
+              <w:rPr>
+                <w:rFonts w:ascii="Times New Roman" w:eastAsia="Times New Roman" w:hAnsi="Times New Roman" w:cs="Times New Roman"/>
+                <w:sz w:val="24"/>
+                <w:szCs w:val="24"/>
+              </w:rPr>
+              <w:t>Badge counter PO menunggu konfirmasi di menu navigasi</w:t>
             </w:r>
           </w:p>
         </w:tc>
@@ -31893,7 +28306,7 @@
     </w:p>
     <w:p>
       <w:pPr>
-        <w:pStyle w:val="Judul1"/>
+        <w:pStyle w:val="Heading1"/>
         <w:keepNext w:val="0"/>
         <w:keepLines w:val="0"/>
       </w:pPr>
@@ -32055,25 +28468,7 @@
                 <w:sz w:val="24"/>
                 <w:szCs w:val="24"/>
               </w:rPr>
-              <w:t>PO (</w:t>
-            </w:r>
-            <w:proofErr w:type="spellStart"/>
-            <w:r>
-              <w:rPr>
-                <w:rFonts w:ascii="Times New Roman" w:eastAsia="Times New Roman" w:hAnsi="Times New Roman" w:cs="Times New Roman"/>
-                <w:sz w:val="24"/>
-                <w:szCs w:val="24"/>
-              </w:rPr>
-              <w:t>Purchase</w:t>
-            </w:r>
-            <w:proofErr w:type="spellEnd"/>
-            <w:r>
-              <w:rPr>
-                <w:rFonts w:ascii="Times New Roman" w:eastAsia="Times New Roman" w:hAnsi="Times New Roman" w:cs="Times New Roman"/>
-                <w:sz w:val="24"/>
-                <w:szCs w:val="24"/>
-              </w:rPr>
-              <w:t xml:space="preserve"> Order)</w:t>
+              <w:t>PO (Purchase Order)</w:t>
             </w:r>
           </w:p>
         </w:tc>
@@ -32149,25 +28544,7 @@
                 <w:sz w:val="24"/>
                 <w:szCs w:val="24"/>
               </w:rPr>
-              <w:t xml:space="preserve">BOM (Bill </w:t>
-            </w:r>
-            <w:proofErr w:type="spellStart"/>
-            <w:r>
-              <w:rPr>
-                <w:rFonts w:ascii="Times New Roman" w:eastAsia="Times New Roman" w:hAnsi="Times New Roman" w:cs="Times New Roman"/>
-                <w:sz w:val="24"/>
-                <w:szCs w:val="24"/>
-              </w:rPr>
-              <w:t>of</w:t>
-            </w:r>
-            <w:proofErr w:type="spellEnd"/>
-            <w:r>
-              <w:rPr>
-                <w:rFonts w:ascii="Times New Roman" w:eastAsia="Times New Roman" w:hAnsi="Times New Roman" w:cs="Times New Roman"/>
-                <w:sz w:val="24"/>
-                <w:szCs w:val="24"/>
-              </w:rPr>
-              <w:t xml:space="preserve"> Materials)</w:t>
+              <w:t>BOM (Bill of Materials)</w:t>
             </w:r>
           </w:p>
         </w:tc>
@@ -32465,23 +28842,13 @@
                 <w:szCs w:val="24"/>
               </w:rPr>
             </w:pPr>
-            <w:proofErr w:type="spellStart"/>
-            <w:r>
-              <w:rPr>
-                <w:rFonts w:ascii="Times New Roman" w:eastAsia="Times New Roman" w:hAnsi="Times New Roman" w:cs="Times New Roman"/>
-                <w:sz w:val="24"/>
-                <w:szCs w:val="24"/>
-              </w:rPr>
-              <w:t>Rollback</w:t>
-            </w:r>
-            <w:proofErr w:type="spellEnd"/>
-            <w:r>
-              <w:rPr>
-                <w:rFonts w:ascii="Times New Roman" w:eastAsia="Times New Roman" w:hAnsi="Times New Roman" w:cs="Times New Roman"/>
-                <w:sz w:val="24"/>
-                <w:szCs w:val="24"/>
-              </w:rPr>
-              <w:t xml:space="preserve"> Stok</w:t>
+            <w:r>
+              <w:rPr>
+                <w:rFonts w:ascii="Times New Roman" w:eastAsia="Times New Roman" w:hAnsi="Times New Roman" w:cs="Times New Roman"/>
+                <w:sz w:val="24"/>
+                <w:szCs w:val="24"/>
+              </w:rPr>
+              <w:t>Rollback Stok</w:t>
             </w:r>
           </w:p>
         </w:tc>
@@ -32586,41 +28953,13 @@
                 <w:szCs w:val="24"/>
               </w:rPr>
             </w:pPr>
-            <w:proofErr w:type="spellStart"/>
-            <w:r>
-              <w:rPr>
-                <w:rFonts w:ascii="Times New Roman" w:eastAsia="Times New Roman" w:hAnsi="Times New Roman" w:cs="Times New Roman"/>
-                <w:sz w:val="24"/>
-                <w:szCs w:val="24"/>
-              </w:rPr>
-              <w:t>Role-Based</w:t>
-            </w:r>
-            <w:proofErr w:type="spellEnd"/>
-            <w:r>
-              <w:rPr>
-                <w:rFonts w:ascii="Times New Roman" w:eastAsia="Times New Roman" w:hAnsi="Times New Roman" w:cs="Times New Roman"/>
-                <w:sz w:val="24"/>
-                <w:szCs w:val="24"/>
-              </w:rPr>
-              <w:t xml:space="preserve"> Access </w:t>
-            </w:r>
-            <w:proofErr w:type="spellStart"/>
-            <w:r>
-              <w:rPr>
-                <w:rFonts w:ascii="Times New Roman" w:eastAsia="Times New Roman" w:hAnsi="Times New Roman" w:cs="Times New Roman"/>
-                <w:sz w:val="24"/>
-                <w:szCs w:val="24"/>
-              </w:rPr>
-              <w:t>Control</w:t>
-            </w:r>
-            <w:proofErr w:type="spellEnd"/>
-            <w:r>
-              <w:rPr>
-                <w:rFonts w:ascii="Times New Roman" w:eastAsia="Times New Roman" w:hAnsi="Times New Roman" w:cs="Times New Roman"/>
-                <w:sz w:val="24"/>
-                <w:szCs w:val="24"/>
-              </w:rPr>
-              <w:t xml:space="preserve"> — pengaturan hak akses berdasarkan peran pengguna</w:t>
+            <w:r>
+              <w:rPr>
+                <w:rFonts w:ascii="Times New Roman" w:eastAsia="Times New Roman" w:hAnsi="Times New Roman" w:cs="Times New Roman"/>
+                <w:sz w:val="24"/>
+                <w:szCs w:val="24"/>
+              </w:rPr>
+              <w:t>Role-Based Access Control — pengaturan hak akses berdasarkan peran pengguna</w:t>
             </w:r>
           </w:p>
         </w:tc>
@@ -32655,7 +28994,6 @@
                 <w:szCs w:val="24"/>
               </w:rPr>
             </w:pPr>
-            <w:proofErr w:type="spellStart"/>
             <w:r>
               <w:rPr>
                 <w:rFonts w:ascii="Times New Roman" w:eastAsia="Times New Roman" w:hAnsi="Times New Roman" w:cs="Times New Roman"/>
@@ -32664,7 +29002,6 @@
               </w:rPr>
               <w:t>Autentifikasi</w:t>
             </w:r>
-            <w:proofErr w:type="spellEnd"/>
           </w:p>
         </w:tc>
         <w:tc>
@@ -32718,61 +29055,7 @@
                 <w:sz w:val="24"/>
                 <w:szCs w:val="24"/>
               </w:rPr>
-              <w:t xml:space="preserve"> </w:t>
-            </w:r>
-            <w:proofErr w:type="spellStart"/>
-            <w:r>
-              <w:rPr>
-                <w:rFonts w:ascii="Times New Roman" w:eastAsia="Times New Roman" w:hAnsi="Times New Roman" w:cs="Times New Roman"/>
-                <w:sz w:val="24"/>
-                <w:szCs w:val="24"/>
-              </w:rPr>
-              <w:t>Login</w:t>
-            </w:r>
-            <w:proofErr w:type="spellEnd"/>
-            <w:r>
-              <w:rPr>
-                <w:rFonts w:ascii="Times New Roman" w:eastAsia="Times New Roman" w:hAnsi="Times New Roman" w:cs="Times New Roman"/>
-                <w:sz w:val="24"/>
-                <w:szCs w:val="24"/>
-              </w:rPr>
-              <w:t xml:space="preserve"> berbasis sesi (</w:t>
-            </w:r>
-            <w:proofErr w:type="spellStart"/>
-            <w:r>
-              <w:rPr>
-                <w:rFonts w:ascii="Times New Roman" w:eastAsia="Times New Roman" w:hAnsi="Times New Roman" w:cs="Times New Roman"/>
-                <w:sz w:val="24"/>
-                <w:szCs w:val="24"/>
-              </w:rPr>
-              <w:t>session-based</w:t>
-            </w:r>
-            <w:proofErr w:type="spellEnd"/>
-            <w:r>
-              <w:rPr>
-                <w:rFonts w:ascii="Times New Roman" w:eastAsia="Times New Roman" w:hAnsi="Times New Roman" w:cs="Times New Roman"/>
-                <w:sz w:val="24"/>
-                <w:szCs w:val="24"/>
-              </w:rPr>
-              <w:t xml:space="preserve">) dengan </w:t>
-            </w:r>
-            <w:proofErr w:type="spellStart"/>
-            <w:r>
-              <w:rPr>
-                <w:rFonts w:ascii="Times New Roman" w:eastAsia="Times New Roman" w:hAnsi="Times New Roman" w:cs="Times New Roman"/>
-                <w:sz w:val="24"/>
-                <w:szCs w:val="24"/>
-              </w:rPr>
-              <w:t>logout</w:t>
-            </w:r>
-            <w:proofErr w:type="spellEnd"/>
-            <w:r>
-              <w:rPr>
-                <w:rFonts w:ascii="Times New Roman" w:eastAsia="Times New Roman" w:hAnsi="Times New Roman" w:cs="Times New Roman"/>
-                <w:sz w:val="24"/>
-                <w:szCs w:val="24"/>
-              </w:rPr>
-              <w:t xml:space="preserve"> manual</w:t>
+              <w:t xml:space="preserve"> Login berbasis sesi (session-based) dengan logout manual</w:t>
             </w:r>
           </w:p>
         </w:tc>
@@ -32965,18 +29248,8 @@
                 <w:sz w:val="24"/>
                 <w:szCs w:val="24"/>
               </w:rPr>
-              <w:t xml:space="preserve">PDF </w:t>
-            </w:r>
-            <w:proofErr w:type="spellStart"/>
-            <w:r>
-              <w:rPr>
-                <w:rFonts w:ascii="Times New Roman" w:eastAsia="Times New Roman" w:hAnsi="Times New Roman" w:cs="Times New Roman"/>
-                <w:sz w:val="24"/>
-                <w:szCs w:val="24"/>
-              </w:rPr>
-              <w:t>Token</w:t>
-            </w:r>
-            <w:proofErr w:type="spellEnd"/>
+              <w:t>PDF Token</w:t>
+            </w:r>
           </w:p>
         </w:tc>
         <w:tc>
@@ -33004,41 +29277,13 @@
                 <w:szCs w:val="24"/>
               </w:rPr>
             </w:pPr>
-            <w:proofErr w:type="spellStart"/>
-            <w:r>
-              <w:rPr>
-                <w:rFonts w:ascii="Times New Roman" w:eastAsia="Times New Roman" w:hAnsi="Times New Roman" w:cs="Times New Roman"/>
-                <w:sz w:val="24"/>
-                <w:szCs w:val="24"/>
-              </w:rPr>
-              <w:t>Token</w:t>
-            </w:r>
-            <w:proofErr w:type="spellEnd"/>
-            <w:r>
-              <w:rPr>
-                <w:rFonts w:ascii="Times New Roman" w:eastAsia="Times New Roman" w:hAnsi="Times New Roman" w:cs="Times New Roman"/>
-                <w:sz w:val="24"/>
-                <w:szCs w:val="24"/>
-              </w:rPr>
-              <w:t xml:space="preserve"> acak 64 karakter untuk </w:t>
-            </w:r>
-            <w:proofErr w:type="spellStart"/>
-            <w:r>
-              <w:rPr>
-                <w:rFonts w:ascii="Times New Roman" w:eastAsia="Times New Roman" w:hAnsi="Times New Roman" w:cs="Times New Roman"/>
-                <w:sz w:val="24"/>
-                <w:szCs w:val="24"/>
-              </w:rPr>
-              <w:t>link</w:t>
-            </w:r>
-            <w:proofErr w:type="spellEnd"/>
-            <w:r>
-              <w:rPr>
-                <w:rFonts w:ascii="Times New Roman" w:eastAsia="Times New Roman" w:hAnsi="Times New Roman" w:cs="Times New Roman"/>
-                <w:sz w:val="24"/>
-                <w:szCs w:val="24"/>
-              </w:rPr>
-              <w:t xml:space="preserve"> berbagi dokumen PO PDF yang bersifat sementara</w:t>
+            <w:r>
+              <w:rPr>
+                <w:rFonts w:ascii="Times New Roman" w:eastAsia="Times New Roman" w:hAnsi="Times New Roman" w:cs="Times New Roman"/>
+                <w:sz w:val="24"/>
+                <w:szCs w:val="24"/>
+              </w:rPr>
+              <w:t>Token acak 64 karakter untuk link berbagi dokumen PO PDF yang bersifat sementara</w:t>
             </w:r>
           </w:p>
         </w:tc>
@@ -33073,7 +29318,6 @@
                 <w:szCs w:val="24"/>
               </w:rPr>
             </w:pPr>
-            <w:proofErr w:type="spellStart"/>
             <w:r>
               <w:rPr>
                 <w:rFonts w:ascii="Times New Roman" w:eastAsia="Times New Roman" w:hAnsi="Times New Roman" w:cs="Times New Roman"/>
@@ -33082,7 +29326,6 @@
               </w:rPr>
               <w:t>Read-only</w:t>
             </w:r>
-            <w:proofErr w:type="spellEnd"/>
           </w:p>
         </w:tc>
         <w:tc>
@@ -33243,7 +29486,7 @@
     </w:p>
     <w:p>
       <w:pPr>
-        <w:pStyle w:val="Judul1"/>
+        <w:pStyle w:val="Heading1"/>
         <w:keepNext w:val="0"/>
         <w:keepLines w:val="0"/>
       </w:pPr>
@@ -33252,7 +29495,7 @@
     </w:p>
     <w:p>
       <w:pPr>
-        <w:pStyle w:val="Judul1"/>
+        <w:pStyle w:val="Heading1"/>
         <w:keepNext w:val="0"/>
         <w:keepLines w:val="0"/>
       </w:pPr>
@@ -33260,15 +29503,7 @@
       <w:bookmarkEnd w:id="51"/>
       <w:r>
         <w:lastRenderedPageBreak/>
-        <w:t xml:space="preserve">LAMPIRAN C : Item To Be </w:t>
-      </w:r>
-      <w:proofErr w:type="spellStart"/>
-      <w:r>
-        <w:t>Determined</w:t>
-      </w:r>
-      <w:proofErr w:type="spellEnd"/>
-      <w:r>
-        <w:t>(ITBD)</w:t>
+        <w:t>LAMPIRAN C : Item To Be Determined(ITBD)</w:t>
       </w:r>
       <w:r>
         <w:pict w14:anchorId="6646BA3C">
@@ -33539,59 +29774,13 @@
                 <w:szCs w:val="24"/>
               </w:rPr>
             </w:pPr>
-            <w:proofErr w:type="spellStart"/>
-            <w:r>
-              <w:rPr>
-                <w:rFonts w:ascii="Times New Roman" w:eastAsia="Times New Roman" w:hAnsi="Times New Roman" w:cs="Times New Roman"/>
-                <w:sz w:val="24"/>
-                <w:szCs w:val="24"/>
-              </w:rPr>
-              <w:t>Library</w:t>
-            </w:r>
-            <w:proofErr w:type="spellEnd"/>
-            <w:r>
-              <w:rPr>
-                <w:rFonts w:ascii="Times New Roman" w:eastAsia="Times New Roman" w:hAnsi="Times New Roman" w:cs="Times New Roman"/>
-                <w:sz w:val="24"/>
-                <w:szCs w:val="24"/>
-              </w:rPr>
-              <w:t xml:space="preserve"> PDF: </w:t>
-            </w:r>
-            <w:proofErr w:type="spellStart"/>
-            <w:r>
-              <w:rPr>
-                <w:rFonts w:ascii="Times New Roman" w:eastAsia="Times New Roman" w:hAnsi="Times New Roman" w:cs="Times New Roman"/>
-                <w:sz w:val="24"/>
-                <w:szCs w:val="24"/>
-              </w:rPr>
-              <w:t>DomPDF</w:t>
-            </w:r>
-            <w:proofErr w:type="spellEnd"/>
-            <w:r>
-              <w:rPr>
-                <w:rFonts w:ascii="Times New Roman" w:eastAsia="Times New Roman" w:hAnsi="Times New Roman" w:cs="Times New Roman"/>
-                <w:sz w:val="24"/>
-                <w:szCs w:val="24"/>
-              </w:rPr>
-              <w:t xml:space="preserve"> (PHP), </w:t>
-            </w:r>
-            <w:proofErr w:type="spellStart"/>
-            <w:r>
-              <w:rPr>
-                <w:rFonts w:ascii="Times New Roman" w:eastAsia="Times New Roman" w:hAnsi="Times New Roman" w:cs="Times New Roman"/>
-                <w:sz w:val="24"/>
-                <w:szCs w:val="24"/>
-              </w:rPr>
-              <w:t>Puppeteer</w:t>
-            </w:r>
-            <w:proofErr w:type="spellEnd"/>
-            <w:r>
-              <w:rPr>
-                <w:rFonts w:ascii="Times New Roman" w:eastAsia="Times New Roman" w:hAnsi="Times New Roman" w:cs="Times New Roman"/>
-                <w:sz w:val="24"/>
-                <w:szCs w:val="24"/>
-              </w:rPr>
-              <w:t xml:space="preserve"> (Node.js), atau alternatif lain</w:t>
+            <w:r>
+              <w:rPr>
+                <w:rFonts w:ascii="Times New Roman" w:eastAsia="Times New Roman" w:hAnsi="Times New Roman" w:cs="Times New Roman"/>
+                <w:sz w:val="24"/>
+                <w:szCs w:val="24"/>
+              </w:rPr>
+              <w:t>Library PDF: DomPDF (PHP), Puppeteer (Node.js), atau alternatif lain</w:t>
             </w:r>
           </w:p>
         </w:tc>
@@ -33732,70 +29921,14 @@
                 <w:szCs w:val="24"/>
               </w:rPr>
             </w:pPr>
-            <w:proofErr w:type="spellStart"/>
-            <w:r>
-              <w:rPr>
-                <w:rFonts w:ascii="Times New Roman" w:eastAsia="Times New Roman" w:hAnsi="Times New Roman" w:cs="Times New Roman"/>
-                <w:sz w:val="24"/>
-                <w:szCs w:val="24"/>
-              </w:rPr>
-              <w:t>Provider</w:t>
-            </w:r>
-            <w:proofErr w:type="spellEnd"/>
-            <w:r>
-              <w:rPr>
-                <w:rFonts w:ascii="Times New Roman" w:eastAsia="Times New Roman" w:hAnsi="Times New Roman" w:cs="Times New Roman"/>
-                <w:sz w:val="24"/>
-                <w:szCs w:val="24"/>
-              </w:rPr>
-              <w:t xml:space="preserve"> SMTP email notifikasi: </w:t>
-            </w:r>
-            <w:proofErr w:type="spellStart"/>
-            <w:r>
-              <w:rPr>
-                <w:rFonts w:ascii="Times New Roman" w:eastAsia="Times New Roman" w:hAnsi="Times New Roman" w:cs="Times New Roman"/>
-                <w:sz w:val="24"/>
-                <w:szCs w:val="24"/>
-              </w:rPr>
-              <w:t>Gmail</w:t>
-            </w:r>
-            <w:proofErr w:type="spellEnd"/>
-            <w:r>
-              <w:rPr>
-                <w:rFonts w:ascii="Times New Roman" w:eastAsia="Times New Roman" w:hAnsi="Times New Roman" w:cs="Times New Roman"/>
-                <w:sz w:val="24"/>
-                <w:szCs w:val="24"/>
-              </w:rPr>
-              <w:t xml:space="preserve"> SMTP, </w:t>
-            </w:r>
-            <w:proofErr w:type="spellStart"/>
-            <w:r>
-              <w:rPr>
-                <w:rFonts w:ascii="Times New Roman" w:eastAsia="Times New Roman" w:hAnsi="Times New Roman" w:cs="Times New Roman"/>
-                <w:sz w:val="24"/>
-                <w:szCs w:val="24"/>
-              </w:rPr>
-              <w:t>Mailgun</w:t>
-            </w:r>
-            <w:proofErr w:type="spellEnd"/>
-            <w:r>
-              <w:rPr>
-                <w:rFonts w:ascii="Times New Roman" w:eastAsia="Times New Roman" w:hAnsi="Times New Roman" w:cs="Times New Roman"/>
-                <w:sz w:val="24"/>
-                <w:szCs w:val="24"/>
-              </w:rPr>
-              <w:t xml:space="preserve">, atau </w:t>
-            </w:r>
-            <w:proofErr w:type="spellStart"/>
-            <w:r>
-              <w:rPr>
-                <w:rFonts w:ascii="Times New Roman" w:eastAsia="Times New Roman" w:hAnsi="Times New Roman" w:cs="Times New Roman"/>
-                <w:sz w:val="24"/>
-                <w:szCs w:val="24"/>
-              </w:rPr>
-              <w:t>SendGrid</w:t>
-            </w:r>
-            <w:proofErr w:type="spellEnd"/>
+            <w:r>
+              <w:rPr>
+                <w:rFonts w:ascii="Times New Roman" w:eastAsia="Times New Roman" w:hAnsi="Times New Roman" w:cs="Times New Roman"/>
+                <w:sz w:val="24"/>
+                <w:szCs w:val="24"/>
+              </w:rPr>
+              <w:t>Provider SMTP email notifikasi: Gmail SMTP, Mailgun, atau SendGrid</w:t>
+            </w:r>
           </w:p>
         </w:tc>
         <w:tc>
@@ -33941,43 +30074,7 @@
                 <w:sz w:val="24"/>
                 <w:szCs w:val="24"/>
               </w:rPr>
-              <w:t xml:space="preserve">Desain visual </w:t>
-            </w:r>
-            <w:proofErr w:type="spellStart"/>
-            <w:r>
-              <w:rPr>
-                <w:rFonts w:ascii="Times New Roman" w:eastAsia="Times New Roman" w:hAnsi="Times New Roman" w:cs="Times New Roman"/>
-                <w:sz w:val="24"/>
-                <w:szCs w:val="24"/>
-              </w:rPr>
-              <w:t>template</w:t>
-            </w:r>
-            <w:proofErr w:type="spellEnd"/>
-            <w:r>
-              <w:rPr>
-                <w:rFonts w:ascii="Times New Roman" w:eastAsia="Times New Roman" w:hAnsi="Times New Roman" w:cs="Times New Roman"/>
-                <w:sz w:val="24"/>
-                <w:szCs w:val="24"/>
-              </w:rPr>
-              <w:t xml:space="preserve"> PDF dokumen PO: </w:t>
-            </w:r>
-            <w:proofErr w:type="spellStart"/>
-            <w:r>
-              <w:rPr>
-                <w:rFonts w:ascii="Times New Roman" w:eastAsia="Times New Roman" w:hAnsi="Times New Roman" w:cs="Times New Roman"/>
-                <w:sz w:val="24"/>
-                <w:szCs w:val="24"/>
-              </w:rPr>
-              <w:t>layout</w:t>
-            </w:r>
-            <w:proofErr w:type="spellEnd"/>
-            <w:r>
-              <w:rPr>
-                <w:rFonts w:ascii="Times New Roman" w:eastAsia="Times New Roman" w:hAnsi="Times New Roman" w:cs="Times New Roman"/>
-                <w:sz w:val="24"/>
-                <w:szCs w:val="24"/>
-              </w:rPr>
-              <w:t>, logo, warna, dan tipografi</w:t>
+              <w:t>Desain visual template PDF dokumen PO: layout, logo, warna, dan tipografi</w:t>
             </w:r>
           </w:p>
         </w:tc>
@@ -34124,43 +30221,7 @@
                 <w:sz w:val="24"/>
                 <w:szCs w:val="24"/>
               </w:rPr>
-              <w:t xml:space="preserve">Metode integrasi dengan Modul Inventori: </w:t>
-            </w:r>
-            <w:proofErr w:type="spellStart"/>
-            <w:r>
-              <w:rPr>
-                <w:rFonts w:ascii="Times New Roman" w:eastAsia="Times New Roman" w:hAnsi="Times New Roman" w:cs="Times New Roman"/>
-                <w:sz w:val="24"/>
-                <w:szCs w:val="24"/>
-              </w:rPr>
-              <w:t>shared</w:t>
-            </w:r>
-            <w:proofErr w:type="spellEnd"/>
-            <w:r>
-              <w:rPr>
-                <w:rFonts w:ascii="Times New Roman" w:eastAsia="Times New Roman" w:hAnsi="Times New Roman" w:cs="Times New Roman"/>
-                <w:sz w:val="24"/>
-                <w:szCs w:val="24"/>
-              </w:rPr>
-              <w:t xml:space="preserve"> </w:t>
-            </w:r>
-            <w:proofErr w:type="spellStart"/>
-            <w:r>
-              <w:rPr>
-                <w:rFonts w:ascii="Times New Roman" w:eastAsia="Times New Roman" w:hAnsi="Times New Roman" w:cs="Times New Roman"/>
-                <w:sz w:val="24"/>
-                <w:szCs w:val="24"/>
-              </w:rPr>
-              <w:t>database</w:t>
-            </w:r>
-            <w:proofErr w:type="spellEnd"/>
-            <w:r>
-              <w:rPr>
-                <w:rFonts w:ascii="Times New Roman" w:eastAsia="Times New Roman" w:hAnsi="Times New Roman" w:cs="Times New Roman"/>
-                <w:sz w:val="24"/>
-                <w:szCs w:val="24"/>
-              </w:rPr>
-              <w:t xml:space="preserve"> vs REST API internal</w:t>
+              <w:t>Metode integrasi dengan Modul Inventori: shared database vs REST API internal</w:t>
             </w:r>
           </w:p>
         </w:tc>
@@ -34307,25 +30368,7 @@
                 <w:sz w:val="24"/>
                 <w:szCs w:val="24"/>
               </w:rPr>
-              <w:t xml:space="preserve">Kebijakan </w:t>
-            </w:r>
-            <w:proofErr w:type="spellStart"/>
-            <w:r>
-              <w:rPr>
-                <w:rFonts w:ascii="Times New Roman" w:eastAsia="Times New Roman" w:hAnsi="Times New Roman" w:cs="Times New Roman"/>
-                <w:sz w:val="24"/>
-                <w:szCs w:val="24"/>
-              </w:rPr>
-              <w:t>rollback</w:t>
-            </w:r>
-            <w:proofErr w:type="spellEnd"/>
-            <w:r>
-              <w:rPr>
-                <w:rFonts w:ascii="Times New Roman" w:eastAsia="Times New Roman" w:hAnsi="Times New Roman" w:cs="Times New Roman"/>
-                <w:sz w:val="24"/>
-                <w:szCs w:val="24"/>
-              </w:rPr>
-              <w:t xml:space="preserve"> stok: otomatis atau memerlukan persetujuan manual dari pemilik UMKM</w:t>
+              <w:t>Kebijakan rollback stok: otomatis atau memerlukan persetujuan manual dari pemilik UMKM</w:t>
             </w:r>
           </w:p>
         </w:tc>
@@ -34467,41 +30510,13 @@
                 <w:szCs w:val="24"/>
               </w:rPr>
             </w:pPr>
-            <w:proofErr w:type="spellStart"/>
-            <w:r>
-              <w:rPr>
-                <w:rFonts w:ascii="Times New Roman" w:eastAsia="Times New Roman" w:hAnsi="Times New Roman" w:cs="Times New Roman"/>
-                <w:sz w:val="24"/>
-                <w:szCs w:val="24"/>
-              </w:rPr>
-              <w:t>Framework</w:t>
-            </w:r>
-            <w:proofErr w:type="spellEnd"/>
-            <w:r>
-              <w:rPr>
-                <w:rFonts w:ascii="Times New Roman" w:eastAsia="Times New Roman" w:hAnsi="Times New Roman" w:cs="Times New Roman"/>
-                <w:sz w:val="24"/>
-                <w:szCs w:val="24"/>
-              </w:rPr>
-              <w:t xml:space="preserve"> </w:t>
-            </w:r>
-            <w:proofErr w:type="spellStart"/>
-            <w:r>
-              <w:rPr>
-                <w:rFonts w:ascii="Times New Roman" w:eastAsia="Times New Roman" w:hAnsi="Times New Roman" w:cs="Times New Roman"/>
-                <w:sz w:val="24"/>
-                <w:szCs w:val="24"/>
-              </w:rPr>
-              <w:t>frontend</w:t>
-            </w:r>
-            <w:proofErr w:type="spellEnd"/>
-            <w:r>
-              <w:rPr>
-                <w:rFonts w:ascii="Times New Roman" w:eastAsia="Times New Roman" w:hAnsi="Times New Roman" w:cs="Times New Roman"/>
-                <w:sz w:val="24"/>
-                <w:szCs w:val="24"/>
-              </w:rPr>
-              <w:t xml:space="preserve"> yang digunakan: React.js atau Vue.js (harus selaras dengan modul lain)</w:t>
+            <w:r>
+              <w:rPr>
+                <w:rFonts w:ascii="Times New Roman" w:eastAsia="Times New Roman" w:hAnsi="Times New Roman" w:cs="Times New Roman"/>
+                <w:sz w:val="24"/>
+                <w:szCs w:val="24"/>
+              </w:rPr>
+              <w:t>Framework frontend yang digunakan: React.js atau Vue.js (harus selaras dengan modul lain)</w:t>
             </w:r>
           </w:p>
         </w:tc>
@@ -34839,7 +30854,7 @@
     </w:p>
     <w:p>
       <w:pPr>
-        <w:pStyle w:val="Judul1"/>
+        <w:pStyle w:val="Heading1"/>
         <w:keepNext w:val="0"/>
         <w:keepLines w:val="0"/>
       </w:pPr>
@@ -34848,7 +30863,7 @@
     </w:p>
     <w:p>
       <w:pPr>
-        <w:pStyle w:val="Judul1"/>
+        <w:pStyle w:val="Heading1"/>
         <w:keepNext w:val="0"/>
         <w:keepLines w:val="0"/>
       </w:pPr>
@@ -34891,29 +30906,7 @@
           <w:sz w:val="28"/>
           <w:szCs w:val="28"/>
         </w:rPr>
-        <w:t xml:space="preserve">Use </w:t>
-      </w:r>
-      <w:proofErr w:type="spellStart"/>
-      <w:r>
-        <w:rPr>
-          <w:rFonts w:ascii="Times New Roman" w:eastAsia="Times New Roman" w:hAnsi="Times New Roman" w:cs="Times New Roman"/>
-          <w:b/>
-          <w:bCs/>
-          <w:sz w:val="28"/>
-          <w:szCs w:val="28"/>
-        </w:rPr>
-        <w:t>Case</w:t>
-      </w:r>
-      <w:proofErr w:type="spellEnd"/>
-      <w:r>
-        <w:rPr>
-          <w:rFonts w:ascii="Times New Roman" w:eastAsia="Times New Roman" w:hAnsi="Times New Roman" w:cs="Times New Roman"/>
-          <w:b/>
-          <w:bCs/>
-          <w:sz w:val="28"/>
-          <w:szCs w:val="28"/>
-        </w:rPr>
-        <w:t xml:space="preserve"> Diagram :</w:t>
+        <w:t>Use Case Diagram :</w:t>
       </w:r>
     </w:p>
     <w:p>
@@ -34996,7 +30989,6 @@
           <w:szCs w:val="28"/>
         </w:rPr>
       </w:pPr>
-      <w:proofErr w:type="spellStart"/>
       <w:r>
         <w:rPr>
           <w:rFonts w:ascii="Times New Roman" w:eastAsia="Times New Roman" w:hAnsi="Times New Roman" w:cs="Times New Roman"/>
@@ -35005,18 +30997,7 @@
           <w:sz w:val="28"/>
           <w:szCs w:val="28"/>
         </w:rPr>
-        <w:t>Activity</w:t>
-      </w:r>
-      <w:proofErr w:type="spellEnd"/>
-      <w:r>
-        <w:rPr>
-          <w:rFonts w:ascii="Times New Roman" w:eastAsia="Times New Roman" w:hAnsi="Times New Roman" w:cs="Times New Roman"/>
-          <w:b/>
-          <w:bCs/>
-          <w:sz w:val="28"/>
-          <w:szCs w:val="28"/>
-        </w:rPr>
-        <w:t xml:space="preserve"> Diagram : </w:t>
+        <w:t xml:space="preserve">Activity Diagram : </w:t>
       </w:r>
     </w:p>
     <w:p>
@@ -35199,7 +31180,6 @@
           <w:szCs w:val="28"/>
         </w:rPr>
       </w:pPr>
-      <w:proofErr w:type="spellStart"/>
       <w:r>
         <w:rPr>
           <w:rFonts w:ascii="Times New Roman" w:eastAsia="Times New Roman" w:hAnsi="Times New Roman" w:cs="Times New Roman"/>
@@ -35208,18 +31188,7 @@
           <w:sz w:val="28"/>
           <w:szCs w:val="28"/>
         </w:rPr>
-        <w:t>Sequence</w:t>
-      </w:r>
-      <w:proofErr w:type="spellEnd"/>
-      <w:r>
-        <w:rPr>
-          <w:rFonts w:ascii="Times New Roman" w:eastAsia="Times New Roman" w:hAnsi="Times New Roman" w:cs="Times New Roman"/>
-          <w:b/>
-          <w:bCs/>
-          <w:sz w:val="28"/>
-          <w:szCs w:val="28"/>
-        </w:rPr>
-        <w:t xml:space="preserve"> Diagram :</w:t>
+        <w:t>Sequence Diagram :</w:t>
       </w:r>
     </w:p>
     <w:p>
@@ -35306,7 +31275,7 @@
     </w:p>
     <w:p>
       <w:pPr>
-        <w:pStyle w:val="Judul1"/>
+        <w:pStyle w:val="Heading1"/>
         <w:keepNext w:val="0"/>
         <w:keepLines w:val="0"/>
       </w:pPr>
@@ -35542,7 +31511,7 @@
     </w:p>
     <w:p>
       <w:pPr>
-        <w:pStyle w:val="Judul1"/>
+        <w:pStyle w:val="Heading1"/>
         <w:keepNext w:val="0"/>
         <w:keepLines w:val="0"/>
       </w:pPr>
@@ -36708,7 +32677,7 @@
     <w:name w:val="Normal"/>
     <w:qFormat/>
   </w:style>
-  <w:style w:type="paragraph" w:styleId="Judul1">
+  <w:style w:type="paragraph" w:styleId="Heading1">
     <w:name w:val="heading 1"/>
     <w:basedOn w:val="Normal"/>
     <w:next w:val="Normal"/>
@@ -36728,7 +32697,7 @@
       <w:szCs w:val="24"/>
     </w:rPr>
   </w:style>
-  <w:style w:type="paragraph" w:styleId="Judul2">
+  <w:style w:type="paragraph" w:styleId="Heading2">
     <w:name w:val="heading 2"/>
     <w:basedOn w:val="Normal"/>
     <w:next w:val="Normal"/>
@@ -36749,7 +32718,7 @@
       <w:szCs w:val="24"/>
     </w:rPr>
   </w:style>
-  <w:style w:type="paragraph" w:styleId="Judul3">
+  <w:style w:type="paragraph" w:styleId="Heading3">
     <w:name w:val="heading 3"/>
     <w:basedOn w:val="Normal"/>
     <w:next w:val="Normal"/>
@@ -36768,7 +32737,7 @@
       <w:szCs w:val="28"/>
     </w:rPr>
   </w:style>
-  <w:style w:type="paragraph" w:styleId="Judul4">
+  <w:style w:type="paragraph" w:styleId="Heading4">
     <w:name w:val="heading 4"/>
     <w:basedOn w:val="Normal"/>
     <w:next w:val="Normal"/>
@@ -36788,7 +32757,7 @@
       <w:szCs w:val="24"/>
     </w:rPr>
   </w:style>
-  <w:style w:type="paragraph" w:styleId="Judul5">
+  <w:style w:type="paragraph" w:styleId="Heading5">
     <w:name w:val="heading 5"/>
     <w:basedOn w:val="Normal"/>
     <w:next w:val="Normal"/>
@@ -36806,7 +32775,7 @@
       <w:color w:val="666666"/>
     </w:rPr>
   </w:style>
-  <w:style w:type="paragraph" w:styleId="Judul6">
+  <w:style w:type="paragraph" w:styleId="Heading6">
     <w:name w:val="heading 6"/>
     <w:basedOn w:val="Normal"/>
     <w:next w:val="Normal"/>
@@ -36826,13 +32795,13 @@
       <w:color w:val="666666"/>
     </w:rPr>
   </w:style>
-  <w:style w:type="character" w:default="1" w:styleId="FontParagrafDefault">
+  <w:style w:type="character" w:default="1" w:styleId="DefaultParagraphFont">
     <w:name w:val="Default Paragraph Font"/>
     <w:uiPriority w:val="1"/>
     <w:semiHidden/>
     <w:unhideWhenUsed/>
   </w:style>
-  <w:style w:type="table" w:default="1" w:styleId="TabelNormal">
+  <w:style w:type="table" w:default="1" w:styleId="TableNormal">
     <w:name w:val="Normal Table"/>
     <w:uiPriority w:val="99"/>
     <w:semiHidden/>
@@ -36847,13 +32816,13 @@
       </w:tblCellMar>
     </w:tblPr>
   </w:style>
-  <w:style w:type="numbering" w:default="1" w:styleId="TidakAdaDaftar">
+  <w:style w:type="numbering" w:default="1" w:styleId="NoList">
     <w:name w:val="No List"/>
     <w:uiPriority w:val="99"/>
     <w:semiHidden/>
     <w:unhideWhenUsed/>
   </w:style>
-  <w:style w:type="table" w:customStyle="1" w:styleId="TableNormal">
+  <w:style w:type="table" w:customStyle="1" w:styleId="TableNormal0">
     <w:name w:val="TableNormal"/>
     <w:tblPr>
       <w:tblCellMar>
@@ -36864,7 +32833,7 @@
       </w:tblCellMar>
     </w:tblPr>
   </w:style>
-  <w:style w:type="paragraph" w:styleId="Judul">
+  <w:style w:type="paragraph" w:styleId="Title">
     <w:name w:val="Title"/>
     <w:basedOn w:val="Normal"/>
     <w:next w:val="Normal"/>
@@ -36883,7 +32852,7 @@
       <w:szCs w:val="24"/>
     </w:rPr>
   </w:style>
-  <w:style w:type="paragraph" w:styleId="Subjudul">
+  <w:style w:type="paragraph" w:styleId="Subtitle">
     <w:name w:val="Subtitle"/>
     <w:basedOn w:val="Normal"/>
     <w:next w:val="Normal"/>
@@ -36901,183 +32870,183 @@
     </w:rPr>
   </w:style>
   <w:style w:type="table" w:customStyle="1" w:styleId="a">
-    <w:basedOn w:val="TableNormal"/>
+    <w:basedOn w:val="TableNormal0"/>
     <w:tblPr>
       <w:tblStyleRowBandSize w:val="1"/>
       <w:tblStyleColBandSize w:val="1"/>
     </w:tblPr>
   </w:style>
   <w:style w:type="table" w:customStyle="1" w:styleId="a0">
-    <w:basedOn w:val="TableNormal"/>
+    <w:basedOn w:val="TableNormal0"/>
     <w:tblPr>
       <w:tblStyleRowBandSize w:val="1"/>
       <w:tblStyleColBandSize w:val="1"/>
     </w:tblPr>
   </w:style>
   <w:style w:type="table" w:customStyle="1" w:styleId="a1">
-    <w:basedOn w:val="TableNormal"/>
+    <w:basedOn w:val="TableNormal0"/>
     <w:tblPr>
       <w:tblStyleRowBandSize w:val="1"/>
       <w:tblStyleColBandSize w:val="1"/>
     </w:tblPr>
   </w:style>
   <w:style w:type="table" w:customStyle="1" w:styleId="a2">
-    <w:basedOn w:val="TableNormal"/>
+    <w:basedOn w:val="TableNormal0"/>
     <w:tblPr>
       <w:tblStyleRowBandSize w:val="1"/>
       <w:tblStyleColBandSize w:val="1"/>
     </w:tblPr>
   </w:style>
   <w:style w:type="table" w:customStyle="1" w:styleId="a3">
-    <w:basedOn w:val="TableNormal"/>
+    <w:basedOn w:val="TableNormal0"/>
     <w:tblPr>
       <w:tblStyleRowBandSize w:val="1"/>
       <w:tblStyleColBandSize w:val="1"/>
     </w:tblPr>
   </w:style>
   <w:style w:type="table" w:customStyle="1" w:styleId="a4">
-    <w:basedOn w:val="TableNormal"/>
+    <w:basedOn w:val="TableNormal0"/>
     <w:tblPr>
       <w:tblStyleRowBandSize w:val="1"/>
       <w:tblStyleColBandSize w:val="1"/>
     </w:tblPr>
   </w:style>
   <w:style w:type="table" w:customStyle="1" w:styleId="a5">
-    <w:basedOn w:val="TableNormal"/>
+    <w:basedOn w:val="TableNormal0"/>
     <w:tblPr>
       <w:tblStyleRowBandSize w:val="1"/>
       <w:tblStyleColBandSize w:val="1"/>
     </w:tblPr>
   </w:style>
   <w:style w:type="table" w:customStyle="1" w:styleId="a6">
-    <w:basedOn w:val="TableNormal"/>
+    <w:basedOn w:val="TableNormal0"/>
     <w:tblPr>
       <w:tblStyleRowBandSize w:val="1"/>
       <w:tblStyleColBandSize w:val="1"/>
     </w:tblPr>
   </w:style>
   <w:style w:type="table" w:customStyle="1" w:styleId="a7">
-    <w:basedOn w:val="TableNormal"/>
+    <w:basedOn w:val="TableNormal0"/>
     <w:tblPr>
       <w:tblStyleRowBandSize w:val="1"/>
       <w:tblStyleColBandSize w:val="1"/>
     </w:tblPr>
   </w:style>
   <w:style w:type="table" w:customStyle="1" w:styleId="a8">
-    <w:basedOn w:val="TableNormal"/>
+    <w:basedOn w:val="TableNormal0"/>
     <w:tblPr>
       <w:tblStyleRowBandSize w:val="1"/>
       <w:tblStyleColBandSize w:val="1"/>
     </w:tblPr>
   </w:style>
   <w:style w:type="table" w:customStyle="1" w:styleId="a9">
-    <w:basedOn w:val="TableNormal"/>
+    <w:basedOn w:val="TableNormal0"/>
     <w:tblPr>
       <w:tblStyleRowBandSize w:val="1"/>
       <w:tblStyleColBandSize w:val="1"/>
     </w:tblPr>
   </w:style>
   <w:style w:type="table" w:customStyle="1" w:styleId="aa">
-    <w:basedOn w:val="TableNormal"/>
+    <w:basedOn w:val="TableNormal0"/>
     <w:tblPr>
       <w:tblStyleRowBandSize w:val="1"/>
       <w:tblStyleColBandSize w:val="1"/>
     </w:tblPr>
   </w:style>
   <w:style w:type="table" w:customStyle="1" w:styleId="ab">
-    <w:basedOn w:val="TableNormal"/>
+    <w:basedOn w:val="TableNormal0"/>
     <w:tblPr>
       <w:tblStyleRowBandSize w:val="1"/>
       <w:tblStyleColBandSize w:val="1"/>
     </w:tblPr>
   </w:style>
   <w:style w:type="table" w:customStyle="1" w:styleId="ac">
-    <w:basedOn w:val="TableNormal"/>
+    <w:basedOn w:val="TableNormal0"/>
     <w:tblPr>
       <w:tblStyleRowBandSize w:val="1"/>
       <w:tblStyleColBandSize w:val="1"/>
     </w:tblPr>
   </w:style>
   <w:style w:type="table" w:customStyle="1" w:styleId="ad">
-    <w:basedOn w:val="TableNormal"/>
+    <w:basedOn w:val="TableNormal0"/>
     <w:tblPr>
       <w:tblStyleRowBandSize w:val="1"/>
       <w:tblStyleColBandSize w:val="1"/>
     </w:tblPr>
   </w:style>
   <w:style w:type="table" w:customStyle="1" w:styleId="ae">
-    <w:basedOn w:val="TableNormal"/>
+    <w:basedOn w:val="TableNormal0"/>
     <w:tblPr>
       <w:tblStyleRowBandSize w:val="1"/>
       <w:tblStyleColBandSize w:val="1"/>
     </w:tblPr>
   </w:style>
   <w:style w:type="table" w:customStyle="1" w:styleId="af">
-    <w:basedOn w:val="TableNormal"/>
+    <w:basedOn w:val="TableNormal0"/>
     <w:tblPr>
       <w:tblStyleRowBandSize w:val="1"/>
       <w:tblStyleColBandSize w:val="1"/>
     </w:tblPr>
   </w:style>
   <w:style w:type="table" w:customStyle="1" w:styleId="af0">
-    <w:basedOn w:val="TableNormal"/>
+    <w:basedOn w:val="TableNormal0"/>
     <w:tblPr>
       <w:tblStyleRowBandSize w:val="1"/>
       <w:tblStyleColBandSize w:val="1"/>
     </w:tblPr>
   </w:style>
   <w:style w:type="table" w:customStyle="1" w:styleId="af1">
-    <w:basedOn w:val="TableNormal"/>
+    <w:basedOn w:val="TableNormal0"/>
     <w:tblPr>
       <w:tblStyleRowBandSize w:val="1"/>
       <w:tblStyleColBandSize w:val="1"/>
     </w:tblPr>
   </w:style>
   <w:style w:type="table" w:customStyle="1" w:styleId="af2">
-    <w:basedOn w:val="TableNormal"/>
+    <w:basedOn w:val="TableNormal0"/>
     <w:tblPr>
       <w:tblStyleRowBandSize w:val="1"/>
       <w:tblStyleColBandSize w:val="1"/>
     </w:tblPr>
   </w:style>
   <w:style w:type="table" w:customStyle="1" w:styleId="af3">
-    <w:basedOn w:val="TableNormal"/>
+    <w:basedOn w:val="TableNormal0"/>
     <w:tblPr>
       <w:tblStyleRowBandSize w:val="1"/>
       <w:tblStyleColBandSize w:val="1"/>
     </w:tblPr>
   </w:style>
   <w:style w:type="table" w:customStyle="1" w:styleId="af4">
-    <w:basedOn w:val="TableNormal"/>
+    <w:basedOn w:val="TableNormal0"/>
     <w:tblPr>
       <w:tblStyleRowBandSize w:val="1"/>
       <w:tblStyleColBandSize w:val="1"/>
     </w:tblPr>
   </w:style>
   <w:style w:type="table" w:customStyle="1" w:styleId="af5">
-    <w:basedOn w:val="TableNormal"/>
+    <w:basedOn w:val="TableNormal0"/>
     <w:tblPr>
       <w:tblStyleRowBandSize w:val="1"/>
       <w:tblStyleColBandSize w:val="1"/>
     </w:tblPr>
   </w:style>
   <w:style w:type="table" w:customStyle="1" w:styleId="af6">
-    <w:basedOn w:val="TableNormal"/>
+    <w:basedOn w:val="TableNormal0"/>
     <w:tblPr>
       <w:tblStyleRowBandSize w:val="1"/>
       <w:tblStyleColBandSize w:val="1"/>
     </w:tblPr>
   </w:style>
   <w:style w:type="table" w:customStyle="1" w:styleId="af7">
-    <w:basedOn w:val="TableNormal"/>
+    <w:basedOn w:val="TableNormal0"/>
     <w:tblPr>
       <w:tblStyleRowBandSize w:val="1"/>
       <w:tblStyleColBandSize w:val="1"/>
     </w:tblPr>
   </w:style>
-  <w:style w:type="paragraph" w:styleId="JudulTOC">
+  <w:style w:type="paragraph" w:styleId="TOCHeading">
     <w:name w:val="TOC Heading"/>
-    <w:basedOn w:val="Judul1"/>
+    <w:basedOn w:val="Heading1"/>
     <w:next w:val="Normal"/>
     <w:uiPriority w:val="39"/>
     <w:unhideWhenUsed/>
@@ -37149,7 +33118,7 @@
   </w:style>
   <w:style w:type="character" w:styleId="Hyperlink">
     <w:name w:val="Hyperlink"/>
-    <w:basedOn w:val="FontParagrafDefault"/>
+    <w:basedOn w:val="DefaultParagraphFont"/>
     <w:uiPriority w:val="99"/>
     <w:unhideWhenUsed/>
     <w:rsid w:val="009B157C"/>
